--- a/fiction/drafts/third-person/tpp-avatars-initiation-03_20250608-0448.docx
+++ b/fiction/drafts/third-person/tpp-avatars-initiation-03_20250608-0448.docx
@@ -1,20 +1,20 @@
 
 <file path=word/document.xml><?xml version="1.0" encoding="utf-8"?>
-<w:document xmlns:ve="http://schemas.openxmlformats.org/markup-compatibility/2006" xmlns:o="urn:schemas-microsoft-com:office:office" xmlns:r="http://schemas.openxmlformats.org/officeDocument/2006/relationships" xmlns:m="http://schemas.openxmlformats.org/officeDocument/2006/math" xmlns:v="urn:schemas-microsoft-com:vml" xmlns:wp="http://schemas.openxmlformats.org/drawingml/2006/wordprocessingDrawing" xmlns:w10="urn:schemas-microsoft-com:office:word" xmlns:w="http://schemas.openxmlformats.org/wordprocessingml/2006/main" xmlns:wne="http://schemas.microsoft.com/office/word/2006/wordml">
+<w:document xmlns:wpc="http://schemas.microsoft.com/office/word/2010/wordprocessingCanvas" xmlns:cx="http://schemas.microsoft.com/office/drawing/2014/chartex" xmlns:cx1="http://schemas.microsoft.com/office/drawing/2015/9/8/chartex" xmlns:cx2="http://schemas.microsoft.com/office/drawing/2015/10/21/chartex" xmlns:cx3="http://schemas.microsoft.com/office/drawing/2016/5/9/chartex" xmlns:cx4="http://schemas.microsoft.com/office/drawing/2016/5/10/chartex" xmlns:cx5="http://schemas.microsoft.com/office/drawing/2016/5/11/chartex" xmlns:cx6="http://schemas.microsoft.com/office/drawing/2016/5/12/chartex" xmlns:cx7="http://schemas.microsoft.com/office/drawing/2016/5/13/chartex" xmlns:cx8="http://schemas.microsoft.com/office/drawing/2016/5/14/chartex" xmlns:mc="http://schemas.openxmlformats.org/markup-compatibility/2006" xmlns:aink="http://schemas.microsoft.com/office/drawing/2016/ink" xmlns:am3d="http://schemas.microsoft.com/office/drawing/2017/model3d" xmlns:o="urn:schemas-microsoft-com:office:office" xmlns:oel="http://schemas.microsoft.com/office/2019/extlst" xmlns:r="http://schemas.openxmlformats.org/officeDocument/2006/relationships" xmlns:m="http://schemas.openxmlformats.org/officeDocument/2006/math" xmlns:v="urn:schemas-microsoft-com:vml" xmlns:wp14="http://schemas.microsoft.com/office/word/2010/wordprocessingDrawing" xmlns:wp="http://schemas.openxmlformats.org/drawingml/2006/wordprocessingDrawing" xmlns:w10="urn:schemas-microsoft-com:office:word" xmlns:w="http://schemas.openxmlformats.org/wordprocessingml/2006/main" xmlns:w14="http://schemas.microsoft.com/office/word/2010/wordml" xmlns:w15="http://schemas.microsoft.com/office/word/2012/wordml" xmlns:w16cex="http://schemas.microsoft.com/office/word/2018/wordml/cex" xmlns:w16cid="http://schemas.microsoft.com/office/word/2016/wordml/cid" xmlns:w16="http://schemas.microsoft.com/office/word/2018/wordml" xmlns:w16du="http://schemas.microsoft.com/office/word/2023/wordml/word16du" xmlns:w16sdtdh="http://schemas.microsoft.com/office/word/2020/wordml/sdtdatahash" xmlns:w16sdtfl="http://schemas.microsoft.com/office/word/2024/wordml/sdtformatlock" xmlns:w16se="http://schemas.microsoft.com/office/word/2015/wordml/symex" xmlns:wpg="http://schemas.microsoft.com/office/word/2010/wordprocessingGroup" xmlns:wpi="http://schemas.microsoft.com/office/word/2010/wordprocessingInk" xmlns:wne="http://schemas.microsoft.com/office/word/2006/wordml" xmlns:wps="http://schemas.microsoft.com/office/word/2010/wordprocessingShape" mc:Ignorable="w14 w15 w16se w16cid w16 w16cex w16sdtdh w16sdtfl w16du wp14">
   <w:body>
     <w:p>
       <w:pPr>
         <w:pStyle w:val="BodyText"/>
         <w:spacing w:line="360" w:lineRule="auto"/>
         <w:rPr>
-          <w:rFonts w:ascii="Times New Roman" w:hAnsi="Times New Roman"/>
-          <w:sz w:val="24"/>
-          <w:szCs w:val="24"/>
-        </w:rPr>
-      </w:pPr>
-      <w:r>
-        <w:rPr>
-          <w:rFonts w:ascii="Times New Roman" w:hAnsi="Times New Roman"/>
+          <w:rFonts w:ascii="Montserrat" w:hAnsi="Montserrat"/>
+          <w:sz w:val="24"/>
+          <w:szCs w:val="24"/>
+        </w:rPr>
+      </w:pPr>
+      <w:r>
+        <w:rPr>
+          <w:rFonts w:ascii="Montserrat" w:hAnsi="Montserrat"/>
           <w:sz w:val="24"/>
           <w:szCs w:val="24"/>
         </w:rPr>
@@ -25,7 +25,7 @@
       <w:pPr>
         <w:spacing w:after="0" w:line="360" w:lineRule="auto"/>
         <w:rPr>
-          <w:rFonts w:ascii="Times New Roman" w:hAnsi="Times New Roman"/>
+          <w:rFonts w:ascii="Montserrat" w:hAnsi="Montserrat"/>
           <w:color w:val="808080"/>
           <w:sz w:val="24"/>
           <w:szCs w:val="24"/>
@@ -33,7 +33,7 @@
       </w:pPr>
       <w:r>
         <w:rPr>
-          <w:rFonts w:ascii="Times New Roman" w:hAnsi="Times New Roman"/>
+          <w:rFonts w:ascii="Montserrat" w:hAnsi="Montserrat"/>
           <w:color w:val="808080"/>
           <w:sz w:val="24"/>
           <w:szCs w:val="24"/>
@@ -46,52 +46,110 @@
         <w:spacing w:after="0" w:line="360" w:lineRule="auto"/>
         <w:jc w:val="right"/>
         <w:rPr>
-          <w:rFonts w:ascii="Times New Roman" w:hAnsi="Times New Roman"/>
+          <w:rFonts w:ascii="Montserrat" w:hAnsi="Montserrat"/>
           <w:color w:val="808080"/>
           <w:sz w:val="24"/>
           <w:szCs w:val="24"/>
         </w:rPr>
       </w:pPr>
-      <w:fldSimple w:instr=" NUMPAGES  \* MERGEFORMAT ">
-        <w:r>
-          <w:rPr>
-            <w:rFonts w:ascii="Times New Roman" w:hAnsi="Times New Roman"/>
-            <w:noProof/>
-            <w:color w:val="808080"/>
-            <w:sz w:val="24"/>
-            <w:szCs w:val="24"/>
-          </w:rPr>
-          <w:t>19</w:t>
-        </w:r>
-      </w:fldSimple>
-      <w:r>
-        <w:rPr>
-          <w:rFonts w:ascii="Times New Roman" w:hAnsi="Times New Roman"/>
+      <w:r>
+        <w:rPr>
+          <w:rFonts w:ascii="Montserrat" w:hAnsi="Montserrat"/>
+          <w:sz w:val="24"/>
+        </w:rPr>
+        <w:fldChar w:fldCharType="begin"/>
+      </w:r>
+      <w:r>
+        <w:rPr>
+          <w:rFonts w:ascii="Montserrat" w:hAnsi="Montserrat"/>
+          <w:sz w:val="24"/>
+        </w:rPr>
+        <w:instrText xml:space="preserve"> NUMPAGES  \* MERGEFORMAT </w:instrText>
+      </w:r>
+      <w:r>
+        <w:rPr>
+          <w:rFonts w:ascii="Montserrat" w:hAnsi="Montserrat"/>
+          <w:sz w:val="24"/>
+        </w:rPr>
+        <w:fldChar w:fldCharType="separate"/>
+      </w:r>
+      <w:r>
+        <w:rPr>
+          <w:rFonts w:ascii="Montserrat" w:hAnsi="Montserrat"/>
+          <w:noProof/>
           <w:color w:val="808080"/>
           <w:sz w:val="24"/>
           <w:szCs w:val="24"/>
         </w:rPr>
+        <w:t>19</w:t>
+      </w:r>
+      <w:r>
+        <w:rPr>
+          <w:rFonts w:ascii="Montserrat" w:hAnsi="Montserrat"/>
+          <w:noProof/>
+          <w:color w:val="808080"/>
+          <w:sz w:val="24"/>
+          <w:szCs w:val="24"/>
+        </w:rPr>
+        <w:fldChar w:fldCharType="end"/>
+      </w:r>
+      <w:r>
+        <w:rPr>
+          <w:rFonts w:ascii="Montserrat" w:hAnsi="Montserrat"/>
+          <w:color w:val="808080"/>
+          <w:sz w:val="24"/>
+          <w:szCs w:val="24"/>
+        </w:rPr>
         <w:t xml:space="preserve"> pages ∙ </w:t>
       </w:r>
-      <w:fldSimple w:instr=" NUMWORDS  \* MERGEFORMAT ">
-        <w:r>
-          <w:rPr>
-            <w:rFonts w:ascii="Times New Roman" w:hAnsi="Times New Roman"/>
-            <w:noProof/>
-            <w:color w:val="808080"/>
-            <w:sz w:val="24"/>
-            <w:szCs w:val="24"/>
-          </w:rPr>
-          <w:t>7250</w:t>
-        </w:r>
-      </w:fldSimple>
-      <w:r>
-        <w:rPr>
-          <w:rFonts w:ascii="Times New Roman" w:hAnsi="Times New Roman"/>
+      <w:r>
+        <w:rPr>
+          <w:rFonts w:ascii="Montserrat" w:hAnsi="Montserrat"/>
+          <w:sz w:val="24"/>
+        </w:rPr>
+        <w:fldChar w:fldCharType="begin"/>
+      </w:r>
+      <w:r>
+        <w:rPr>
+          <w:rFonts w:ascii="Montserrat" w:hAnsi="Montserrat"/>
+          <w:sz w:val="24"/>
+        </w:rPr>
+        <w:instrText xml:space="preserve"> NUMWORDS  \* MERGEFORMAT </w:instrText>
+      </w:r>
+      <w:r>
+        <w:rPr>
+          <w:rFonts w:ascii="Montserrat" w:hAnsi="Montserrat"/>
+          <w:sz w:val="24"/>
+        </w:rPr>
+        <w:fldChar w:fldCharType="separate"/>
+      </w:r>
+      <w:r>
+        <w:rPr>
+          <w:rFonts w:ascii="Montserrat" w:hAnsi="Montserrat"/>
+          <w:noProof/>
           <w:color w:val="808080"/>
           <w:sz w:val="24"/>
           <w:szCs w:val="24"/>
         </w:rPr>
+        <w:t>7250</w:t>
+      </w:r>
+      <w:r>
+        <w:rPr>
+          <w:rFonts w:ascii="Montserrat" w:hAnsi="Montserrat"/>
+          <w:noProof/>
+          <w:color w:val="808080"/>
+          <w:sz w:val="24"/>
+          <w:szCs w:val="24"/>
+        </w:rPr>
+        <w:fldChar w:fldCharType="end"/>
+      </w:r>
+      <w:r>
+        <w:rPr>
+          <w:rFonts w:ascii="Montserrat" w:hAnsi="Montserrat"/>
+          <w:color w:val="808080"/>
+          <w:sz w:val="24"/>
+          <w:szCs w:val="24"/>
+        </w:rPr>
         <w:t xml:space="preserve"> words</w:t>
       </w:r>
     </w:p>
@@ -99,35 +157,35 @@
       <w:pPr>
         <w:spacing w:after="0" w:line="360" w:lineRule="auto"/>
         <w:rPr>
-          <w:rFonts w:ascii="Times New Roman" w:hAnsi="Times New Roman"/>
-          <w:sz w:val="24"/>
-          <w:szCs w:val="24"/>
-        </w:rPr>
-      </w:pPr>
-    </w:p>
-    <w:p>
-      <w:pPr>
-        <w:spacing w:after="0" w:line="360" w:lineRule="auto"/>
-        <w:rPr>
-          <w:rFonts w:ascii="Times New Roman" w:hAnsi="Times New Roman"/>
-          <w:sz w:val="24"/>
-          <w:szCs w:val="24"/>
-        </w:rPr>
-      </w:pPr>
-    </w:p>
-    <w:p>
-      <w:pPr>
-        <w:spacing w:after="0" w:line="360" w:lineRule="auto"/>
-        <w:jc w:val="both"/>
-        <w:rPr>
-          <w:rFonts w:ascii="Times New Roman" w:hAnsi="Times New Roman" w:cs="Times New Roman"/>
-          <w:sz w:val="24"/>
-          <w:szCs w:val="24"/>
-        </w:rPr>
-      </w:pPr>
-      <w:r>
-        <w:rPr>
-          <w:rFonts w:ascii="Times New Roman" w:hAnsi="Times New Roman" w:cs="Times New Roman"/>
+          <w:rFonts w:ascii="Montserrat" w:hAnsi="Montserrat"/>
+          <w:sz w:val="24"/>
+          <w:szCs w:val="24"/>
+        </w:rPr>
+      </w:pPr>
+    </w:p>
+    <w:p>
+      <w:pPr>
+        <w:spacing w:after="0" w:line="360" w:lineRule="auto"/>
+        <w:rPr>
+          <w:rFonts w:ascii="Montserrat" w:hAnsi="Montserrat"/>
+          <w:sz w:val="24"/>
+          <w:szCs w:val="24"/>
+        </w:rPr>
+      </w:pPr>
+    </w:p>
+    <w:p>
+      <w:pPr>
+        <w:spacing w:after="0" w:line="360" w:lineRule="auto"/>
+        <w:jc w:val="both"/>
+        <w:rPr>
+          <w:rFonts w:ascii="Montserrat" w:hAnsi="Montserrat" w:cs="Times New Roman"/>
+          <w:sz w:val="24"/>
+          <w:szCs w:val="24"/>
+        </w:rPr>
+      </w:pPr>
+      <w:r>
+        <w:rPr>
+          <w:rFonts w:ascii="Montserrat" w:hAnsi="Montserrat" w:cs="Times New Roman"/>
           <w:sz w:val="24"/>
           <w:szCs w:val="24"/>
         </w:rPr>
@@ -139,49 +197,49 @@
         <w:spacing w:after="0" w:line="360" w:lineRule="auto"/>
         <w:jc w:val="both"/>
         <w:rPr>
-          <w:rFonts w:ascii="Times New Roman" w:hAnsi="Times New Roman" w:cs="Times New Roman"/>
-          <w:sz w:val="24"/>
-          <w:szCs w:val="24"/>
-        </w:rPr>
-      </w:pPr>
-      <w:r>
-        <w:rPr>
-          <w:rFonts w:ascii="Times New Roman" w:hAnsi="Times New Roman" w:cs="Times New Roman"/>
-          <w:sz w:val="24"/>
-          <w:szCs w:val="24"/>
-        </w:rPr>
-        <w:tab/>
-      </w:r>
-      <w:r>
-        <w:rPr>
-          <w:rFonts w:ascii="Times New Roman" w:hAnsi="Times New Roman" w:cs="Times New Roman"/>
-          <w:sz w:val="24"/>
-          <w:szCs w:val="24"/>
-        </w:rPr>
-        <w:tab/>
-      </w:r>
-      <w:r>
-        <w:rPr>
-          <w:rFonts w:ascii="Times New Roman" w:hAnsi="Times New Roman" w:cs="Times New Roman"/>
-          <w:sz w:val="24"/>
-          <w:szCs w:val="24"/>
-        </w:rPr>
-        <w:tab/>
-      </w:r>
-    </w:p>
-    <w:p>
-      <w:pPr>
-        <w:spacing w:after="0" w:line="360" w:lineRule="auto"/>
-        <w:jc w:val="both"/>
-        <w:rPr>
-          <w:rFonts w:ascii="Times New Roman" w:hAnsi="Times New Roman" w:cs="Times New Roman"/>
-          <w:sz w:val="24"/>
-          <w:szCs w:val="24"/>
-        </w:rPr>
-      </w:pPr>
-      <w:r>
-        <w:rPr>
-          <w:rFonts w:ascii="Times New Roman" w:hAnsi="Times New Roman" w:cs="Times New Roman"/>
+          <w:rFonts w:ascii="Montserrat" w:hAnsi="Montserrat" w:cs="Times New Roman"/>
+          <w:sz w:val="24"/>
+          <w:szCs w:val="24"/>
+        </w:rPr>
+      </w:pPr>
+      <w:r>
+        <w:rPr>
+          <w:rFonts w:ascii="Montserrat" w:hAnsi="Montserrat" w:cs="Times New Roman"/>
+          <w:sz w:val="24"/>
+          <w:szCs w:val="24"/>
+        </w:rPr>
+        <w:tab/>
+      </w:r>
+      <w:r>
+        <w:rPr>
+          <w:rFonts w:ascii="Montserrat" w:hAnsi="Montserrat" w:cs="Times New Roman"/>
+          <w:sz w:val="24"/>
+          <w:szCs w:val="24"/>
+        </w:rPr>
+        <w:tab/>
+      </w:r>
+      <w:r>
+        <w:rPr>
+          <w:rFonts w:ascii="Montserrat" w:hAnsi="Montserrat" w:cs="Times New Roman"/>
+          <w:sz w:val="24"/>
+          <w:szCs w:val="24"/>
+        </w:rPr>
+        <w:tab/>
+      </w:r>
+    </w:p>
+    <w:p>
+      <w:pPr>
+        <w:spacing w:after="0" w:line="360" w:lineRule="auto"/>
+        <w:jc w:val="both"/>
+        <w:rPr>
+          <w:rFonts w:ascii="Montserrat" w:hAnsi="Montserrat" w:cs="Times New Roman"/>
+          <w:sz w:val="24"/>
+          <w:szCs w:val="24"/>
+        </w:rPr>
+      </w:pPr>
+      <w:r>
+        <w:rPr>
+          <w:rFonts w:ascii="Montserrat" w:hAnsi="Montserrat" w:cs="Times New Roman"/>
           <w:sz w:val="24"/>
           <w:szCs w:val="24"/>
         </w:rPr>
@@ -193,14 +251,14 @@
         <w:spacing w:after="0" w:line="360" w:lineRule="auto"/>
         <w:jc w:val="both"/>
         <w:rPr>
-          <w:rFonts w:ascii="Times New Roman" w:hAnsi="Times New Roman" w:cs="Times New Roman"/>
-          <w:sz w:val="24"/>
-          <w:szCs w:val="24"/>
-        </w:rPr>
-      </w:pPr>
-      <w:r>
-        <w:rPr>
-          <w:rFonts w:ascii="Times New Roman" w:hAnsi="Times New Roman" w:cs="Times New Roman"/>
+          <w:rFonts w:ascii="Montserrat" w:hAnsi="Montserrat" w:cs="Times New Roman"/>
+          <w:sz w:val="24"/>
+          <w:szCs w:val="24"/>
+        </w:rPr>
+      </w:pPr>
+      <w:r>
+        <w:rPr>
+          <w:rFonts w:ascii="Montserrat" w:hAnsi="Montserrat" w:cs="Times New Roman"/>
           <w:sz w:val="24"/>
           <w:szCs w:val="24"/>
         </w:rPr>
@@ -209,7 +267,7 @@
       </w:r>
       <w:r>
         <w:rPr>
-          <w:rFonts w:ascii="Times New Roman" w:hAnsi="Times New Roman" w:cs="Times New Roman"/>
+          <w:rFonts w:ascii="Montserrat" w:hAnsi="Montserrat" w:cs="Times New Roman"/>
           <w:i/>
           <w:sz w:val="24"/>
           <w:szCs w:val="24"/>
@@ -218,7 +276,7 @@
       </w:r>
       <w:r>
         <w:rPr>
-          <w:rFonts w:ascii="Times New Roman" w:hAnsi="Times New Roman" w:cs="Times New Roman"/>
+          <w:rFonts w:ascii="Montserrat" w:hAnsi="Montserrat" w:cs="Times New Roman"/>
           <w:sz w:val="24"/>
           <w:szCs w:val="24"/>
         </w:rPr>
@@ -230,14 +288,14 @@
         <w:spacing w:after="0" w:line="360" w:lineRule="auto"/>
         <w:jc w:val="both"/>
         <w:rPr>
-          <w:rFonts w:ascii="Times New Roman" w:hAnsi="Times New Roman" w:cs="Times New Roman"/>
-          <w:sz w:val="24"/>
-          <w:szCs w:val="24"/>
-        </w:rPr>
-      </w:pPr>
-      <w:r>
-        <w:rPr>
-          <w:rFonts w:ascii="Times New Roman" w:hAnsi="Times New Roman" w:cs="Times New Roman"/>
+          <w:rFonts w:ascii="Montserrat" w:hAnsi="Montserrat" w:cs="Times New Roman"/>
+          <w:sz w:val="24"/>
+          <w:szCs w:val="24"/>
+        </w:rPr>
+      </w:pPr>
+      <w:r>
+        <w:rPr>
+          <w:rFonts w:ascii="Montserrat" w:hAnsi="Montserrat" w:cs="Times New Roman"/>
           <w:sz w:val="24"/>
           <w:szCs w:val="24"/>
         </w:rPr>
@@ -246,7 +304,7 @@
       </w:r>
       <w:r>
         <w:rPr>
-          <w:rFonts w:ascii="Times New Roman" w:hAnsi="Times New Roman" w:cs="Times New Roman"/>
+          <w:rFonts w:ascii="Montserrat" w:hAnsi="Montserrat" w:cs="Times New Roman"/>
           <w:i/>
           <w:sz w:val="24"/>
           <w:szCs w:val="24"/>
@@ -255,7 +313,7 @@
       </w:r>
       <w:r>
         <w:rPr>
-          <w:rFonts w:ascii="Times New Roman" w:hAnsi="Times New Roman" w:cs="Times New Roman"/>
+          <w:rFonts w:ascii="Montserrat" w:hAnsi="Montserrat" w:cs="Times New Roman"/>
           <w:sz w:val="24"/>
           <w:szCs w:val="24"/>
         </w:rPr>
@@ -267,14 +325,14 @@
         <w:spacing w:after="0" w:line="360" w:lineRule="auto"/>
         <w:jc w:val="both"/>
         <w:rPr>
-          <w:rFonts w:ascii="Times New Roman" w:hAnsi="Times New Roman" w:cs="Times New Roman"/>
-          <w:sz w:val="24"/>
-          <w:szCs w:val="24"/>
-        </w:rPr>
-      </w:pPr>
-      <w:r>
-        <w:rPr>
-          <w:rFonts w:ascii="Times New Roman" w:hAnsi="Times New Roman" w:cs="Times New Roman"/>
+          <w:rFonts w:ascii="Montserrat" w:hAnsi="Montserrat" w:cs="Times New Roman"/>
+          <w:sz w:val="24"/>
+          <w:szCs w:val="24"/>
+        </w:rPr>
+      </w:pPr>
+      <w:r>
+        <w:rPr>
+          <w:rFonts w:ascii="Montserrat" w:hAnsi="Montserrat" w:cs="Times New Roman"/>
           <w:sz w:val="24"/>
           <w:szCs w:val="24"/>
         </w:rPr>
@@ -283,7 +341,7 @@
       </w:r>
       <w:r>
         <w:rPr>
-          <w:rFonts w:ascii="Times New Roman" w:hAnsi="Times New Roman" w:cs="Times New Roman"/>
+          <w:rFonts w:ascii="Montserrat" w:hAnsi="Montserrat" w:cs="Times New Roman"/>
           <w:i/>
           <w:sz w:val="24"/>
           <w:szCs w:val="24"/>
@@ -292,7 +350,7 @@
       </w:r>
       <w:r>
         <w:rPr>
-          <w:rFonts w:ascii="Times New Roman" w:hAnsi="Times New Roman" w:cs="Times New Roman"/>
+          <w:rFonts w:ascii="Montserrat" w:hAnsi="Montserrat" w:cs="Times New Roman"/>
           <w:sz w:val="24"/>
           <w:szCs w:val="24"/>
         </w:rPr>
@@ -304,14 +362,14 @@
         <w:spacing w:after="0" w:line="360" w:lineRule="auto"/>
         <w:jc w:val="both"/>
         <w:rPr>
-          <w:rFonts w:ascii="Times New Roman" w:hAnsi="Times New Roman" w:cs="Times New Roman"/>
-          <w:sz w:val="24"/>
-          <w:szCs w:val="24"/>
-        </w:rPr>
-      </w:pPr>
-      <w:r>
-        <w:rPr>
-          <w:rFonts w:ascii="Times New Roman" w:hAnsi="Times New Roman" w:cs="Times New Roman"/>
+          <w:rFonts w:ascii="Montserrat" w:hAnsi="Montserrat" w:cs="Times New Roman"/>
+          <w:sz w:val="24"/>
+          <w:szCs w:val="24"/>
+        </w:rPr>
+      </w:pPr>
+      <w:r>
+        <w:rPr>
+          <w:rFonts w:ascii="Montserrat" w:hAnsi="Montserrat" w:cs="Times New Roman"/>
           <w:sz w:val="24"/>
           <w:szCs w:val="24"/>
         </w:rPr>
@@ -324,14 +382,14 @@
         <w:spacing w:after="0" w:line="360" w:lineRule="auto"/>
         <w:jc w:val="both"/>
         <w:rPr>
-          <w:rFonts w:ascii="Times New Roman" w:hAnsi="Times New Roman" w:cs="Times New Roman"/>
-          <w:sz w:val="24"/>
-          <w:szCs w:val="24"/>
-        </w:rPr>
-      </w:pPr>
-      <w:r>
-        <w:rPr>
-          <w:rFonts w:ascii="Times New Roman" w:hAnsi="Times New Roman" w:cs="Times New Roman"/>
+          <w:rFonts w:ascii="Montserrat" w:hAnsi="Montserrat" w:cs="Times New Roman"/>
+          <w:sz w:val="24"/>
+          <w:szCs w:val="24"/>
+        </w:rPr>
+      </w:pPr>
+      <w:r>
+        <w:rPr>
+          <w:rFonts w:ascii="Montserrat" w:hAnsi="Montserrat" w:cs="Times New Roman"/>
           <w:sz w:val="24"/>
           <w:szCs w:val="24"/>
         </w:rPr>
@@ -344,43 +402,34 @@
         <w:spacing w:after="0" w:line="360" w:lineRule="auto"/>
         <w:jc w:val="both"/>
         <w:rPr>
-          <w:rFonts w:ascii="Times New Roman" w:hAnsi="Times New Roman" w:cs="Times New Roman"/>
-          <w:sz w:val="24"/>
-          <w:szCs w:val="24"/>
-        </w:rPr>
-      </w:pPr>
-      <w:r>
-        <w:rPr>
-          <w:rFonts w:ascii="Times New Roman" w:hAnsi="Times New Roman" w:cs="Times New Roman"/>
-          <w:sz w:val="24"/>
-          <w:szCs w:val="24"/>
-        </w:rPr>
-        <w:tab/>
-        <w:t xml:space="preserve">Passion nodded in understanding. An untrained mind generated a lot of psychic noise. Typically, those who had not been trained were given a shield, an artifact of psionic technology that would sharpen their thought processes and filter most of that noise out, but such a device had to be keyed to its owner. Keying one took time. Looking </w:t>
-      </w:r>
-      <w:r>
-        <w:rPr>
-          <w:rFonts w:ascii="Times New Roman" w:hAnsi="Times New Roman" w:cs="Times New Roman"/>
-          <w:sz w:val="24"/>
-          <w:szCs w:val="24"/>
-        </w:rPr>
-        <w:lastRenderedPageBreak/>
-        <w:t>back into the hallway after them, she asked, “Will I be pressed?” Dusk waited until her eyes had returned to her before answering.</w:t>
-      </w:r>
-    </w:p>
-    <w:p>
-      <w:pPr>
-        <w:spacing w:after="0" w:line="360" w:lineRule="auto"/>
-        <w:jc w:val="both"/>
-        <w:rPr>
-          <w:rFonts w:ascii="Times New Roman" w:hAnsi="Times New Roman" w:cs="Times New Roman"/>
-          <w:sz w:val="24"/>
-          <w:szCs w:val="24"/>
-        </w:rPr>
-      </w:pPr>
-      <w:r>
-        <w:rPr>
-          <w:rFonts w:ascii="Times New Roman" w:hAnsi="Times New Roman" w:cs="Times New Roman"/>
+          <w:rFonts w:ascii="Montserrat" w:hAnsi="Montserrat" w:cs="Times New Roman"/>
+          <w:sz w:val="24"/>
+          <w:szCs w:val="24"/>
+        </w:rPr>
+      </w:pPr>
+      <w:r>
+        <w:rPr>
+          <w:rFonts w:ascii="Montserrat" w:hAnsi="Montserrat" w:cs="Times New Roman"/>
+          <w:sz w:val="24"/>
+          <w:szCs w:val="24"/>
+        </w:rPr>
+        <w:tab/>
+        <w:t>Passion nodded in understanding. An untrained mind generated a lot of psychic noise. Typically, those who had not been trained were given a shield, an artifact of psionic technology that would sharpen their thought processes and filter most of that noise out, but such a device had to be keyed to its owner. Keying one took time. Looking back into the hallway after them, she asked, “Will I be pressed?” Dusk waited until her eyes had returned to her before answering.</w:t>
+      </w:r>
+    </w:p>
+    <w:p>
+      <w:pPr>
+        <w:spacing w:after="0" w:line="360" w:lineRule="auto"/>
+        <w:jc w:val="both"/>
+        <w:rPr>
+          <w:rFonts w:ascii="Montserrat" w:hAnsi="Montserrat" w:cs="Times New Roman"/>
+          <w:sz w:val="24"/>
+          <w:szCs w:val="24"/>
+        </w:rPr>
+      </w:pPr>
+      <w:r>
+        <w:rPr>
+          <w:rFonts w:ascii="Montserrat" w:hAnsi="Montserrat" w:cs="Times New Roman"/>
           <w:sz w:val="24"/>
           <w:szCs w:val="24"/>
         </w:rPr>
@@ -393,14 +442,14 @@
         <w:spacing w:after="0" w:line="360" w:lineRule="auto"/>
         <w:jc w:val="both"/>
         <w:rPr>
-          <w:rFonts w:ascii="Times New Roman" w:hAnsi="Times New Roman" w:cs="Times New Roman"/>
-          <w:sz w:val="24"/>
-          <w:szCs w:val="24"/>
-        </w:rPr>
-      </w:pPr>
-      <w:r>
-        <w:rPr>
-          <w:rFonts w:ascii="Times New Roman" w:hAnsi="Times New Roman" w:cs="Times New Roman"/>
+          <w:rFonts w:ascii="Montserrat" w:hAnsi="Montserrat" w:cs="Times New Roman"/>
+          <w:sz w:val="24"/>
+          <w:szCs w:val="24"/>
+        </w:rPr>
+      </w:pPr>
+      <w:r>
+        <w:rPr>
+          <w:rFonts w:ascii="Montserrat" w:hAnsi="Montserrat" w:cs="Times New Roman"/>
           <w:sz w:val="24"/>
           <w:szCs w:val="24"/>
         </w:rPr>
@@ -413,14 +462,14 @@
         <w:spacing w:after="0" w:line="360" w:lineRule="auto"/>
         <w:jc w:val="both"/>
         <w:rPr>
-          <w:rFonts w:ascii="Times New Roman" w:hAnsi="Times New Roman" w:cs="Times New Roman"/>
-          <w:sz w:val="24"/>
-          <w:szCs w:val="24"/>
-        </w:rPr>
-      </w:pPr>
-      <w:r>
-        <w:rPr>
-          <w:rFonts w:ascii="Times New Roman" w:hAnsi="Times New Roman" w:cs="Times New Roman"/>
+          <w:rFonts w:ascii="Montserrat" w:hAnsi="Montserrat" w:cs="Times New Roman"/>
+          <w:sz w:val="24"/>
+          <w:szCs w:val="24"/>
+        </w:rPr>
+      </w:pPr>
+      <w:r>
+        <w:rPr>
+          <w:rFonts w:ascii="Montserrat" w:hAnsi="Montserrat" w:cs="Times New Roman"/>
           <w:sz w:val="24"/>
           <w:szCs w:val="24"/>
         </w:rPr>
@@ -433,14 +482,14 @@
         <w:spacing w:after="0" w:line="360" w:lineRule="auto"/>
         <w:jc w:val="both"/>
         <w:rPr>
-          <w:rFonts w:ascii="Times New Roman" w:hAnsi="Times New Roman" w:cs="Times New Roman"/>
-          <w:sz w:val="24"/>
-          <w:szCs w:val="24"/>
-        </w:rPr>
-      </w:pPr>
-      <w:r>
-        <w:rPr>
-          <w:rFonts w:ascii="Times New Roman" w:hAnsi="Times New Roman" w:cs="Times New Roman"/>
+          <w:rFonts w:ascii="Montserrat" w:hAnsi="Montserrat" w:cs="Times New Roman"/>
+          <w:sz w:val="24"/>
+          <w:szCs w:val="24"/>
+        </w:rPr>
+      </w:pPr>
+      <w:r>
+        <w:rPr>
+          <w:rFonts w:ascii="Montserrat" w:hAnsi="Montserrat" w:cs="Times New Roman"/>
           <w:sz w:val="24"/>
           <w:szCs w:val="24"/>
         </w:rPr>
@@ -453,14 +502,14 @@
         <w:spacing w:after="0" w:line="360" w:lineRule="auto"/>
         <w:jc w:val="both"/>
         <w:rPr>
-          <w:rFonts w:ascii="Times New Roman" w:hAnsi="Times New Roman" w:cs="Times New Roman"/>
-          <w:sz w:val="24"/>
-          <w:szCs w:val="24"/>
-        </w:rPr>
-      </w:pPr>
-      <w:r>
-        <w:rPr>
-          <w:rFonts w:ascii="Times New Roman" w:hAnsi="Times New Roman" w:cs="Times New Roman"/>
+          <w:rFonts w:ascii="Montserrat" w:hAnsi="Montserrat" w:cs="Times New Roman"/>
+          <w:sz w:val="24"/>
+          <w:szCs w:val="24"/>
+        </w:rPr>
+      </w:pPr>
+      <w:r>
+        <w:rPr>
+          <w:rFonts w:ascii="Montserrat" w:hAnsi="Montserrat" w:cs="Times New Roman"/>
           <w:sz w:val="24"/>
           <w:szCs w:val="24"/>
         </w:rPr>
@@ -473,14 +522,14 @@
         <w:spacing w:after="0" w:line="360" w:lineRule="auto"/>
         <w:jc w:val="both"/>
         <w:rPr>
-          <w:rFonts w:ascii="Times New Roman" w:hAnsi="Times New Roman" w:cs="Times New Roman"/>
-          <w:sz w:val="24"/>
-          <w:szCs w:val="24"/>
-        </w:rPr>
-      </w:pPr>
-      <w:r>
-        <w:rPr>
-          <w:rFonts w:ascii="Times New Roman" w:hAnsi="Times New Roman" w:cs="Times New Roman"/>
+          <w:rFonts w:ascii="Montserrat" w:hAnsi="Montserrat" w:cs="Times New Roman"/>
+          <w:sz w:val="24"/>
+          <w:szCs w:val="24"/>
+        </w:rPr>
+      </w:pPr>
+      <w:r>
+        <w:rPr>
+          <w:rFonts w:ascii="Montserrat" w:hAnsi="Montserrat" w:cs="Times New Roman"/>
           <w:sz w:val="24"/>
           <w:szCs w:val="24"/>
         </w:rPr>
@@ -493,14 +542,14 @@
         <w:spacing w:after="0" w:line="360" w:lineRule="auto"/>
         <w:jc w:val="both"/>
         <w:rPr>
-          <w:rFonts w:ascii="Times New Roman" w:hAnsi="Times New Roman" w:cs="Times New Roman"/>
-          <w:sz w:val="24"/>
-          <w:szCs w:val="24"/>
-        </w:rPr>
-      </w:pPr>
-      <w:r>
-        <w:rPr>
-          <w:rFonts w:ascii="Times New Roman" w:hAnsi="Times New Roman" w:cs="Times New Roman"/>
+          <w:rFonts w:ascii="Montserrat" w:hAnsi="Montserrat" w:cs="Times New Roman"/>
+          <w:sz w:val="24"/>
+          <w:szCs w:val="24"/>
+        </w:rPr>
+      </w:pPr>
+      <w:r>
+        <w:rPr>
+          <w:rFonts w:ascii="Montserrat" w:hAnsi="Montserrat" w:cs="Times New Roman"/>
           <w:sz w:val="24"/>
           <w:szCs w:val="24"/>
         </w:rPr>
@@ -513,112 +562,103 @@
         <w:spacing w:after="0" w:line="360" w:lineRule="auto"/>
         <w:jc w:val="both"/>
         <w:rPr>
-          <w:rFonts w:ascii="Times New Roman" w:hAnsi="Times New Roman" w:cs="Times New Roman"/>
-          <w:sz w:val="24"/>
-          <w:szCs w:val="24"/>
-        </w:rPr>
-      </w:pPr>
-      <w:r>
-        <w:rPr>
-          <w:rFonts w:ascii="Times New Roman" w:hAnsi="Times New Roman" w:cs="Times New Roman"/>
-          <w:sz w:val="24"/>
-          <w:szCs w:val="24"/>
-        </w:rPr>
-        <w:tab/>
-      </w:r>
-      <w:r>
-        <w:rPr>
-          <w:rFonts w:ascii="Times New Roman" w:hAnsi="Times New Roman" w:cs="Times New Roman"/>
-          <w:sz w:val="24"/>
-          <w:szCs w:val="24"/>
-        </w:rPr>
-        <w:tab/>
-      </w:r>
-      <w:r>
-        <w:rPr>
-          <w:rFonts w:ascii="Times New Roman" w:hAnsi="Times New Roman" w:cs="Times New Roman"/>
-          <w:sz w:val="24"/>
-          <w:szCs w:val="24"/>
-        </w:rPr>
-        <w:tab/>
-      </w:r>
-    </w:p>
-    <w:p>
-      <w:pPr>
-        <w:spacing w:after="0" w:line="360" w:lineRule="auto"/>
-        <w:jc w:val="both"/>
-        <w:rPr>
-          <w:rFonts w:ascii="Times New Roman" w:hAnsi="Times New Roman" w:cs="Times New Roman"/>
-          <w:sz w:val="24"/>
-          <w:szCs w:val="24"/>
-        </w:rPr>
-      </w:pPr>
-      <w:r>
-        <w:rPr>
-          <w:rFonts w:ascii="Times New Roman" w:hAnsi="Times New Roman" w:cs="Times New Roman"/>
-          <w:sz w:val="24"/>
-          <w:szCs w:val="24"/>
-        </w:rPr>
-        <w:t xml:space="preserve">The little convulsions of death had already started. Trembling fingers and shivering limbs attested to her desperate efforts to wake up. But the dream would not let her go. It was </w:t>
-      </w:r>
-      <w:r>
-        <w:rPr>
-          <w:rFonts w:ascii="Times New Roman" w:hAnsi="Times New Roman" w:cs="Times New Roman"/>
-          <w:sz w:val="24"/>
-          <w:szCs w:val="24"/>
-        </w:rPr>
-        <w:lastRenderedPageBreak/>
-        <w:t xml:space="preserve">not a nightmare. It was too real; a taunting dream of life. A taste of what lay just out of reach—above the surface of dreams and drowning. </w:t>
-      </w:r>
-    </w:p>
-    <w:p>
-      <w:pPr>
-        <w:spacing w:after="0" w:line="360" w:lineRule="auto"/>
-        <w:jc w:val="both"/>
-        <w:rPr>
-          <w:rFonts w:ascii="Times New Roman" w:hAnsi="Times New Roman" w:cs="Times New Roman"/>
-          <w:sz w:val="24"/>
-          <w:szCs w:val="24"/>
-        </w:rPr>
-      </w:pPr>
-      <w:r>
-        <w:rPr>
-          <w:rFonts w:ascii="Times New Roman" w:hAnsi="Times New Roman" w:cs="Times New Roman"/>
-          <w:sz w:val="24"/>
-          <w:szCs w:val="24"/>
-        </w:rPr>
-        <w:tab/>
-      </w:r>
-      <w:r>
-        <w:rPr>
-          <w:rFonts w:ascii="Times New Roman" w:hAnsi="Times New Roman" w:cs="Times New Roman"/>
-          <w:sz w:val="24"/>
-          <w:szCs w:val="24"/>
-        </w:rPr>
-        <w:tab/>
-      </w:r>
-      <w:r>
-        <w:rPr>
-          <w:rFonts w:ascii="Times New Roman" w:hAnsi="Times New Roman" w:cs="Times New Roman"/>
-          <w:sz w:val="24"/>
-          <w:szCs w:val="24"/>
-        </w:rPr>
-        <w:tab/>
-      </w:r>
-    </w:p>
-    <w:p>
-      <w:pPr>
-        <w:spacing w:after="0" w:line="360" w:lineRule="auto"/>
-        <w:jc w:val="both"/>
-        <w:rPr>
-          <w:rFonts w:ascii="Times New Roman" w:hAnsi="Times New Roman" w:cs="Times New Roman"/>
-          <w:sz w:val="24"/>
-          <w:szCs w:val="24"/>
-        </w:rPr>
-      </w:pPr>
-      <w:r>
-        <w:rPr>
-          <w:rFonts w:ascii="Times New Roman" w:hAnsi="Times New Roman" w:cs="Times New Roman"/>
+          <w:rFonts w:ascii="Montserrat" w:hAnsi="Montserrat" w:cs="Times New Roman"/>
+          <w:sz w:val="24"/>
+          <w:szCs w:val="24"/>
+        </w:rPr>
+      </w:pPr>
+      <w:r>
+        <w:rPr>
+          <w:rFonts w:ascii="Montserrat" w:hAnsi="Montserrat" w:cs="Times New Roman"/>
+          <w:sz w:val="24"/>
+          <w:szCs w:val="24"/>
+        </w:rPr>
+        <w:tab/>
+      </w:r>
+      <w:r>
+        <w:rPr>
+          <w:rFonts w:ascii="Montserrat" w:hAnsi="Montserrat" w:cs="Times New Roman"/>
+          <w:sz w:val="24"/>
+          <w:szCs w:val="24"/>
+        </w:rPr>
+        <w:tab/>
+      </w:r>
+      <w:r>
+        <w:rPr>
+          <w:rFonts w:ascii="Montserrat" w:hAnsi="Montserrat" w:cs="Times New Roman"/>
+          <w:sz w:val="24"/>
+          <w:szCs w:val="24"/>
+        </w:rPr>
+        <w:tab/>
+      </w:r>
+    </w:p>
+    <w:p>
+      <w:pPr>
+        <w:spacing w:after="0" w:line="360" w:lineRule="auto"/>
+        <w:jc w:val="both"/>
+        <w:rPr>
+          <w:rFonts w:ascii="Montserrat" w:hAnsi="Montserrat" w:cs="Times New Roman"/>
+          <w:sz w:val="24"/>
+          <w:szCs w:val="24"/>
+        </w:rPr>
+      </w:pPr>
+      <w:r>
+        <w:rPr>
+          <w:rFonts w:ascii="Montserrat" w:hAnsi="Montserrat" w:cs="Times New Roman"/>
+          <w:sz w:val="24"/>
+          <w:szCs w:val="24"/>
+        </w:rPr>
+        <w:t xml:space="preserve">The little convulsions of death had already started. Trembling fingers and shivering limbs attested to her desperate efforts to wake up. But the dream would not let her go. It was not a nightmare. It was too real; a taunting dream of life. A taste of what lay just out of reach—above the surface of dreams and drowning. </w:t>
+      </w:r>
+    </w:p>
+    <w:p>
+      <w:pPr>
+        <w:spacing w:after="0" w:line="360" w:lineRule="auto"/>
+        <w:jc w:val="both"/>
+        <w:rPr>
+          <w:rFonts w:ascii="Montserrat" w:hAnsi="Montserrat" w:cs="Times New Roman"/>
+          <w:sz w:val="24"/>
+          <w:szCs w:val="24"/>
+        </w:rPr>
+      </w:pPr>
+      <w:r>
+        <w:rPr>
+          <w:rFonts w:ascii="Montserrat" w:hAnsi="Montserrat" w:cs="Times New Roman"/>
+          <w:sz w:val="24"/>
+          <w:szCs w:val="24"/>
+        </w:rPr>
+        <w:tab/>
+      </w:r>
+      <w:r>
+        <w:rPr>
+          <w:rFonts w:ascii="Montserrat" w:hAnsi="Montserrat" w:cs="Times New Roman"/>
+          <w:sz w:val="24"/>
+          <w:szCs w:val="24"/>
+        </w:rPr>
+        <w:tab/>
+      </w:r>
+      <w:r>
+        <w:rPr>
+          <w:rFonts w:ascii="Montserrat" w:hAnsi="Montserrat" w:cs="Times New Roman"/>
+          <w:sz w:val="24"/>
+          <w:szCs w:val="24"/>
+        </w:rPr>
+        <w:tab/>
+      </w:r>
+    </w:p>
+    <w:p>
+      <w:pPr>
+        <w:spacing w:after="0" w:line="360" w:lineRule="auto"/>
+        <w:jc w:val="both"/>
+        <w:rPr>
+          <w:rFonts w:ascii="Montserrat" w:hAnsi="Montserrat" w:cs="Times New Roman"/>
+          <w:sz w:val="24"/>
+          <w:szCs w:val="24"/>
+        </w:rPr>
+      </w:pPr>
+      <w:r>
+        <w:rPr>
+          <w:rFonts w:ascii="Montserrat" w:hAnsi="Montserrat" w:cs="Times New Roman"/>
           <w:sz w:val="24"/>
           <w:szCs w:val="24"/>
         </w:rPr>
@@ -626,7 +666,7 @@
       </w:r>
       <w:r>
         <w:rPr>
-          <w:rFonts w:ascii="Times New Roman" w:hAnsi="Times New Roman" w:cs="Times New Roman"/>
+          <w:rFonts w:ascii="Montserrat" w:hAnsi="Montserrat" w:cs="Times New Roman"/>
           <w:i/>
           <w:sz w:val="24"/>
           <w:szCs w:val="24"/>
@@ -635,7 +675,7 @@
       </w:r>
       <w:r>
         <w:rPr>
-          <w:rFonts w:ascii="Times New Roman" w:hAnsi="Times New Roman" w:cs="Times New Roman"/>
+          <w:rFonts w:ascii="Montserrat" w:hAnsi="Montserrat" w:cs="Times New Roman"/>
           <w:sz w:val="24"/>
           <w:szCs w:val="24"/>
         </w:rPr>
@@ -643,7 +683,7 @@
       </w:r>
       <w:r>
         <w:rPr>
-          <w:rFonts w:ascii="Times New Roman" w:hAnsi="Times New Roman" w:cs="Times New Roman"/>
+          <w:rFonts w:ascii="Montserrat" w:hAnsi="Montserrat" w:cs="Times New Roman"/>
           <w:i/>
           <w:sz w:val="24"/>
           <w:szCs w:val="24"/>
@@ -652,7 +692,7 @@
       </w:r>
       <w:r>
         <w:rPr>
-          <w:rFonts w:ascii="Times New Roman" w:hAnsi="Times New Roman" w:cs="Times New Roman"/>
+          <w:rFonts w:ascii="Montserrat" w:hAnsi="Montserrat" w:cs="Times New Roman"/>
           <w:sz w:val="24"/>
           <w:szCs w:val="24"/>
         </w:rPr>
@@ -664,14 +704,14 @@
         <w:spacing w:after="0" w:line="360" w:lineRule="auto"/>
         <w:jc w:val="both"/>
         <w:rPr>
-          <w:rFonts w:ascii="Times New Roman" w:hAnsi="Times New Roman" w:cs="Times New Roman"/>
-          <w:sz w:val="24"/>
-          <w:szCs w:val="24"/>
-        </w:rPr>
-      </w:pPr>
-      <w:r>
-        <w:rPr>
-          <w:rFonts w:ascii="Times New Roman" w:hAnsi="Times New Roman" w:cs="Times New Roman"/>
+          <w:rFonts w:ascii="Montserrat" w:hAnsi="Montserrat" w:cs="Times New Roman"/>
+          <w:sz w:val="24"/>
+          <w:szCs w:val="24"/>
+        </w:rPr>
+      </w:pPr>
+      <w:r>
+        <w:rPr>
+          <w:rFonts w:ascii="Montserrat" w:hAnsi="Montserrat" w:cs="Times New Roman"/>
           <w:sz w:val="24"/>
           <w:szCs w:val="24"/>
         </w:rPr>
@@ -684,14 +724,14 @@
         <w:spacing w:after="0" w:line="360" w:lineRule="auto"/>
         <w:jc w:val="both"/>
         <w:rPr>
-          <w:rFonts w:ascii="Times New Roman" w:hAnsi="Times New Roman" w:cs="Times New Roman"/>
-          <w:sz w:val="24"/>
-          <w:szCs w:val="24"/>
-        </w:rPr>
-      </w:pPr>
-      <w:r>
-        <w:rPr>
-          <w:rFonts w:ascii="Times New Roman" w:hAnsi="Times New Roman" w:cs="Times New Roman"/>
+          <w:rFonts w:ascii="Montserrat" w:hAnsi="Montserrat" w:cs="Times New Roman"/>
+          <w:sz w:val="24"/>
+          <w:szCs w:val="24"/>
+        </w:rPr>
+      </w:pPr>
+      <w:r>
+        <w:rPr>
+          <w:rFonts w:ascii="Montserrat" w:hAnsi="Montserrat" w:cs="Times New Roman"/>
           <w:sz w:val="24"/>
           <w:szCs w:val="24"/>
         </w:rPr>
@@ -704,18 +744,17 @@
         <w:spacing w:after="0" w:line="360" w:lineRule="auto"/>
         <w:jc w:val="both"/>
         <w:rPr>
-          <w:rFonts w:ascii="Times New Roman" w:hAnsi="Times New Roman" w:cs="Times New Roman"/>
-          <w:sz w:val="24"/>
-          <w:szCs w:val="24"/>
-        </w:rPr>
-      </w:pPr>
-      <w:r>
-        <w:rPr>
-          <w:rFonts w:ascii="Times New Roman" w:hAnsi="Times New Roman" w:cs="Times New Roman"/>
-          <w:sz w:val="24"/>
-          <w:szCs w:val="24"/>
-        </w:rPr>
-        <w:lastRenderedPageBreak/>
+          <w:rFonts w:ascii="Montserrat" w:hAnsi="Montserrat" w:cs="Times New Roman"/>
+          <w:sz w:val="24"/>
+          <w:szCs w:val="24"/>
+        </w:rPr>
+      </w:pPr>
+      <w:r>
+        <w:rPr>
+          <w:rFonts w:ascii="Montserrat" w:hAnsi="Montserrat" w:cs="Times New Roman"/>
+          <w:sz w:val="24"/>
+          <w:szCs w:val="24"/>
+        </w:rPr>
         <w:tab/>
         <w:t>“I have been wondering what it was they asked us down here for,” Meggan Alt responded dryly. Access to the planet was not forbidden, but the natives had restricted the privilege to aliens who were willing to adopt their culture and live by their codes and traditions. “I mean, we told them we were empowered to represent the aegis in the absence of our appointed ambassador, but are not exactly acclimated to the culture,” she grinned.</w:t>
       </w:r>
@@ -725,14 +764,14 @@
         <w:spacing w:after="0" w:line="360" w:lineRule="auto"/>
         <w:jc w:val="both"/>
         <w:rPr>
-          <w:rFonts w:ascii="Times New Roman" w:hAnsi="Times New Roman" w:cs="Times New Roman"/>
-          <w:sz w:val="24"/>
-          <w:szCs w:val="24"/>
-        </w:rPr>
-      </w:pPr>
-      <w:r>
-        <w:rPr>
-          <w:rFonts w:ascii="Times New Roman" w:hAnsi="Times New Roman" w:cs="Times New Roman"/>
+          <w:rFonts w:ascii="Montserrat" w:hAnsi="Montserrat" w:cs="Times New Roman"/>
+          <w:sz w:val="24"/>
+          <w:szCs w:val="24"/>
+        </w:rPr>
+      </w:pPr>
+      <w:r>
+        <w:rPr>
+          <w:rFonts w:ascii="Montserrat" w:hAnsi="Montserrat" w:cs="Times New Roman"/>
           <w:sz w:val="24"/>
           <w:szCs w:val="24"/>
         </w:rPr>
@@ -745,25 +784,25 @@
         <w:spacing w:after="0" w:line="360" w:lineRule="auto"/>
         <w:jc w:val="both"/>
         <w:rPr>
-          <w:rFonts w:ascii="Times New Roman" w:hAnsi="Times New Roman" w:cs="Times New Roman"/>
-          <w:sz w:val="24"/>
-          <w:szCs w:val="24"/>
-        </w:rPr>
-      </w:pPr>
-    </w:p>
-    <w:p>
-      <w:pPr>
-        <w:spacing w:after="0" w:line="360" w:lineRule="auto"/>
-        <w:jc w:val="both"/>
-        <w:rPr>
-          <w:rFonts w:ascii="Times New Roman" w:hAnsi="Times New Roman" w:cs="Times New Roman"/>
-          <w:sz w:val="24"/>
-          <w:szCs w:val="24"/>
-        </w:rPr>
-      </w:pPr>
-      <w:r>
-        <w:rPr>
-          <w:rFonts w:ascii="Times New Roman" w:hAnsi="Times New Roman" w:cs="Times New Roman"/>
+          <w:rFonts w:ascii="Montserrat" w:hAnsi="Montserrat" w:cs="Times New Roman"/>
+          <w:sz w:val="24"/>
+          <w:szCs w:val="24"/>
+        </w:rPr>
+      </w:pPr>
+    </w:p>
+    <w:p>
+      <w:pPr>
+        <w:spacing w:after="0" w:line="360" w:lineRule="auto"/>
+        <w:jc w:val="both"/>
+        <w:rPr>
+          <w:rFonts w:ascii="Montserrat" w:hAnsi="Montserrat" w:cs="Times New Roman"/>
+          <w:sz w:val="24"/>
+          <w:szCs w:val="24"/>
+        </w:rPr>
+      </w:pPr>
+      <w:r>
+        <w:rPr>
+          <w:rFonts w:ascii="Montserrat" w:hAnsi="Montserrat" w:cs="Times New Roman"/>
           <w:sz w:val="24"/>
           <w:szCs w:val="24"/>
         </w:rPr>
@@ -771,7 +810,7 @@
       </w:r>
       <w:r>
         <w:rPr>
-          <w:rFonts w:ascii="Times New Roman" w:hAnsi="Times New Roman" w:cs="Times New Roman"/>
+          <w:rFonts w:ascii="Montserrat" w:hAnsi="Montserrat" w:cs="Times New Roman"/>
           <w:i/>
           <w:sz w:val="24"/>
           <w:szCs w:val="24"/>
@@ -780,7 +819,7 @@
       </w:r>
       <w:r>
         <w:rPr>
-          <w:rFonts w:ascii="Times New Roman" w:hAnsi="Times New Roman" w:cs="Times New Roman"/>
+          <w:rFonts w:ascii="Montserrat" w:hAnsi="Montserrat" w:cs="Times New Roman"/>
           <w:sz w:val="24"/>
           <w:szCs w:val="24"/>
         </w:rPr>
@@ -792,49 +831,49 @@
         <w:spacing w:after="0" w:line="360" w:lineRule="auto"/>
         <w:jc w:val="both"/>
         <w:rPr>
-          <w:rFonts w:ascii="Times New Roman" w:hAnsi="Times New Roman" w:cs="Times New Roman"/>
-          <w:sz w:val="24"/>
-          <w:szCs w:val="24"/>
-        </w:rPr>
-      </w:pPr>
-      <w:r>
-        <w:rPr>
-          <w:rFonts w:ascii="Times New Roman" w:hAnsi="Times New Roman" w:cs="Times New Roman"/>
-          <w:sz w:val="24"/>
-          <w:szCs w:val="24"/>
-        </w:rPr>
-        <w:tab/>
-      </w:r>
-      <w:r>
-        <w:rPr>
-          <w:rFonts w:ascii="Times New Roman" w:hAnsi="Times New Roman" w:cs="Times New Roman"/>
-          <w:sz w:val="24"/>
-          <w:szCs w:val="24"/>
-        </w:rPr>
-        <w:tab/>
-      </w:r>
-      <w:r>
-        <w:rPr>
-          <w:rFonts w:ascii="Times New Roman" w:hAnsi="Times New Roman" w:cs="Times New Roman"/>
-          <w:sz w:val="24"/>
-          <w:szCs w:val="24"/>
-        </w:rPr>
-        <w:tab/>
-      </w:r>
-    </w:p>
-    <w:p>
-      <w:pPr>
-        <w:spacing w:after="0" w:line="360" w:lineRule="auto"/>
-        <w:jc w:val="both"/>
-        <w:rPr>
-          <w:rFonts w:ascii="Times New Roman" w:hAnsi="Times New Roman" w:cs="Times New Roman"/>
-          <w:sz w:val="24"/>
-          <w:szCs w:val="24"/>
-        </w:rPr>
-      </w:pPr>
-      <w:r>
-        <w:rPr>
-          <w:rFonts w:ascii="Times New Roman" w:hAnsi="Times New Roman" w:cs="Times New Roman"/>
+          <w:rFonts w:ascii="Montserrat" w:hAnsi="Montserrat" w:cs="Times New Roman"/>
+          <w:sz w:val="24"/>
+          <w:szCs w:val="24"/>
+        </w:rPr>
+      </w:pPr>
+      <w:r>
+        <w:rPr>
+          <w:rFonts w:ascii="Montserrat" w:hAnsi="Montserrat" w:cs="Times New Roman"/>
+          <w:sz w:val="24"/>
+          <w:szCs w:val="24"/>
+        </w:rPr>
+        <w:tab/>
+      </w:r>
+      <w:r>
+        <w:rPr>
+          <w:rFonts w:ascii="Montserrat" w:hAnsi="Montserrat" w:cs="Times New Roman"/>
+          <w:sz w:val="24"/>
+          <w:szCs w:val="24"/>
+        </w:rPr>
+        <w:tab/>
+      </w:r>
+      <w:r>
+        <w:rPr>
+          <w:rFonts w:ascii="Montserrat" w:hAnsi="Montserrat" w:cs="Times New Roman"/>
+          <w:sz w:val="24"/>
+          <w:szCs w:val="24"/>
+        </w:rPr>
+        <w:tab/>
+      </w:r>
+    </w:p>
+    <w:p>
+      <w:pPr>
+        <w:spacing w:after="0" w:line="360" w:lineRule="auto"/>
+        <w:jc w:val="both"/>
+        <w:rPr>
+          <w:rFonts w:ascii="Montserrat" w:hAnsi="Montserrat" w:cs="Times New Roman"/>
+          <w:sz w:val="24"/>
+          <w:szCs w:val="24"/>
+        </w:rPr>
+      </w:pPr>
+      <w:r>
+        <w:rPr>
+          <w:rFonts w:ascii="Montserrat" w:hAnsi="Montserrat" w:cs="Times New Roman"/>
           <w:sz w:val="24"/>
           <w:szCs w:val="24"/>
         </w:rPr>
@@ -842,7 +881,7 @@
       </w:r>
       <w:r>
         <w:rPr>
-          <w:rFonts w:ascii="Times New Roman" w:hAnsi="Times New Roman" w:cs="Times New Roman"/>
+          <w:rFonts w:ascii="Montserrat" w:hAnsi="Montserrat" w:cs="Times New Roman"/>
           <w:i/>
           <w:sz w:val="24"/>
           <w:szCs w:val="24"/>
@@ -851,7 +890,7 @@
       </w:r>
       <w:r>
         <w:rPr>
-          <w:rFonts w:ascii="Times New Roman" w:hAnsi="Times New Roman" w:cs="Times New Roman"/>
+          <w:rFonts w:ascii="Montserrat" w:hAnsi="Montserrat" w:cs="Times New Roman"/>
           <w:sz w:val="24"/>
           <w:szCs w:val="24"/>
         </w:rPr>
@@ -859,7 +898,7 @@
       </w:r>
       <w:r>
         <w:rPr>
-          <w:rFonts w:ascii="Times New Roman" w:hAnsi="Times New Roman" w:cs="Times New Roman"/>
+          <w:rFonts w:ascii="Montserrat" w:hAnsi="Montserrat" w:cs="Times New Roman"/>
           <w:i/>
           <w:sz w:val="24"/>
           <w:szCs w:val="24"/>
@@ -868,7 +907,7 @@
       </w:r>
       <w:r>
         <w:rPr>
-          <w:rFonts w:ascii="Times New Roman" w:hAnsi="Times New Roman" w:cs="Times New Roman"/>
+          <w:rFonts w:ascii="Montserrat" w:hAnsi="Montserrat" w:cs="Times New Roman"/>
           <w:sz w:val="24"/>
           <w:szCs w:val="24"/>
         </w:rPr>
@@ -876,7 +915,7 @@
       </w:r>
       <w:r>
         <w:rPr>
-          <w:rFonts w:ascii="Times New Roman" w:hAnsi="Times New Roman" w:cs="Times New Roman"/>
+          <w:rFonts w:ascii="Montserrat" w:hAnsi="Montserrat" w:cs="Times New Roman"/>
           <w:i/>
           <w:sz w:val="24"/>
           <w:szCs w:val="24"/>
@@ -885,7 +924,7 @@
       </w:r>
       <w:r>
         <w:rPr>
-          <w:rFonts w:ascii="Times New Roman" w:hAnsi="Times New Roman" w:cs="Times New Roman"/>
+          <w:rFonts w:ascii="Montserrat" w:hAnsi="Montserrat" w:cs="Times New Roman"/>
           <w:sz w:val="24"/>
           <w:szCs w:val="24"/>
         </w:rPr>
@@ -897,24 +936,23 @@
         <w:spacing w:after="0" w:line="360" w:lineRule="auto"/>
         <w:jc w:val="both"/>
         <w:rPr>
-          <w:rFonts w:ascii="Times New Roman" w:hAnsi="Times New Roman" w:cs="Times New Roman"/>
-          <w:i/>
-          <w:sz w:val="24"/>
-          <w:szCs w:val="24"/>
-        </w:rPr>
-      </w:pPr>
-      <w:r>
-        <w:rPr>
-          <w:rFonts w:ascii="Times New Roman" w:hAnsi="Times New Roman" w:cs="Times New Roman"/>
-          <w:sz w:val="24"/>
-          <w:szCs w:val="24"/>
-        </w:rPr>
-        <w:lastRenderedPageBreak/>
-        <w:tab/>
-      </w:r>
-      <w:r>
-        <w:rPr>
-          <w:rFonts w:ascii="Times New Roman" w:hAnsi="Times New Roman" w:cs="Times New Roman"/>
+          <w:rFonts w:ascii="Montserrat" w:hAnsi="Montserrat" w:cs="Times New Roman"/>
+          <w:i/>
+          <w:sz w:val="24"/>
+          <w:szCs w:val="24"/>
+        </w:rPr>
+      </w:pPr>
+      <w:r>
+        <w:rPr>
+          <w:rFonts w:ascii="Montserrat" w:hAnsi="Montserrat" w:cs="Times New Roman"/>
+          <w:sz w:val="24"/>
+          <w:szCs w:val="24"/>
+        </w:rPr>
+        <w:tab/>
+      </w:r>
+      <w:r>
+        <w:rPr>
+          <w:rFonts w:ascii="Montserrat" w:hAnsi="Montserrat" w:cs="Times New Roman"/>
           <w:i/>
           <w:sz w:val="24"/>
           <w:szCs w:val="24"/>
@@ -927,23 +965,23 @@
         <w:spacing w:after="0" w:line="360" w:lineRule="auto"/>
         <w:jc w:val="both"/>
         <w:rPr>
-          <w:rFonts w:ascii="Times New Roman" w:hAnsi="Times New Roman" w:cs="Times New Roman"/>
-          <w:sz w:val="24"/>
-          <w:szCs w:val="24"/>
-        </w:rPr>
-      </w:pPr>
-      <w:r>
-        <w:rPr>
-          <w:rFonts w:ascii="Times New Roman" w:hAnsi="Times New Roman" w:cs="Times New Roman"/>
-          <w:i/>
-          <w:sz w:val="24"/>
-          <w:szCs w:val="24"/>
-        </w:rPr>
-        <w:tab/>
-      </w:r>
-      <w:r>
-        <w:rPr>
-          <w:rFonts w:ascii="Times New Roman" w:hAnsi="Times New Roman" w:cs="Times New Roman"/>
+          <w:rFonts w:ascii="Montserrat" w:hAnsi="Montserrat" w:cs="Times New Roman"/>
+          <w:sz w:val="24"/>
+          <w:szCs w:val="24"/>
+        </w:rPr>
+      </w:pPr>
+      <w:r>
+        <w:rPr>
+          <w:rFonts w:ascii="Montserrat" w:hAnsi="Montserrat" w:cs="Times New Roman"/>
+          <w:i/>
+          <w:sz w:val="24"/>
+          <w:szCs w:val="24"/>
+        </w:rPr>
+        <w:tab/>
+      </w:r>
+      <w:r>
+        <w:rPr>
+          <w:rFonts w:ascii="Montserrat" w:hAnsi="Montserrat" w:cs="Times New Roman"/>
           <w:sz w:val="24"/>
           <w:szCs w:val="24"/>
         </w:rPr>
@@ -955,49 +993,49 @@
         <w:spacing w:after="0" w:line="360" w:lineRule="auto"/>
         <w:jc w:val="both"/>
         <w:rPr>
-          <w:rFonts w:ascii="Times New Roman" w:hAnsi="Times New Roman" w:cs="Times New Roman"/>
-          <w:sz w:val="24"/>
-          <w:szCs w:val="24"/>
-        </w:rPr>
-      </w:pPr>
-      <w:r>
-        <w:rPr>
-          <w:rFonts w:ascii="Times New Roman" w:hAnsi="Times New Roman" w:cs="Times New Roman"/>
-          <w:sz w:val="24"/>
-          <w:szCs w:val="24"/>
-        </w:rPr>
-        <w:tab/>
-      </w:r>
-      <w:r>
-        <w:rPr>
-          <w:rFonts w:ascii="Times New Roman" w:hAnsi="Times New Roman" w:cs="Times New Roman"/>
-          <w:sz w:val="24"/>
-          <w:szCs w:val="24"/>
-        </w:rPr>
-        <w:tab/>
-      </w:r>
-      <w:r>
-        <w:rPr>
-          <w:rFonts w:ascii="Times New Roman" w:hAnsi="Times New Roman" w:cs="Times New Roman"/>
-          <w:sz w:val="24"/>
-          <w:szCs w:val="24"/>
-        </w:rPr>
-        <w:tab/>
-      </w:r>
-    </w:p>
-    <w:p>
-      <w:pPr>
-        <w:spacing w:after="0" w:line="360" w:lineRule="auto"/>
-        <w:jc w:val="both"/>
-        <w:rPr>
-          <w:rFonts w:ascii="Times New Roman" w:hAnsi="Times New Roman" w:cs="Times New Roman"/>
-          <w:sz w:val="24"/>
-          <w:szCs w:val="24"/>
-        </w:rPr>
-      </w:pPr>
-      <w:r>
-        <w:rPr>
-          <w:rFonts w:ascii="Times New Roman" w:hAnsi="Times New Roman" w:cs="Times New Roman"/>
+          <w:rFonts w:ascii="Montserrat" w:hAnsi="Montserrat" w:cs="Times New Roman"/>
+          <w:sz w:val="24"/>
+          <w:szCs w:val="24"/>
+        </w:rPr>
+      </w:pPr>
+      <w:r>
+        <w:rPr>
+          <w:rFonts w:ascii="Montserrat" w:hAnsi="Montserrat" w:cs="Times New Roman"/>
+          <w:sz w:val="24"/>
+          <w:szCs w:val="24"/>
+        </w:rPr>
+        <w:tab/>
+      </w:r>
+      <w:r>
+        <w:rPr>
+          <w:rFonts w:ascii="Montserrat" w:hAnsi="Montserrat" w:cs="Times New Roman"/>
+          <w:sz w:val="24"/>
+          <w:szCs w:val="24"/>
+        </w:rPr>
+        <w:tab/>
+      </w:r>
+      <w:r>
+        <w:rPr>
+          <w:rFonts w:ascii="Montserrat" w:hAnsi="Montserrat" w:cs="Times New Roman"/>
+          <w:sz w:val="24"/>
+          <w:szCs w:val="24"/>
+        </w:rPr>
+        <w:tab/>
+      </w:r>
+    </w:p>
+    <w:p>
+      <w:pPr>
+        <w:spacing w:after="0" w:line="360" w:lineRule="auto"/>
+        <w:jc w:val="both"/>
+        <w:rPr>
+          <w:rFonts w:ascii="Montserrat" w:hAnsi="Montserrat" w:cs="Times New Roman"/>
+          <w:sz w:val="24"/>
+          <w:szCs w:val="24"/>
+        </w:rPr>
+      </w:pPr>
+      <w:r>
+        <w:rPr>
+          <w:rFonts w:ascii="Montserrat" w:hAnsi="Montserrat" w:cs="Times New Roman"/>
           <w:sz w:val="24"/>
           <w:szCs w:val="24"/>
         </w:rPr>
@@ -1005,7 +1043,7 @@
       </w:r>
       <w:r>
         <w:rPr>
-          <w:rFonts w:ascii="Times New Roman" w:hAnsi="Times New Roman" w:cs="Times New Roman"/>
+          <w:rFonts w:ascii="Montserrat" w:hAnsi="Montserrat" w:cs="Times New Roman"/>
           <w:i/>
           <w:sz w:val="24"/>
           <w:szCs w:val="24"/>
@@ -1014,7 +1052,7 @@
       </w:r>
       <w:r>
         <w:rPr>
-          <w:rFonts w:ascii="Times New Roman" w:hAnsi="Times New Roman" w:cs="Times New Roman"/>
+          <w:rFonts w:ascii="Montserrat" w:hAnsi="Montserrat" w:cs="Times New Roman"/>
           <w:sz w:val="24"/>
           <w:szCs w:val="24"/>
         </w:rPr>
@@ -1026,14 +1064,14 @@
         <w:spacing w:after="0" w:line="360" w:lineRule="auto"/>
         <w:jc w:val="both"/>
         <w:rPr>
-          <w:rFonts w:ascii="Times New Roman" w:hAnsi="Times New Roman" w:cs="Times New Roman"/>
-          <w:sz w:val="24"/>
-          <w:szCs w:val="24"/>
-        </w:rPr>
-      </w:pPr>
-      <w:r>
-        <w:rPr>
-          <w:rFonts w:ascii="Times New Roman" w:hAnsi="Times New Roman" w:cs="Times New Roman"/>
+          <w:rFonts w:ascii="Montserrat" w:hAnsi="Montserrat" w:cs="Times New Roman"/>
+          <w:sz w:val="24"/>
+          <w:szCs w:val="24"/>
+        </w:rPr>
+      </w:pPr>
+      <w:r>
+        <w:rPr>
+          <w:rFonts w:ascii="Montserrat" w:hAnsi="Montserrat" w:cs="Times New Roman"/>
           <w:sz w:val="24"/>
           <w:szCs w:val="24"/>
         </w:rPr>
@@ -1042,7 +1080,7 @@
       </w:r>
       <w:r>
         <w:rPr>
-          <w:rFonts w:ascii="Times New Roman" w:hAnsi="Times New Roman" w:cs="Times New Roman"/>
+          <w:rFonts w:ascii="Montserrat" w:hAnsi="Montserrat" w:cs="Times New Roman"/>
           <w:i/>
           <w:sz w:val="24"/>
           <w:szCs w:val="24"/>
@@ -1051,7 +1089,7 @@
       </w:r>
       <w:r>
         <w:rPr>
-          <w:rFonts w:ascii="Times New Roman" w:hAnsi="Times New Roman" w:cs="Times New Roman"/>
+          <w:rFonts w:ascii="Montserrat" w:hAnsi="Montserrat" w:cs="Times New Roman"/>
           <w:sz w:val="24"/>
           <w:szCs w:val="24"/>
         </w:rPr>
@@ -1059,7 +1097,7 @@
       </w:r>
       <w:r>
         <w:rPr>
-          <w:rFonts w:ascii="Times New Roman" w:hAnsi="Times New Roman" w:cs="Times New Roman"/>
+          <w:rFonts w:ascii="Montserrat" w:hAnsi="Montserrat" w:cs="Times New Roman"/>
           <w:i/>
           <w:sz w:val="24"/>
           <w:szCs w:val="24"/>
@@ -1068,7 +1106,7 @@
       </w:r>
       <w:r>
         <w:rPr>
-          <w:rFonts w:ascii="Times New Roman" w:hAnsi="Times New Roman" w:cs="Times New Roman"/>
+          <w:rFonts w:ascii="Montserrat" w:hAnsi="Montserrat" w:cs="Times New Roman"/>
           <w:sz w:val="24"/>
           <w:szCs w:val="24"/>
         </w:rPr>
@@ -1080,14 +1118,14 @@
         <w:spacing w:after="0" w:line="360" w:lineRule="auto"/>
         <w:jc w:val="both"/>
         <w:rPr>
-          <w:rFonts w:ascii="Times New Roman" w:hAnsi="Times New Roman" w:cs="Times New Roman"/>
-          <w:sz w:val="24"/>
-          <w:szCs w:val="24"/>
-        </w:rPr>
-      </w:pPr>
-      <w:r>
-        <w:rPr>
-          <w:rFonts w:ascii="Times New Roman" w:hAnsi="Times New Roman" w:cs="Times New Roman"/>
+          <w:rFonts w:ascii="Montserrat" w:hAnsi="Montserrat" w:cs="Times New Roman"/>
+          <w:sz w:val="24"/>
+          <w:szCs w:val="24"/>
+        </w:rPr>
+      </w:pPr>
+      <w:r>
+        <w:rPr>
+          <w:rFonts w:ascii="Montserrat" w:hAnsi="Montserrat" w:cs="Times New Roman"/>
           <w:sz w:val="24"/>
           <w:szCs w:val="24"/>
         </w:rPr>
@@ -1096,7 +1134,7 @@
       </w:r>
       <w:r>
         <w:rPr>
-          <w:rFonts w:ascii="Times New Roman" w:hAnsi="Times New Roman" w:cs="Times New Roman"/>
+          <w:rFonts w:ascii="Montserrat" w:hAnsi="Montserrat" w:cs="Times New Roman"/>
           <w:i/>
           <w:sz w:val="24"/>
           <w:szCs w:val="24"/>
@@ -1105,7 +1143,7 @@
       </w:r>
       <w:r>
         <w:rPr>
-          <w:rFonts w:ascii="Times New Roman" w:hAnsi="Times New Roman" w:cs="Times New Roman"/>
+          <w:rFonts w:ascii="Montserrat" w:hAnsi="Montserrat" w:cs="Times New Roman"/>
           <w:sz w:val="24"/>
           <w:szCs w:val="24"/>
         </w:rPr>
@@ -1117,50 +1155,50 @@
         <w:spacing w:after="0" w:line="360" w:lineRule="auto"/>
         <w:jc w:val="both"/>
         <w:rPr>
-          <w:rFonts w:ascii="Times New Roman" w:hAnsi="Times New Roman" w:cs="Times New Roman"/>
-          <w:sz w:val="24"/>
-          <w:szCs w:val="24"/>
-        </w:rPr>
-      </w:pPr>
-      <w:r>
-        <w:rPr>
-          <w:rFonts w:ascii="Times New Roman" w:hAnsi="Times New Roman" w:cs="Times New Roman"/>
-          <w:sz w:val="24"/>
-          <w:szCs w:val="24"/>
-        </w:rPr>
-        <w:tab/>
-      </w:r>
-      <w:r>
-        <w:rPr>
-          <w:rFonts w:ascii="Times New Roman" w:hAnsi="Times New Roman" w:cs="Times New Roman"/>
-          <w:sz w:val="24"/>
-          <w:szCs w:val="24"/>
-        </w:rPr>
-        <w:tab/>
-      </w:r>
-      <w:r>
-        <w:rPr>
-          <w:rFonts w:ascii="Times New Roman" w:hAnsi="Times New Roman" w:cs="Times New Roman"/>
-          <w:sz w:val="24"/>
-          <w:szCs w:val="24"/>
-        </w:rPr>
-        <w:tab/>
-      </w:r>
-    </w:p>
-    <w:p>
-      <w:pPr>
-        <w:spacing w:after="0" w:line="360" w:lineRule="auto"/>
-        <w:jc w:val="both"/>
-        <w:rPr>
-          <w:rFonts w:ascii="Times New Roman" w:hAnsi="Times New Roman" w:cs="Times New Roman"/>
-          <w:i/>
-          <w:sz w:val="24"/>
-          <w:szCs w:val="24"/>
-        </w:rPr>
-      </w:pPr>
-      <w:r>
-        <w:rPr>
-          <w:rFonts w:ascii="Times New Roman" w:hAnsi="Times New Roman" w:cs="Times New Roman"/>
+          <w:rFonts w:ascii="Montserrat" w:hAnsi="Montserrat" w:cs="Times New Roman"/>
+          <w:sz w:val="24"/>
+          <w:szCs w:val="24"/>
+        </w:rPr>
+      </w:pPr>
+      <w:r>
+        <w:rPr>
+          <w:rFonts w:ascii="Montserrat" w:hAnsi="Montserrat" w:cs="Times New Roman"/>
+          <w:sz w:val="24"/>
+          <w:szCs w:val="24"/>
+        </w:rPr>
+        <w:tab/>
+      </w:r>
+      <w:r>
+        <w:rPr>
+          <w:rFonts w:ascii="Montserrat" w:hAnsi="Montserrat" w:cs="Times New Roman"/>
+          <w:sz w:val="24"/>
+          <w:szCs w:val="24"/>
+        </w:rPr>
+        <w:tab/>
+      </w:r>
+      <w:r>
+        <w:rPr>
+          <w:rFonts w:ascii="Montserrat" w:hAnsi="Montserrat" w:cs="Times New Roman"/>
+          <w:sz w:val="24"/>
+          <w:szCs w:val="24"/>
+        </w:rPr>
+        <w:tab/>
+      </w:r>
+    </w:p>
+    <w:p>
+      <w:pPr>
+        <w:spacing w:after="0" w:line="360" w:lineRule="auto"/>
+        <w:jc w:val="both"/>
+        <w:rPr>
+          <w:rFonts w:ascii="Montserrat" w:hAnsi="Montserrat" w:cs="Times New Roman"/>
+          <w:i/>
+          <w:sz w:val="24"/>
+          <w:szCs w:val="24"/>
+        </w:rPr>
+      </w:pPr>
+      <w:r>
+        <w:rPr>
+          <w:rFonts w:ascii="Montserrat" w:hAnsi="Montserrat" w:cs="Times New Roman"/>
           <w:i/>
           <w:sz w:val="24"/>
           <w:szCs w:val="24"/>
@@ -1173,51 +1211,50 @@
         <w:spacing w:after="0" w:line="360" w:lineRule="auto"/>
         <w:jc w:val="both"/>
         <w:rPr>
-          <w:rFonts w:ascii="Times New Roman" w:hAnsi="Times New Roman" w:cs="Times New Roman"/>
-          <w:sz w:val="24"/>
-          <w:szCs w:val="24"/>
-        </w:rPr>
-      </w:pPr>
-      <w:r>
-        <w:rPr>
-          <w:rFonts w:ascii="Times New Roman" w:hAnsi="Times New Roman" w:cs="Times New Roman"/>
-          <w:i/>
-          <w:sz w:val="24"/>
-          <w:szCs w:val="24"/>
-        </w:rPr>
-        <w:lastRenderedPageBreak/>
-        <w:tab/>
-      </w:r>
-      <w:r>
-        <w:rPr>
-          <w:rFonts w:ascii="Times New Roman" w:hAnsi="Times New Roman" w:cs="Times New Roman"/>
-          <w:sz w:val="24"/>
-          <w:szCs w:val="24"/>
-        </w:rPr>
-        <w:tab/>
-      </w:r>
-      <w:r>
-        <w:rPr>
-          <w:rFonts w:ascii="Times New Roman" w:hAnsi="Times New Roman" w:cs="Times New Roman"/>
-          <w:sz w:val="24"/>
-          <w:szCs w:val="24"/>
-        </w:rPr>
-        <w:tab/>
-      </w:r>
-    </w:p>
-    <w:p>
-      <w:pPr>
-        <w:spacing w:after="0" w:line="360" w:lineRule="auto"/>
-        <w:jc w:val="both"/>
-        <w:rPr>
-          <w:rFonts w:ascii="Times New Roman" w:hAnsi="Times New Roman" w:cs="Times New Roman"/>
-          <w:sz w:val="24"/>
-          <w:szCs w:val="24"/>
-        </w:rPr>
-      </w:pPr>
-      <w:r>
-        <w:rPr>
-          <w:rFonts w:ascii="Times New Roman" w:hAnsi="Times New Roman" w:cs="Times New Roman"/>
+          <w:rFonts w:ascii="Montserrat" w:hAnsi="Montserrat" w:cs="Times New Roman"/>
+          <w:sz w:val="24"/>
+          <w:szCs w:val="24"/>
+        </w:rPr>
+      </w:pPr>
+      <w:r>
+        <w:rPr>
+          <w:rFonts w:ascii="Montserrat" w:hAnsi="Montserrat" w:cs="Times New Roman"/>
+          <w:i/>
+          <w:sz w:val="24"/>
+          <w:szCs w:val="24"/>
+        </w:rPr>
+        <w:tab/>
+      </w:r>
+      <w:r>
+        <w:rPr>
+          <w:rFonts w:ascii="Montserrat" w:hAnsi="Montserrat" w:cs="Times New Roman"/>
+          <w:sz w:val="24"/>
+          <w:szCs w:val="24"/>
+        </w:rPr>
+        <w:tab/>
+      </w:r>
+      <w:r>
+        <w:rPr>
+          <w:rFonts w:ascii="Montserrat" w:hAnsi="Montserrat" w:cs="Times New Roman"/>
+          <w:sz w:val="24"/>
+          <w:szCs w:val="24"/>
+        </w:rPr>
+        <w:tab/>
+      </w:r>
+    </w:p>
+    <w:p>
+      <w:pPr>
+        <w:spacing w:after="0" w:line="360" w:lineRule="auto"/>
+        <w:jc w:val="both"/>
+        <w:rPr>
+          <w:rFonts w:ascii="Montserrat" w:hAnsi="Montserrat" w:cs="Times New Roman"/>
+          <w:sz w:val="24"/>
+          <w:szCs w:val="24"/>
+        </w:rPr>
+      </w:pPr>
+      <w:r>
+        <w:rPr>
+          <w:rFonts w:ascii="Montserrat" w:hAnsi="Montserrat" w:cs="Times New Roman"/>
           <w:sz w:val="24"/>
           <w:szCs w:val="24"/>
         </w:rPr>
@@ -1229,14 +1266,14 @@
         <w:spacing w:after="0" w:line="360" w:lineRule="auto"/>
         <w:jc w:val="both"/>
         <w:rPr>
-          <w:rFonts w:ascii="Times New Roman" w:hAnsi="Times New Roman" w:cs="Times New Roman"/>
-          <w:sz w:val="24"/>
-          <w:szCs w:val="24"/>
-        </w:rPr>
-      </w:pPr>
-      <w:r>
-        <w:rPr>
-          <w:rFonts w:ascii="Times New Roman" w:hAnsi="Times New Roman" w:cs="Times New Roman"/>
+          <w:rFonts w:ascii="Montserrat" w:hAnsi="Montserrat" w:cs="Times New Roman"/>
+          <w:sz w:val="24"/>
+          <w:szCs w:val="24"/>
+        </w:rPr>
+      </w:pPr>
+      <w:r>
+        <w:rPr>
+          <w:rFonts w:ascii="Montserrat" w:hAnsi="Montserrat" w:cs="Times New Roman"/>
           <w:sz w:val="24"/>
           <w:szCs w:val="24"/>
         </w:rPr>
@@ -1249,14 +1286,14 @@
         <w:spacing w:after="0" w:line="360" w:lineRule="auto"/>
         <w:jc w:val="both"/>
         <w:rPr>
-          <w:rFonts w:ascii="Times New Roman" w:hAnsi="Times New Roman" w:cs="Times New Roman"/>
-          <w:sz w:val="24"/>
-          <w:szCs w:val="24"/>
-        </w:rPr>
-      </w:pPr>
-      <w:r>
-        <w:rPr>
-          <w:rFonts w:ascii="Times New Roman" w:hAnsi="Times New Roman" w:cs="Times New Roman"/>
+          <w:rFonts w:ascii="Montserrat" w:hAnsi="Montserrat" w:cs="Times New Roman"/>
+          <w:sz w:val="24"/>
+          <w:szCs w:val="24"/>
+        </w:rPr>
+      </w:pPr>
+      <w:r>
+        <w:rPr>
+          <w:rFonts w:ascii="Montserrat" w:hAnsi="Montserrat" w:cs="Times New Roman"/>
           <w:sz w:val="24"/>
           <w:szCs w:val="24"/>
         </w:rPr>
@@ -1269,14 +1306,14 @@
         <w:spacing w:after="0" w:line="360" w:lineRule="auto"/>
         <w:jc w:val="both"/>
         <w:rPr>
-          <w:rFonts w:ascii="Times New Roman" w:hAnsi="Times New Roman" w:cs="Times New Roman"/>
-          <w:sz w:val="24"/>
-          <w:szCs w:val="24"/>
-        </w:rPr>
-      </w:pPr>
-      <w:r>
-        <w:rPr>
-          <w:rFonts w:ascii="Times New Roman" w:hAnsi="Times New Roman" w:cs="Times New Roman"/>
+          <w:rFonts w:ascii="Montserrat" w:hAnsi="Montserrat" w:cs="Times New Roman"/>
+          <w:sz w:val="24"/>
+          <w:szCs w:val="24"/>
+        </w:rPr>
+      </w:pPr>
+      <w:r>
+        <w:rPr>
+          <w:rFonts w:ascii="Montserrat" w:hAnsi="Montserrat" w:cs="Times New Roman"/>
           <w:sz w:val="24"/>
           <w:szCs w:val="24"/>
         </w:rPr>
@@ -1289,14 +1326,14 @@
         <w:spacing w:after="0" w:line="360" w:lineRule="auto"/>
         <w:jc w:val="both"/>
         <w:rPr>
-          <w:rFonts w:ascii="Times New Roman" w:hAnsi="Times New Roman" w:cs="Times New Roman"/>
-          <w:sz w:val="24"/>
-          <w:szCs w:val="24"/>
-        </w:rPr>
-      </w:pPr>
-      <w:r>
-        <w:rPr>
-          <w:rFonts w:ascii="Times New Roman" w:hAnsi="Times New Roman" w:cs="Times New Roman"/>
+          <w:rFonts w:ascii="Montserrat" w:hAnsi="Montserrat" w:cs="Times New Roman"/>
+          <w:sz w:val="24"/>
+          <w:szCs w:val="24"/>
+        </w:rPr>
+      </w:pPr>
+      <w:r>
+        <w:rPr>
+          <w:rFonts w:ascii="Montserrat" w:hAnsi="Montserrat" w:cs="Times New Roman"/>
           <w:sz w:val="24"/>
           <w:szCs w:val="24"/>
         </w:rPr>
@@ -1309,14 +1346,14 @@
         <w:spacing w:after="0" w:line="360" w:lineRule="auto"/>
         <w:jc w:val="both"/>
         <w:rPr>
-          <w:rFonts w:ascii="Times New Roman" w:hAnsi="Times New Roman" w:cs="Times New Roman"/>
-          <w:sz w:val="24"/>
-          <w:szCs w:val="24"/>
-        </w:rPr>
-      </w:pPr>
-      <w:r>
-        <w:rPr>
-          <w:rFonts w:ascii="Times New Roman" w:hAnsi="Times New Roman" w:cs="Times New Roman"/>
+          <w:rFonts w:ascii="Montserrat" w:hAnsi="Montserrat" w:cs="Times New Roman"/>
+          <w:sz w:val="24"/>
+          <w:szCs w:val="24"/>
+        </w:rPr>
+      </w:pPr>
+      <w:r>
+        <w:rPr>
+          <w:rFonts w:ascii="Montserrat" w:hAnsi="Montserrat" w:cs="Times New Roman"/>
           <w:sz w:val="24"/>
           <w:szCs w:val="24"/>
         </w:rPr>
@@ -1329,49 +1366,49 @@
         <w:spacing w:after="0" w:line="360" w:lineRule="auto"/>
         <w:jc w:val="both"/>
         <w:rPr>
-          <w:rFonts w:ascii="Times New Roman" w:hAnsi="Times New Roman" w:cs="Times New Roman"/>
-          <w:sz w:val="24"/>
-          <w:szCs w:val="24"/>
-        </w:rPr>
-      </w:pPr>
-      <w:r>
-        <w:rPr>
-          <w:rFonts w:ascii="Times New Roman" w:hAnsi="Times New Roman" w:cs="Times New Roman"/>
-          <w:sz w:val="24"/>
-          <w:szCs w:val="24"/>
-        </w:rPr>
-        <w:tab/>
-      </w:r>
-      <w:r>
-        <w:rPr>
-          <w:rFonts w:ascii="Times New Roman" w:hAnsi="Times New Roman" w:cs="Times New Roman"/>
-          <w:sz w:val="24"/>
-          <w:szCs w:val="24"/>
-        </w:rPr>
-        <w:tab/>
-      </w:r>
-      <w:r>
-        <w:rPr>
-          <w:rFonts w:ascii="Times New Roman" w:hAnsi="Times New Roman" w:cs="Times New Roman"/>
-          <w:sz w:val="24"/>
-          <w:szCs w:val="24"/>
-        </w:rPr>
-        <w:tab/>
-      </w:r>
-    </w:p>
-    <w:p>
-      <w:pPr>
-        <w:spacing w:after="0" w:line="360" w:lineRule="auto"/>
-        <w:jc w:val="both"/>
-        <w:rPr>
-          <w:rFonts w:ascii="Times New Roman" w:hAnsi="Times New Roman" w:cs="Times New Roman"/>
-          <w:sz w:val="24"/>
-          <w:szCs w:val="24"/>
-        </w:rPr>
-      </w:pPr>
-      <w:r>
-        <w:rPr>
-          <w:rFonts w:ascii="Times New Roman" w:hAnsi="Times New Roman" w:cs="Times New Roman"/>
+          <w:rFonts w:ascii="Montserrat" w:hAnsi="Montserrat" w:cs="Times New Roman"/>
+          <w:sz w:val="24"/>
+          <w:szCs w:val="24"/>
+        </w:rPr>
+      </w:pPr>
+      <w:r>
+        <w:rPr>
+          <w:rFonts w:ascii="Montserrat" w:hAnsi="Montserrat" w:cs="Times New Roman"/>
+          <w:sz w:val="24"/>
+          <w:szCs w:val="24"/>
+        </w:rPr>
+        <w:tab/>
+      </w:r>
+      <w:r>
+        <w:rPr>
+          <w:rFonts w:ascii="Montserrat" w:hAnsi="Montserrat" w:cs="Times New Roman"/>
+          <w:sz w:val="24"/>
+          <w:szCs w:val="24"/>
+        </w:rPr>
+        <w:tab/>
+      </w:r>
+      <w:r>
+        <w:rPr>
+          <w:rFonts w:ascii="Montserrat" w:hAnsi="Montserrat" w:cs="Times New Roman"/>
+          <w:sz w:val="24"/>
+          <w:szCs w:val="24"/>
+        </w:rPr>
+        <w:tab/>
+      </w:r>
+    </w:p>
+    <w:p>
+      <w:pPr>
+        <w:spacing w:after="0" w:line="360" w:lineRule="auto"/>
+        <w:jc w:val="both"/>
+        <w:rPr>
+          <w:rFonts w:ascii="Montserrat" w:hAnsi="Montserrat" w:cs="Times New Roman"/>
+          <w:sz w:val="24"/>
+          <w:szCs w:val="24"/>
+        </w:rPr>
+      </w:pPr>
+      <w:r>
+        <w:rPr>
+          <w:rFonts w:ascii="Montserrat" w:hAnsi="Montserrat" w:cs="Times New Roman"/>
           <w:sz w:val="24"/>
           <w:szCs w:val="24"/>
         </w:rPr>
@@ -1383,78 +1420,69 @@
         <w:spacing w:after="0" w:line="360" w:lineRule="auto"/>
         <w:jc w:val="both"/>
         <w:rPr>
-          <w:rFonts w:ascii="Times New Roman" w:hAnsi="Times New Roman" w:cs="Times New Roman"/>
-          <w:sz w:val="24"/>
-          <w:szCs w:val="24"/>
-        </w:rPr>
-      </w:pPr>
-      <w:r>
-        <w:rPr>
-          <w:rFonts w:ascii="Times New Roman" w:hAnsi="Times New Roman" w:cs="Times New Roman"/>
-          <w:sz w:val="24"/>
-          <w:szCs w:val="24"/>
-        </w:rPr>
-        <w:tab/>
-        <w:t xml:space="preserve">The pieces clicked together with instant clarity. An instinct kicked inside her skull. Coupled with lingering desperation it drove her to act. She did not have time to </w:t>
-      </w:r>
-      <w:r>
-        <w:rPr>
-          <w:rFonts w:ascii="Times New Roman" w:hAnsi="Times New Roman" w:cs="Times New Roman"/>
-          <w:sz w:val="24"/>
-          <w:szCs w:val="24"/>
-        </w:rPr>
-        <w:lastRenderedPageBreak/>
-        <w:t xml:space="preserve">figure out how to wake up. There was only one sure way out. She charged up several flights of stairs, and flung herself over the edge of the highest balcony. Her body bucked as the dream ended in crash of pain. Her ribs groaned under an unfelt blow and her mind sank into the embrace of darkness. </w:t>
-      </w:r>
-    </w:p>
-    <w:p>
-      <w:pPr>
-        <w:spacing w:after="0" w:line="360" w:lineRule="auto"/>
-        <w:jc w:val="both"/>
-        <w:rPr>
-          <w:rFonts w:ascii="Times New Roman" w:hAnsi="Times New Roman" w:cs="Times New Roman"/>
-          <w:sz w:val="24"/>
-          <w:szCs w:val="24"/>
-        </w:rPr>
-      </w:pPr>
-      <w:r>
-        <w:rPr>
-          <w:rFonts w:ascii="Times New Roman" w:hAnsi="Times New Roman" w:cs="Times New Roman"/>
-          <w:sz w:val="24"/>
-          <w:szCs w:val="24"/>
-        </w:rPr>
-        <w:tab/>
-      </w:r>
-      <w:r>
-        <w:rPr>
-          <w:rFonts w:ascii="Times New Roman" w:hAnsi="Times New Roman" w:cs="Times New Roman"/>
-          <w:sz w:val="24"/>
-          <w:szCs w:val="24"/>
-        </w:rPr>
-        <w:tab/>
-      </w:r>
-      <w:r>
-        <w:rPr>
-          <w:rFonts w:ascii="Times New Roman" w:hAnsi="Times New Roman" w:cs="Times New Roman"/>
-          <w:sz w:val="24"/>
-          <w:szCs w:val="24"/>
-        </w:rPr>
-        <w:tab/>
-      </w:r>
-    </w:p>
-    <w:p>
-      <w:pPr>
-        <w:spacing w:after="0" w:line="360" w:lineRule="auto"/>
-        <w:jc w:val="both"/>
-        <w:rPr>
-          <w:rFonts w:ascii="Times New Roman" w:hAnsi="Times New Roman" w:cs="Times New Roman"/>
-          <w:sz w:val="24"/>
-          <w:szCs w:val="24"/>
-        </w:rPr>
-      </w:pPr>
-      <w:r>
-        <w:rPr>
-          <w:rFonts w:ascii="Times New Roman" w:hAnsi="Times New Roman" w:cs="Times New Roman"/>
+          <w:rFonts w:ascii="Montserrat" w:hAnsi="Montserrat" w:cs="Times New Roman"/>
+          <w:sz w:val="24"/>
+          <w:szCs w:val="24"/>
+        </w:rPr>
+      </w:pPr>
+      <w:r>
+        <w:rPr>
+          <w:rFonts w:ascii="Montserrat" w:hAnsi="Montserrat" w:cs="Times New Roman"/>
+          <w:sz w:val="24"/>
+          <w:szCs w:val="24"/>
+        </w:rPr>
+        <w:tab/>
+        <w:t xml:space="preserve">The pieces clicked together with instant clarity. An instinct kicked inside her skull. Coupled with lingering desperation it drove her to act. She did not have time to figure out how to wake up. There was only one sure way out. She charged up several flights of stairs, and flung herself over the edge of the highest balcony. Her body bucked as the dream ended in crash of pain. Her ribs groaned under an unfelt blow and her mind sank into the embrace of darkness. </w:t>
+      </w:r>
+    </w:p>
+    <w:p>
+      <w:pPr>
+        <w:spacing w:after="0" w:line="360" w:lineRule="auto"/>
+        <w:jc w:val="both"/>
+        <w:rPr>
+          <w:rFonts w:ascii="Montserrat" w:hAnsi="Montserrat" w:cs="Times New Roman"/>
+          <w:sz w:val="24"/>
+          <w:szCs w:val="24"/>
+        </w:rPr>
+      </w:pPr>
+      <w:r>
+        <w:rPr>
+          <w:rFonts w:ascii="Montserrat" w:hAnsi="Montserrat" w:cs="Times New Roman"/>
+          <w:sz w:val="24"/>
+          <w:szCs w:val="24"/>
+        </w:rPr>
+        <w:tab/>
+      </w:r>
+      <w:r>
+        <w:rPr>
+          <w:rFonts w:ascii="Montserrat" w:hAnsi="Montserrat" w:cs="Times New Roman"/>
+          <w:sz w:val="24"/>
+          <w:szCs w:val="24"/>
+        </w:rPr>
+        <w:tab/>
+      </w:r>
+      <w:r>
+        <w:rPr>
+          <w:rFonts w:ascii="Montserrat" w:hAnsi="Montserrat" w:cs="Times New Roman"/>
+          <w:sz w:val="24"/>
+          <w:szCs w:val="24"/>
+        </w:rPr>
+        <w:tab/>
+      </w:r>
+    </w:p>
+    <w:p>
+      <w:pPr>
+        <w:spacing w:after="0" w:line="360" w:lineRule="auto"/>
+        <w:jc w:val="both"/>
+        <w:rPr>
+          <w:rFonts w:ascii="Montserrat" w:hAnsi="Montserrat" w:cs="Times New Roman"/>
+          <w:sz w:val="24"/>
+          <w:szCs w:val="24"/>
+        </w:rPr>
+      </w:pPr>
+      <w:r>
+        <w:rPr>
+          <w:rFonts w:ascii="Montserrat" w:hAnsi="Montserrat" w:cs="Times New Roman"/>
           <w:sz w:val="24"/>
           <w:szCs w:val="24"/>
         </w:rPr>
@@ -1462,7 +1490,7 @@
       </w:r>
       <w:r>
         <w:rPr>
-          <w:rFonts w:ascii="Times New Roman" w:hAnsi="Times New Roman" w:cs="Times New Roman"/>
+          <w:rFonts w:ascii="Montserrat" w:hAnsi="Montserrat" w:cs="Times New Roman"/>
           <w:i/>
           <w:sz w:val="24"/>
           <w:szCs w:val="24"/>
@@ -1471,7 +1499,7 @@
       </w:r>
       <w:r>
         <w:rPr>
-          <w:rFonts w:ascii="Times New Roman" w:hAnsi="Times New Roman" w:cs="Times New Roman"/>
+          <w:rFonts w:ascii="Montserrat" w:hAnsi="Montserrat" w:cs="Times New Roman"/>
           <w:sz w:val="24"/>
           <w:szCs w:val="24"/>
         </w:rPr>
@@ -1479,7 +1507,7 @@
       </w:r>
       <w:r>
         <w:rPr>
-          <w:rFonts w:ascii="Times New Roman" w:hAnsi="Times New Roman" w:cs="Times New Roman"/>
+          <w:rFonts w:ascii="Montserrat" w:hAnsi="Montserrat" w:cs="Times New Roman"/>
           <w:i/>
           <w:sz w:val="24"/>
           <w:szCs w:val="24"/>
@@ -1488,7 +1516,7 @@
       </w:r>
       <w:r>
         <w:rPr>
-          <w:rFonts w:ascii="Times New Roman" w:hAnsi="Times New Roman" w:cs="Times New Roman"/>
+          <w:rFonts w:ascii="Montserrat" w:hAnsi="Montserrat" w:cs="Times New Roman"/>
           <w:sz w:val="24"/>
           <w:szCs w:val="24"/>
         </w:rPr>
@@ -1500,49 +1528,49 @@
         <w:spacing w:after="0" w:line="360" w:lineRule="auto"/>
         <w:jc w:val="both"/>
         <w:rPr>
-          <w:rFonts w:ascii="Times New Roman" w:hAnsi="Times New Roman" w:cs="Times New Roman"/>
-          <w:sz w:val="24"/>
-          <w:szCs w:val="24"/>
-        </w:rPr>
-      </w:pPr>
-      <w:r>
-        <w:rPr>
-          <w:rFonts w:ascii="Times New Roman" w:hAnsi="Times New Roman" w:cs="Times New Roman"/>
-          <w:sz w:val="24"/>
-          <w:szCs w:val="24"/>
-        </w:rPr>
-        <w:tab/>
-      </w:r>
-      <w:r>
-        <w:rPr>
-          <w:rFonts w:ascii="Times New Roman" w:hAnsi="Times New Roman" w:cs="Times New Roman"/>
-          <w:sz w:val="24"/>
-          <w:szCs w:val="24"/>
-        </w:rPr>
-        <w:tab/>
-      </w:r>
-      <w:r>
-        <w:rPr>
-          <w:rFonts w:ascii="Times New Roman" w:hAnsi="Times New Roman" w:cs="Times New Roman"/>
-          <w:sz w:val="24"/>
-          <w:szCs w:val="24"/>
-        </w:rPr>
-        <w:tab/>
-      </w:r>
-    </w:p>
-    <w:p>
-      <w:pPr>
-        <w:spacing w:after="0" w:line="360" w:lineRule="auto"/>
-        <w:jc w:val="both"/>
-        <w:rPr>
-          <w:rFonts w:ascii="Times New Roman" w:hAnsi="Times New Roman" w:cs="Times New Roman"/>
-          <w:sz w:val="24"/>
-          <w:szCs w:val="24"/>
-        </w:rPr>
-      </w:pPr>
-      <w:r>
-        <w:rPr>
-          <w:rFonts w:ascii="Times New Roman" w:hAnsi="Times New Roman" w:cs="Times New Roman"/>
+          <w:rFonts w:ascii="Montserrat" w:hAnsi="Montserrat" w:cs="Times New Roman"/>
+          <w:sz w:val="24"/>
+          <w:szCs w:val="24"/>
+        </w:rPr>
+      </w:pPr>
+      <w:r>
+        <w:rPr>
+          <w:rFonts w:ascii="Montserrat" w:hAnsi="Montserrat" w:cs="Times New Roman"/>
+          <w:sz w:val="24"/>
+          <w:szCs w:val="24"/>
+        </w:rPr>
+        <w:tab/>
+      </w:r>
+      <w:r>
+        <w:rPr>
+          <w:rFonts w:ascii="Montserrat" w:hAnsi="Montserrat" w:cs="Times New Roman"/>
+          <w:sz w:val="24"/>
+          <w:szCs w:val="24"/>
+        </w:rPr>
+        <w:tab/>
+      </w:r>
+      <w:r>
+        <w:rPr>
+          <w:rFonts w:ascii="Montserrat" w:hAnsi="Montserrat" w:cs="Times New Roman"/>
+          <w:sz w:val="24"/>
+          <w:szCs w:val="24"/>
+        </w:rPr>
+        <w:tab/>
+      </w:r>
+    </w:p>
+    <w:p>
+      <w:pPr>
+        <w:spacing w:after="0" w:line="360" w:lineRule="auto"/>
+        <w:jc w:val="both"/>
+        <w:rPr>
+          <w:rFonts w:ascii="Montserrat" w:hAnsi="Montserrat" w:cs="Times New Roman"/>
+          <w:sz w:val="24"/>
+          <w:szCs w:val="24"/>
+        </w:rPr>
+      </w:pPr>
+      <w:r>
+        <w:rPr>
+          <w:rFonts w:ascii="Montserrat" w:hAnsi="Montserrat" w:cs="Times New Roman"/>
           <w:sz w:val="24"/>
           <w:szCs w:val="24"/>
         </w:rPr>
@@ -1554,14 +1582,14 @@
         <w:spacing w:after="0" w:line="360" w:lineRule="auto"/>
         <w:jc w:val="both"/>
         <w:rPr>
-          <w:rFonts w:ascii="Times New Roman" w:hAnsi="Times New Roman" w:cs="Times New Roman"/>
-          <w:sz w:val="24"/>
-          <w:szCs w:val="24"/>
-        </w:rPr>
-      </w:pPr>
-      <w:r>
-        <w:rPr>
-          <w:rFonts w:ascii="Times New Roman" w:hAnsi="Times New Roman" w:cs="Times New Roman"/>
+          <w:rFonts w:ascii="Montserrat" w:hAnsi="Montserrat" w:cs="Times New Roman"/>
+          <w:sz w:val="24"/>
+          <w:szCs w:val="24"/>
+        </w:rPr>
+      </w:pPr>
+      <w:r>
+        <w:rPr>
+          <w:rFonts w:ascii="Montserrat" w:hAnsi="Montserrat" w:cs="Times New Roman"/>
           <w:sz w:val="24"/>
           <w:szCs w:val="24"/>
         </w:rPr>
@@ -1574,49 +1602,49 @@
         <w:spacing w:after="0" w:line="360" w:lineRule="auto"/>
         <w:jc w:val="both"/>
         <w:rPr>
-          <w:rFonts w:ascii="Times New Roman" w:hAnsi="Times New Roman" w:cs="Times New Roman"/>
-          <w:sz w:val="24"/>
-          <w:szCs w:val="24"/>
-        </w:rPr>
-      </w:pPr>
-      <w:r>
-        <w:rPr>
-          <w:rFonts w:ascii="Times New Roman" w:hAnsi="Times New Roman" w:cs="Times New Roman"/>
-          <w:sz w:val="24"/>
-          <w:szCs w:val="24"/>
-        </w:rPr>
-        <w:tab/>
-      </w:r>
-      <w:r>
-        <w:rPr>
-          <w:rFonts w:ascii="Times New Roman" w:hAnsi="Times New Roman" w:cs="Times New Roman"/>
-          <w:sz w:val="24"/>
-          <w:szCs w:val="24"/>
-        </w:rPr>
-        <w:tab/>
-      </w:r>
-      <w:r>
-        <w:rPr>
-          <w:rFonts w:ascii="Times New Roman" w:hAnsi="Times New Roman" w:cs="Times New Roman"/>
-          <w:sz w:val="24"/>
-          <w:szCs w:val="24"/>
-        </w:rPr>
-        <w:tab/>
-      </w:r>
-    </w:p>
-    <w:p>
-      <w:pPr>
-        <w:spacing w:after="0" w:line="360" w:lineRule="auto"/>
-        <w:jc w:val="both"/>
-        <w:rPr>
-          <w:rFonts w:ascii="Times New Roman" w:hAnsi="Times New Roman" w:cs="Times New Roman"/>
-          <w:sz w:val="24"/>
-          <w:szCs w:val="24"/>
-        </w:rPr>
-      </w:pPr>
-      <w:r>
-        <w:rPr>
-          <w:rFonts w:ascii="Times New Roman" w:hAnsi="Times New Roman" w:cs="Times New Roman"/>
+          <w:rFonts w:ascii="Montserrat" w:hAnsi="Montserrat" w:cs="Times New Roman"/>
+          <w:sz w:val="24"/>
+          <w:szCs w:val="24"/>
+        </w:rPr>
+      </w:pPr>
+      <w:r>
+        <w:rPr>
+          <w:rFonts w:ascii="Montserrat" w:hAnsi="Montserrat" w:cs="Times New Roman"/>
+          <w:sz w:val="24"/>
+          <w:szCs w:val="24"/>
+        </w:rPr>
+        <w:tab/>
+      </w:r>
+      <w:r>
+        <w:rPr>
+          <w:rFonts w:ascii="Montserrat" w:hAnsi="Montserrat" w:cs="Times New Roman"/>
+          <w:sz w:val="24"/>
+          <w:szCs w:val="24"/>
+        </w:rPr>
+        <w:tab/>
+      </w:r>
+      <w:r>
+        <w:rPr>
+          <w:rFonts w:ascii="Montserrat" w:hAnsi="Montserrat" w:cs="Times New Roman"/>
+          <w:sz w:val="24"/>
+          <w:szCs w:val="24"/>
+        </w:rPr>
+        <w:tab/>
+      </w:r>
+    </w:p>
+    <w:p>
+      <w:pPr>
+        <w:spacing w:after="0" w:line="360" w:lineRule="auto"/>
+        <w:jc w:val="both"/>
+        <w:rPr>
+          <w:rFonts w:ascii="Montserrat" w:hAnsi="Montserrat" w:cs="Times New Roman"/>
+          <w:sz w:val="24"/>
+          <w:szCs w:val="24"/>
+        </w:rPr>
+      </w:pPr>
+      <w:r>
+        <w:rPr>
+          <w:rFonts w:ascii="Montserrat" w:hAnsi="Montserrat" w:cs="Times New Roman"/>
           <w:sz w:val="24"/>
           <w:szCs w:val="24"/>
         </w:rPr>
@@ -1628,14 +1656,14 @@
         <w:spacing w:after="0" w:line="360" w:lineRule="auto"/>
         <w:jc w:val="both"/>
         <w:rPr>
-          <w:rFonts w:ascii="Times New Roman" w:hAnsi="Times New Roman" w:cs="Times New Roman"/>
-          <w:sz w:val="24"/>
-          <w:szCs w:val="24"/>
-        </w:rPr>
-      </w:pPr>
-      <w:r>
-        <w:rPr>
-          <w:rFonts w:ascii="Times New Roman" w:hAnsi="Times New Roman" w:cs="Times New Roman"/>
+          <w:rFonts w:ascii="Montserrat" w:hAnsi="Montserrat" w:cs="Times New Roman"/>
+          <w:sz w:val="24"/>
+          <w:szCs w:val="24"/>
+        </w:rPr>
+      </w:pPr>
+      <w:r>
+        <w:rPr>
+          <w:rFonts w:ascii="Montserrat" w:hAnsi="Montserrat" w:cs="Times New Roman"/>
           <w:sz w:val="24"/>
           <w:szCs w:val="24"/>
         </w:rPr>
@@ -1648,24 +1676,23 @@
         <w:spacing w:after="0" w:line="360" w:lineRule="auto"/>
         <w:jc w:val="both"/>
         <w:rPr>
-          <w:rFonts w:ascii="Times New Roman" w:hAnsi="Times New Roman" w:cs="Times New Roman"/>
-          <w:sz w:val="24"/>
-          <w:szCs w:val="24"/>
-        </w:rPr>
-      </w:pPr>
-      <w:r>
-        <w:rPr>
-          <w:rFonts w:ascii="Times New Roman" w:hAnsi="Times New Roman" w:cs="Times New Roman"/>
-          <w:sz w:val="24"/>
-          <w:szCs w:val="24"/>
-        </w:rPr>
-        <w:lastRenderedPageBreak/>
+          <w:rFonts w:ascii="Montserrat" w:hAnsi="Montserrat" w:cs="Times New Roman"/>
+          <w:sz w:val="24"/>
+          <w:szCs w:val="24"/>
+        </w:rPr>
+      </w:pPr>
+      <w:r>
+        <w:rPr>
+          <w:rFonts w:ascii="Montserrat" w:hAnsi="Montserrat" w:cs="Times New Roman"/>
+          <w:sz w:val="24"/>
+          <w:szCs w:val="24"/>
+        </w:rPr>
         <w:tab/>
         <w:t xml:space="preserve">“You’re dressed,” she pointed out. The question was in her eyes when she looked up again. Dawn caught Dusk’s hand and shifted the bundle from her other hand into it. Dusk accepted her clothes, with the realization that something had come up. A matter of business, or her lover would not have met her in this fashion. There were two modes of </w:t>
       </w:r>
       <w:r>
         <w:rPr>
-          <w:rFonts w:ascii="Times New Roman" w:hAnsi="Times New Roman" w:cs="Times New Roman"/>
+          <w:rFonts w:ascii="Montserrat" w:hAnsi="Montserrat" w:cs="Times New Roman"/>
           <w:i/>
           <w:sz w:val="24"/>
           <w:szCs w:val="24"/>
@@ -1674,7 +1701,7 @@
       </w:r>
       <w:r>
         <w:rPr>
-          <w:rFonts w:ascii="Times New Roman" w:hAnsi="Times New Roman" w:cs="Times New Roman"/>
+          <w:rFonts w:ascii="Montserrat" w:hAnsi="Montserrat" w:cs="Times New Roman"/>
           <w:sz w:val="24"/>
           <w:szCs w:val="24"/>
         </w:rPr>
@@ -1686,14 +1713,14 @@
         <w:spacing w:after="0" w:line="360" w:lineRule="auto"/>
         <w:jc w:val="both"/>
         <w:rPr>
-          <w:rFonts w:ascii="Times New Roman" w:hAnsi="Times New Roman" w:cs="Times New Roman"/>
-          <w:sz w:val="24"/>
-          <w:szCs w:val="24"/>
-        </w:rPr>
-      </w:pPr>
-      <w:r>
-        <w:rPr>
-          <w:rFonts w:ascii="Times New Roman" w:hAnsi="Times New Roman" w:cs="Times New Roman"/>
+          <w:rFonts w:ascii="Montserrat" w:hAnsi="Montserrat" w:cs="Times New Roman"/>
+          <w:sz w:val="24"/>
+          <w:szCs w:val="24"/>
+        </w:rPr>
+      </w:pPr>
+      <w:r>
+        <w:rPr>
+          <w:rFonts w:ascii="Montserrat" w:hAnsi="Montserrat" w:cs="Times New Roman"/>
           <w:sz w:val="24"/>
           <w:szCs w:val="24"/>
         </w:rPr>
@@ -1706,14 +1733,14 @@
         <w:spacing w:after="0" w:line="360" w:lineRule="auto"/>
         <w:jc w:val="both"/>
         <w:rPr>
-          <w:rFonts w:ascii="Times New Roman" w:hAnsi="Times New Roman" w:cs="Times New Roman"/>
-          <w:sz w:val="24"/>
-          <w:szCs w:val="24"/>
-        </w:rPr>
-      </w:pPr>
-      <w:r>
-        <w:rPr>
-          <w:rFonts w:ascii="Times New Roman" w:hAnsi="Times New Roman" w:cs="Times New Roman"/>
+          <w:rFonts w:ascii="Montserrat" w:hAnsi="Montserrat" w:cs="Times New Roman"/>
+          <w:sz w:val="24"/>
+          <w:szCs w:val="24"/>
+        </w:rPr>
+      </w:pPr>
+      <w:r>
+        <w:rPr>
+          <w:rFonts w:ascii="Montserrat" w:hAnsi="Montserrat" w:cs="Times New Roman"/>
           <w:sz w:val="24"/>
           <w:szCs w:val="24"/>
         </w:rPr>
@@ -1722,7 +1749,7 @@
       </w:r>
       <w:r>
         <w:rPr>
-          <w:rFonts w:ascii="Times New Roman" w:hAnsi="Times New Roman" w:cs="Times New Roman"/>
+          <w:rFonts w:ascii="Montserrat" w:hAnsi="Montserrat" w:cs="Times New Roman"/>
           <w:i/>
           <w:sz w:val="24"/>
           <w:szCs w:val="24"/>
@@ -1731,7 +1758,7 @@
       </w:r>
       <w:r>
         <w:rPr>
-          <w:rFonts w:ascii="Times New Roman" w:hAnsi="Times New Roman" w:cs="Times New Roman"/>
+          <w:rFonts w:ascii="Montserrat" w:hAnsi="Montserrat" w:cs="Times New Roman"/>
           <w:sz w:val="24"/>
           <w:szCs w:val="24"/>
         </w:rPr>
@@ -1739,7 +1766,7 @@
       </w:r>
       <w:r>
         <w:rPr>
-          <w:rFonts w:ascii="Times New Roman" w:hAnsi="Times New Roman" w:cs="Times New Roman"/>
+          <w:rFonts w:ascii="Montserrat" w:hAnsi="Montserrat" w:cs="Times New Roman"/>
           <w:i/>
           <w:sz w:val="24"/>
           <w:szCs w:val="24"/>
@@ -1748,7 +1775,7 @@
       </w:r>
       <w:r>
         <w:rPr>
-          <w:rFonts w:ascii="Times New Roman" w:hAnsi="Times New Roman" w:cs="Times New Roman"/>
+          <w:rFonts w:ascii="Montserrat" w:hAnsi="Montserrat" w:cs="Times New Roman"/>
           <w:sz w:val="24"/>
           <w:szCs w:val="24"/>
         </w:rPr>
@@ -1756,7 +1783,7 @@
       </w:r>
       <w:r>
         <w:rPr>
-          <w:rFonts w:ascii="Times New Roman" w:hAnsi="Times New Roman" w:cs="Times New Roman"/>
+          <w:rFonts w:ascii="Montserrat" w:hAnsi="Montserrat" w:cs="Times New Roman"/>
           <w:i/>
           <w:sz w:val="24"/>
           <w:szCs w:val="24"/>
@@ -1765,7 +1792,7 @@
       </w:r>
       <w:r>
         <w:rPr>
-          <w:rFonts w:ascii="Times New Roman" w:hAnsi="Times New Roman" w:cs="Times New Roman"/>
+          <w:rFonts w:ascii="Montserrat" w:hAnsi="Montserrat" w:cs="Times New Roman"/>
           <w:sz w:val="24"/>
           <w:szCs w:val="24"/>
         </w:rPr>
@@ -1777,14 +1804,14 @@
         <w:spacing w:after="0" w:line="360" w:lineRule="auto"/>
         <w:jc w:val="both"/>
         <w:rPr>
-          <w:rFonts w:ascii="Times New Roman" w:hAnsi="Times New Roman" w:cs="Times New Roman"/>
-          <w:sz w:val="24"/>
-          <w:szCs w:val="24"/>
-        </w:rPr>
-      </w:pPr>
-      <w:r>
-        <w:rPr>
-          <w:rFonts w:ascii="Times New Roman" w:hAnsi="Times New Roman" w:cs="Times New Roman"/>
+          <w:rFonts w:ascii="Montserrat" w:hAnsi="Montserrat" w:cs="Times New Roman"/>
+          <w:sz w:val="24"/>
+          <w:szCs w:val="24"/>
+        </w:rPr>
+      </w:pPr>
+      <w:r>
+        <w:rPr>
+          <w:rFonts w:ascii="Montserrat" w:hAnsi="Montserrat" w:cs="Times New Roman"/>
           <w:sz w:val="24"/>
           <w:szCs w:val="24"/>
         </w:rPr>
@@ -1793,7 +1820,7 @@
       </w:r>
       <w:r>
         <w:rPr>
-          <w:rFonts w:ascii="Times New Roman" w:hAnsi="Times New Roman" w:cs="Times New Roman"/>
+          <w:rFonts w:ascii="Montserrat" w:hAnsi="Montserrat" w:cs="Times New Roman"/>
           <w:i/>
           <w:sz w:val="24"/>
           <w:szCs w:val="24"/>
@@ -1802,7 +1829,7 @@
       </w:r>
       <w:r>
         <w:rPr>
-          <w:rFonts w:ascii="Times New Roman" w:hAnsi="Times New Roman" w:cs="Times New Roman"/>
+          <w:rFonts w:ascii="Montserrat" w:hAnsi="Montserrat" w:cs="Times New Roman"/>
           <w:sz w:val="24"/>
           <w:szCs w:val="24"/>
         </w:rPr>
@@ -1810,7 +1837,7 @@
       </w:r>
       <w:r>
         <w:rPr>
-          <w:rFonts w:ascii="Times New Roman" w:hAnsi="Times New Roman" w:cs="Times New Roman"/>
+          <w:rFonts w:ascii="Montserrat" w:hAnsi="Montserrat" w:cs="Times New Roman"/>
           <w:i/>
           <w:sz w:val="24"/>
           <w:szCs w:val="24"/>
@@ -1819,35 +1846,26 @@
       </w:r>
       <w:r>
         <w:rPr>
-          <w:rFonts w:ascii="Times New Roman" w:hAnsi="Times New Roman" w:cs="Times New Roman"/>
-          <w:sz w:val="24"/>
-          <w:szCs w:val="24"/>
-        </w:rPr>
-        <w:t xml:space="preserve"> suddenly found herself tested on her ability to conceive of herself—to somehow invest herself, her mind, her intrinsic self into a new life. In spite of every effort made, it was something that could not be taught. It either </w:t>
-      </w:r>
-      <w:r>
-        <w:rPr>
-          <w:rFonts w:ascii="Times New Roman" w:hAnsi="Times New Roman" w:cs="Times New Roman"/>
-          <w:sz w:val="24"/>
-          <w:szCs w:val="24"/>
-        </w:rPr>
-        <w:lastRenderedPageBreak/>
-        <w:t>happened, and the lucky soul became her own daughter, or it did not happen, and the poor thing spent the rest of her life in heat—and thus infertile.</w:t>
-      </w:r>
-    </w:p>
-    <w:p>
-      <w:pPr>
-        <w:spacing w:after="0" w:line="360" w:lineRule="auto"/>
-        <w:jc w:val="both"/>
-        <w:rPr>
-          <w:rFonts w:ascii="Times New Roman" w:hAnsi="Times New Roman" w:cs="Times New Roman"/>
-          <w:sz w:val="24"/>
-          <w:szCs w:val="24"/>
-        </w:rPr>
-      </w:pPr>
-      <w:r>
-        <w:rPr>
-          <w:rFonts w:ascii="Times New Roman" w:hAnsi="Times New Roman" w:cs="Times New Roman"/>
+          <w:rFonts w:ascii="Montserrat" w:hAnsi="Montserrat" w:cs="Times New Roman"/>
+          <w:sz w:val="24"/>
+          <w:szCs w:val="24"/>
+        </w:rPr>
+        <w:t xml:space="preserve"> suddenly found herself tested on her ability to conceive of herself—to somehow invest herself, her mind, her intrinsic self into a new life. In spite of every effort made, it was something that could not be taught. It either happened, and the lucky soul became her own daughter, or it did not happen, and the poor thing spent the rest of her life in heat—and thus infertile.</w:t>
+      </w:r>
+    </w:p>
+    <w:p>
+      <w:pPr>
+        <w:spacing w:after="0" w:line="360" w:lineRule="auto"/>
+        <w:jc w:val="both"/>
+        <w:rPr>
+          <w:rFonts w:ascii="Montserrat" w:hAnsi="Montserrat" w:cs="Times New Roman"/>
+          <w:sz w:val="24"/>
+          <w:szCs w:val="24"/>
+        </w:rPr>
+      </w:pPr>
+      <w:r>
+        <w:rPr>
+          <w:rFonts w:ascii="Montserrat" w:hAnsi="Montserrat" w:cs="Times New Roman"/>
           <w:sz w:val="24"/>
           <w:szCs w:val="24"/>
         </w:rPr>
@@ -1856,7 +1874,7 @@
       </w:r>
       <w:r>
         <w:rPr>
-          <w:rFonts w:ascii="Times New Roman" w:hAnsi="Times New Roman" w:cs="Times New Roman"/>
+          <w:rFonts w:ascii="Montserrat" w:hAnsi="Montserrat" w:cs="Times New Roman"/>
           <w:i/>
           <w:sz w:val="24"/>
           <w:szCs w:val="24"/>
@@ -1865,7 +1883,7 @@
       </w:r>
       <w:r>
         <w:rPr>
-          <w:rFonts w:ascii="Times New Roman" w:hAnsi="Times New Roman" w:cs="Times New Roman"/>
+          <w:rFonts w:ascii="Montserrat" w:hAnsi="Montserrat" w:cs="Times New Roman"/>
           <w:sz w:val="24"/>
           <w:szCs w:val="24"/>
         </w:rPr>
@@ -1873,7 +1891,7 @@
       </w:r>
       <w:r>
         <w:rPr>
-          <w:rFonts w:ascii="Times New Roman" w:hAnsi="Times New Roman" w:cs="Times New Roman"/>
+          <w:rFonts w:ascii="Montserrat" w:hAnsi="Montserrat" w:cs="Times New Roman"/>
           <w:i/>
           <w:sz w:val="24"/>
           <w:szCs w:val="24"/>
@@ -1882,7 +1900,7 @@
       </w:r>
       <w:r>
         <w:rPr>
-          <w:rFonts w:ascii="Times New Roman" w:hAnsi="Times New Roman" w:cs="Times New Roman"/>
+          <w:rFonts w:ascii="Montserrat" w:hAnsi="Montserrat" w:cs="Times New Roman"/>
           <w:sz w:val="24"/>
           <w:szCs w:val="24"/>
         </w:rPr>
@@ -1894,14 +1912,14 @@
         <w:spacing w:after="0" w:line="360" w:lineRule="auto"/>
         <w:jc w:val="both"/>
         <w:rPr>
-          <w:rFonts w:ascii="Times New Roman" w:hAnsi="Times New Roman" w:cs="Times New Roman"/>
-          <w:sz w:val="24"/>
-          <w:szCs w:val="24"/>
-        </w:rPr>
-      </w:pPr>
-      <w:r>
-        <w:rPr>
-          <w:rFonts w:ascii="Times New Roman" w:hAnsi="Times New Roman" w:cs="Times New Roman"/>
+          <w:rFonts w:ascii="Montserrat" w:hAnsi="Montserrat" w:cs="Times New Roman"/>
+          <w:sz w:val="24"/>
+          <w:szCs w:val="24"/>
+        </w:rPr>
+      </w:pPr>
+      <w:r>
+        <w:rPr>
+          <w:rFonts w:ascii="Montserrat" w:hAnsi="Montserrat" w:cs="Times New Roman"/>
           <w:sz w:val="24"/>
           <w:szCs w:val="24"/>
         </w:rPr>
@@ -1914,49 +1932,49 @@
         <w:spacing w:after="0" w:line="360" w:lineRule="auto"/>
         <w:jc w:val="both"/>
         <w:rPr>
-          <w:rFonts w:ascii="Times New Roman" w:hAnsi="Times New Roman" w:cs="Times New Roman"/>
-          <w:sz w:val="24"/>
-          <w:szCs w:val="24"/>
-        </w:rPr>
-      </w:pPr>
-      <w:r>
-        <w:rPr>
-          <w:rFonts w:ascii="Times New Roman" w:hAnsi="Times New Roman" w:cs="Times New Roman"/>
-          <w:sz w:val="24"/>
-          <w:szCs w:val="24"/>
-        </w:rPr>
-        <w:tab/>
-      </w:r>
-      <w:r>
-        <w:rPr>
-          <w:rFonts w:ascii="Times New Roman" w:hAnsi="Times New Roman" w:cs="Times New Roman"/>
-          <w:sz w:val="24"/>
-          <w:szCs w:val="24"/>
-        </w:rPr>
-        <w:tab/>
-      </w:r>
-      <w:r>
-        <w:rPr>
-          <w:rFonts w:ascii="Times New Roman" w:hAnsi="Times New Roman" w:cs="Times New Roman"/>
-          <w:sz w:val="24"/>
-          <w:szCs w:val="24"/>
-        </w:rPr>
-        <w:tab/>
-      </w:r>
-    </w:p>
-    <w:p>
-      <w:pPr>
-        <w:spacing w:after="0" w:line="360" w:lineRule="auto"/>
-        <w:jc w:val="both"/>
-        <w:rPr>
-          <w:rFonts w:ascii="Times New Roman" w:hAnsi="Times New Roman" w:cs="Times New Roman"/>
-          <w:sz w:val="24"/>
-          <w:szCs w:val="24"/>
-        </w:rPr>
-      </w:pPr>
-      <w:r>
-        <w:rPr>
-          <w:rFonts w:ascii="Times New Roman" w:hAnsi="Times New Roman" w:cs="Times New Roman"/>
+          <w:rFonts w:ascii="Montserrat" w:hAnsi="Montserrat" w:cs="Times New Roman"/>
+          <w:sz w:val="24"/>
+          <w:szCs w:val="24"/>
+        </w:rPr>
+      </w:pPr>
+      <w:r>
+        <w:rPr>
+          <w:rFonts w:ascii="Montserrat" w:hAnsi="Montserrat" w:cs="Times New Roman"/>
+          <w:sz w:val="24"/>
+          <w:szCs w:val="24"/>
+        </w:rPr>
+        <w:tab/>
+      </w:r>
+      <w:r>
+        <w:rPr>
+          <w:rFonts w:ascii="Montserrat" w:hAnsi="Montserrat" w:cs="Times New Roman"/>
+          <w:sz w:val="24"/>
+          <w:szCs w:val="24"/>
+        </w:rPr>
+        <w:tab/>
+      </w:r>
+      <w:r>
+        <w:rPr>
+          <w:rFonts w:ascii="Montserrat" w:hAnsi="Montserrat" w:cs="Times New Roman"/>
+          <w:sz w:val="24"/>
+          <w:szCs w:val="24"/>
+        </w:rPr>
+        <w:tab/>
+      </w:r>
+    </w:p>
+    <w:p>
+      <w:pPr>
+        <w:spacing w:after="0" w:line="360" w:lineRule="auto"/>
+        <w:jc w:val="both"/>
+        <w:rPr>
+          <w:rFonts w:ascii="Montserrat" w:hAnsi="Montserrat" w:cs="Times New Roman"/>
+          <w:sz w:val="24"/>
+          <w:szCs w:val="24"/>
+        </w:rPr>
+      </w:pPr>
+      <w:r>
+        <w:rPr>
+          <w:rFonts w:ascii="Montserrat" w:hAnsi="Montserrat" w:cs="Times New Roman"/>
           <w:sz w:val="24"/>
           <w:szCs w:val="24"/>
         </w:rPr>
@@ -1965,7 +1983,7 @@
       </w:r>
       <w:r>
         <w:rPr>
-          <w:rFonts w:ascii="Times New Roman" w:hAnsi="Times New Roman" w:cs="Times New Roman"/>
+          <w:rFonts w:ascii="Montserrat" w:hAnsi="Montserrat" w:cs="Times New Roman"/>
           <w:i/>
           <w:sz w:val="24"/>
           <w:szCs w:val="24"/>
@@ -1974,7 +1992,7 @@
       </w:r>
       <w:r>
         <w:rPr>
-          <w:rFonts w:ascii="Times New Roman" w:hAnsi="Times New Roman" w:cs="Times New Roman"/>
+          <w:rFonts w:ascii="Montserrat" w:hAnsi="Montserrat" w:cs="Times New Roman"/>
           <w:sz w:val="24"/>
           <w:szCs w:val="24"/>
         </w:rPr>
@@ -1986,14 +2004,14 @@
         <w:spacing w:after="0" w:line="360" w:lineRule="auto"/>
         <w:jc w:val="both"/>
         <w:rPr>
-          <w:rFonts w:ascii="Times New Roman" w:hAnsi="Times New Roman" w:cs="Times New Roman"/>
-          <w:sz w:val="24"/>
-          <w:szCs w:val="24"/>
-        </w:rPr>
-      </w:pPr>
-      <w:r>
-        <w:rPr>
-          <w:rFonts w:ascii="Times New Roman" w:hAnsi="Times New Roman" w:cs="Times New Roman"/>
+          <w:rFonts w:ascii="Montserrat" w:hAnsi="Montserrat" w:cs="Times New Roman"/>
+          <w:sz w:val="24"/>
+          <w:szCs w:val="24"/>
+        </w:rPr>
+      </w:pPr>
+      <w:r>
+        <w:rPr>
+          <w:rFonts w:ascii="Montserrat" w:hAnsi="Montserrat" w:cs="Times New Roman"/>
           <w:sz w:val="24"/>
           <w:szCs w:val="24"/>
         </w:rPr>
@@ -2002,7 +2020,7 @@
       </w:r>
       <w:r>
         <w:rPr>
-          <w:rFonts w:ascii="Times New Roman" w:hAnsi="Times New Roman" w:cs="Times New Roman"/>
+          <w:rFonts w:ascii="Montserrat" w:hAnsi="Montserrat" w:cs="Times New Roman"/>
           <w:i/>
           <w:sz w:val="24"/>
           <w:szCs w:val="24"/>
@@ -2011,7 +2029,7 @@
       </w:r>
       <w:r>
         <w:rPr>
-          <w:rFonts w:ascii="Times New Roman" w:hAnsi="Times New Roman" w:cs="Times New Roman"/>
+          <w:rFonts w:ascii="Montserrat" w:hAnsi="Montserrat" w:cs="Times New Roman"/>
           <w:sz w:val="24"/>
           <w:szCs w:val="24"/>
         </w:rPr>
@@ -2023,14 +2041,14 @@
         <w:spacing w:after="0" w:line="360" w:lineRule="auto"/>
         <w:jc w:val="both"/>
         <w:rPr>
-          <w:rFonts w:ascii="Times New Roman" w:hAnsi="Times New Roman" w:cs="Times New Roman"/>
-          <w:sz w:val="24"/>
-          <w:szCs w:val="24"/>
-        </w:rPr>
-      </w:pPr>
-      <w:r>
-        <w:rPr>
-          <w:rFonts w:ascii="Times New Roman" w:hAnsi="Times New Roman" w:cs="Times New Roman"/>
+          <w:rFonts w:ascii="Montserrat" w:hAnsi="Montserrat" w:cs="Times New Roman"/>
+          <w:sz w:val="24"/>
+          <w:szCs w:val="24"/>
+        </w:rPr>
+      </w:pPr>
+      <w:r>
+        <w:rPr>
+          <w:rFonts w:ascii="Montserrat" w:hAnsi="Montserrat" w:cs="Times New Roman"/>
           <w:sz w:val="24"/>
           <w:szCs w:val="24"/>
         </w:rPr>
@@ -2043,14 +2061,14 @@
         <w:spacing w:after="0" w:line="360" w:lineRule="auto"/>
         <w:jc w:val="both"/>
         <w:rPr>
-          <w:rFonts w:ascii="Times New Roman" w:hAnsi="Times New Roman" w:cs="Times New Roman"/>
-          <w:sz w:val="24"/>
-          <w:szCs w:val="24"/>
-        </w:rPr>
-      </w:pPr>
-      <w:r>
-        <w:rPr>
-          <w:rFonts w:ascii="Times New Roman" w:hAnsi="Times New Roman" w:cs="Times New Roman"/>
+          <w:rFonts w:ascii="Montserrat" w:hAnsi="Montserrat" w:cs="Times New Roman"/>
+          <w:sz w:val="24"/>
+          <w:szCs w:val="24"/>
+        </w:rPr>
+      </w:pPr>
+      <w:r>
+        <w:rPr>
+          <w:rFonts w:ascii="Montserrat" w:hAnsi="Montserrat" w:cs="Times New Roman"/>
           <w:sz w:val="24"/>
           <w:szCs w:val="24"/>
         </w:rPr>
@@ -2059,7 +2077,7 @@
       </w:r>
       <w:r>
         <w:rPr>
-          <w:rFonts w:ascii="Times New Roman" w:hAnsi="Times New Roman" w:cs="Times New Roman"/>
+          <w:rFonts w:ascii="Montserrat" w:hAnsi="Montserrat" w:cs="Times New Roman"/>
           <w:i/>
           <w:sz w:val="24"/>
           <w:szCs w:val="24"/>
@@ -2068,44 +2086,35 @@
       </w:r>
       <w:r>
         <w:rPr>
-          <w:rFonts w:ascii="Times New Roman" w:hAnsi="Times New Roman" w:cs="Times New Roman"/>
-          <w:sz w:val="24"/>
-          <w:szCs w:val="24"/>
-        </w:rPr>
-        <w:t xml:space="preserve"> She felt the motion of limbs, and realized that they were not her own as the woman’s body slipped off the ledge into the deeper part of the pool. She could taste the blood on lips that were not her lips. “What the…? This can’t be… blood?” Again, she felt the words forming. “Rick! I need some help here!” Again they rang in what felt like her own ears. </w:t>
-      </w:r>
-      <w:r>
-        <w:rPr>
-          <w:rFonts w:ascii="Times New Roman" w:hAnsi="Times New Roman" w:cs="Times New Roman"/>
-          <w:sz w:val="24"/>
-          <w:szCs w:val="24"/>
-        </w:rPr>
-        <w:lastRenderedPageBreak/>
-        <w:t xml:space="preserve">The eyes could not penetrate the murky depths of the pool. She did not need eyes—her own, or the ones she had somehow borrowed—to realize the woman was only a hand’s width away from her. She could feel it as if she was standing beside herself. She tried to force the hands into pulling her up, and discovered that whatever sort of bond they had was receptive, and only on her side. Turning her attention to her own limbs, she found them weak, as if paralyzed with sleep. </w:t>
-      </w:r>
-    </w:p>
-    <w:p>
-      <w:pPr>
-        <w:spacing w:after="0" w:line="360" w:lineRule="auto"/>
-        <w:jc w:val="both"/>
-        <w:rPr>
-          <w:rFonts w:ascii="Times New Roman" w:hAnsi="Times New Roman" w:cs="Times New Roman"/>
-          <w:i/>
-          <w:sz w:val="24"/>
-          <w:szCs w:val="24"/>
-        </w:rPr>
-      </w:pPr>
-      <w:r>
-        <w:rPr>
-          <w:rFonts w:ascii="Times New Roman" w:hAnsi="Times New Roman" w:cs="Times New Roman"/>
-          <w:sz w:val="24"/>
-          <w:szCs w:val="24"/>
-        </w:rPr>
-        <w:tab/>
-      </w:r>
-      <w:r>
-        <w:rPr>
-          <w:rFonts w:ascii="Times New Roman" w:hAnsi="Times New Roman" w:cs="Times New Roman"/>
+          <w:rFonts w:ascii="Montserrat" w:hAnsi="Montserrat" w:cs="Times New Roman"/>
+          <w:sz w:val="24"/>
+          <w:szCs w:val="24"/>
+        </w:rPr>
+        <w:t xml:space="preserve"> She felt the motion of limbs, and realized that they were not her own as the woman’s body slipped off the ledge into the deeper part of the pool. She could taste the blood on lips that were not her lips. “What the…? This can’t be… blood?” Again, she felt the words forming. “Rick! I need some help here!” Again they rang in what felt like her own ears. The eyes could not penetrate the murky depths of the pool. She did not need eyes—her own, or the ones she had somehow borrowed—to realize the woman was only a hand’s width away from her. She could feel it as if she was standing beside herself. She tried to force the hands into pulling her up, and discovered that whatever sort of bond they had was receptive, and only on her side. Turning her attention to her own limbs, she found them weak, as if paralyzed with sleep. </w:t>
+      </w:r>
+    </w:p>
+    <w:p>
+      <w:pPr>
+        <w:spacing w:after="0" w:line="360" w:lineRule="auto"/>
+        <w:jc w:val="both"/>
+        <w:rPr>
+          <w:rFonts w:ascii="Montserrat" w:hAnsi="Montserrat" w:cs="Times New Roman"/>
+          <w:i/>
+          <w:sz w:val="24"/>
+          <w:szCs w:val="24"/>
+        </w:rPr>
+      </w:pPr>
+      <w:r>
+        <w:rPr>
+          <w:rFonts w:ascii="Montserrat" w:hAnsi="Montserrat" w:cs="Times New Roman"/>
+          <w:sz w:val="24"/>
+          <w:szCs w:val="24"/>
+        </w:rPr>
+        <w:tab/>
+      </w:r>
+      <w:r>
+        <w:rPr>
+          <w:rFonts w:ascii="Montserrat" w:hAnsi="Montserrat" w:cs="Times New Roman"/>
           <w:i/>
           <w:sz w:val="24"/>
           <w:szCs w:val="24"/>
@@ -2118,23 +2127,23 @@
         <w:spacing w:after="0" w:line="360" w:lineRule="auto"/>
         <w:jc w:val="both"/>
         <w:rPr>
-          <w:rFonts w:ascii="Times New Roman" w:hAnsi="Times New Roman" w:cs="Times New Roman"/>
-          <w:sz w:val="24"/>
-          <w:szCs w:val="24"/>
-        </w:rPr>
-      </w:pPr>
-      <w:r>
-        <w:rPr>
-          <w:rFonts w:ascii="Times New Roman" w:hAnsi="Times New Roman" w:cs="Times New Roman"/>
-          <w:i/>
-          <w:sz w:val="24"/>
-          <w:szCs w:val="24"/>
-        </w:rPr>
-        <w:tab/>
-      </w:r>
-      <w:r>
-        <w:rPr>
-          <w:rFonts w:ascii="Times New Roman" w:hAnsi="Times New Roman" w:cs="Times New Roman"/>
+          <w:rFonts w:ascii="Montserrat" w:hAnsi="Montserrat" w:cs="Times New Roman"/>
+          <w:sz w:val="24"/>
+          <w:szCs w:val="24"/>
+        </w:rPr>
+      </w:pPr>
+      <w:r>
+        <w:rPr>
+          <w:rFonts w:ascii="Montserrat" w:hAnsi="Montserrat" w:cs="Times New Roman"/>
+          <w:i/>
+          <w:sz w:val="24"/>
+          <w:szCs w:val="24"/>
+        </w:rPr>
+        <w:tab/>
+      </w:r>
+      <w:r>
+        <w:rPr>
+          <w:rFonts w:ascii="Montserrat" w:hAnsi="Montserrat" w:cs="Times New Roman"/>
           <w:sz w:val="24"/>
           <w:szCs w:val="24"/>
         </w:rPr>
@@ -2146,14 +2155,14 @@
         <w:spacing w:after="0" w:line="360" w:lineRule="auto"/>
         <w:jc w:val="both"/>
         <w:rPr>
-          <w:rFonts w:ascii="Times New Roman" w:hAnsi="Times New Roman" w:cs="Times New Roman"/>
-          <w:sz w:val="24"/>
-          <w:szCs w:val="24"/>
-        </w:rPr>
-      </w:pPr>
-      <w:r>
-        <w:rPr>
-          <w:rFonts w:ascii="Times New Roman" w:hAnsi="Times New Roman" w:cs="Times New Roman"/>
+          <w:rFonts w:ascii="Montserrat" w:hAnsi="Montserrat" w:cs="Times New Roman"/>
+          <w:sz w:val="24"/>
+          <w:szCs w:val="24"/>
+        </w:rPr>
+      </w:pPr>
+      <w:r>
+        <w:rPr>
+          <w:rFonts w:ascii="Montserrat" w:hAnsi="Montserrat" w:cs="Times New Roman"/>
           <w:sz w:val="24"/>
           <w:szCs w:val="24"/>
         </w:rPr>
@@ -2166,14 +2175,14 @@
         <w:spacing w:after="0" w:line="360" w:lineRule="auto"/>
         <w:jc w:val="both"/>
         <w:rPr>
-          <w:rFonts w:ascii="Times New Roman" w:hAnsi="Times New Roman" w:cs="Times New Roman"/>
-          <w:sz w:val="24"/>
-          <w:szCs w:val="24"/>
-        </w:rPr>
-      </w:pPr>
-      <w:r>
-        <w:rPr>
-          <w:rFonts w:ascii="Times New Roman" w:hAnsi="Times New Roman" w:cs="Times New Roman"/>
+          <w:rFonts w:ascii="Montserrat" w:hAnsi="Montserrat" w:cs="Times New Roman"/>
+          <w:sz w:val="24"/>
+          <w:szCs w:val="24"/>
+        </w:rPr>
+      </w:pPr>
+      <w:r>
+        <w:rPr>
+          <w:rFonts w:ascii="Montserrat" w:hAnsi="Montserrat" w:cs="Times New Roman"/>
           <w:sz w:val="24"/>
           <w:szCs w:val="24"/>
         </w:rPr>
@@ -2186,14 +2195,14 @@
         <w:spacing w:after="0" w:line="360" w:lineRule="auto"/>
         <w:jc w:val="both"/>
         <w:rPr>
-          <w:rFonts w:ascii="Times New Roman" w:hAnsi="Times New Roman" w:cs="Times New Roman"/>
-          <w:sz w:val="24"/>
-          <w:szCs w:val="24"/>
-        </w:rPr>
-      </w:pPr>
-      <w:r>
-        <w:rPr>
-          <w:rFonts w:ascii="Times New Roman" w:hAnsi="Times New Roman" w:cs="Times New Roman"/>
+          <w:rFonts w:ascii="Montserrat" w:hAnsi="Montserrat" w:cs="Times New Roman"/>
+          <w:sz w:val="24"/>
+          <w:szCs w:val="24"/>
+        </w:rPr>
+      </w:pPr>
+      <w:r>
+        <w:rPr>
+          <w:rFonts w:ascii="Montserrat" w:hAnsi="Montserrat" w:cs="Times New Roman"/>
           <w:sz w:val="24"/>
           <w:szCs w:val="24"/>
         </w:rPr>
@@ -2206,14 +2215,14 @@
         <w:spacing w:after="0" w:line="360" w:lineRule="auto"/>
         <w:jc w:val="both"/>
         <w:rPr>
-          <w:rFonts w:ascii="Times New Roman" w:hAnsi="Times New Roman" w:cs="Times New Roman"/>
-          <w:sz w:val="24"/>
-          <w:szCs w:val="24"/>
-        </w:rPr>
-      </w:pPr>
-      <w:r>
-        <w:rPr>
-          <w:rFonts w:ascii="Times New Roman" w:hAnsi="Times New Roman" w:cs="Times New Roman"/>
+          <w:rFonts w:ascii="Montserrat" w:hAnsi="Montserrat" w:cs="Times New Roman"/>
+          <w:sz w:val="24"/>
+          <w:szCs w:val="24"/>
+        </w:rPr>
+      </w:pPr>
+      <w:r>
+        <w:rPr>
+          <w:rFonts w:ascii="Montserrat" w:hAnsi="Montserrat" w:cs="Times New Roman"/>
           <w:sz w:val="24"/>
           <w:szCs w:val="24"/>
         </w:rPr>
@@ -2226,50 +2235,49 @@
         <w:spacing w:after="0" w:line="360" w:lineRule="auto"/>
         <w:jc w:val="both"/>
         <w:rPr>
-          <w:rFonts w:ascii="Times New Roman" w:hAnsi="Times New Roman" w:cs="Times New Roman"/>
-          <w:sz w:val="24"/>
-          <w:szCs w:val="24"/>
-        </w:rPr>
-      </w:pPr>
-      <w:r>
-        <w:rPr>
-          <w:rFonts w:ascii="Times New Roman" w:hAnsi="Times New Roman" w:cs="Times New Roman"/>
-          <w:sz w:val="24"/>
-          <w:szCs w:val="24"/>
-        </w:rPr>
-        <w:lastRenderedPageBreak/>
-        <w:tab/>
-      </w:r>
-      <w:r>
-        <w:rPr>
-          <w:rFonts w:ascii="Times New Roman" w:hAnsi="Times New Roman" w:cs="Times New Roman"/>
-          <w:sz w:val="24"/>
-          <w:szCs w:val="24"/>
-        </w:rPr>
-        <w:tab/>
-      </w:r>
-      <w:r>
-        <w:rPr>
-          <w:rFonts w:ascii="Times New Roman" w:hAnsi="Times New Roman" w:cs="Times New Roman"/>
-          <w:sz w:val="24"/>
-          <w:szCs w:val="24"/>
-        </w:rPr>
-        <w:tab/>
-      </w:r>
-    </w:p>
-    <w:p>
-      <w:pPr>
-        <w:spacing w:after="0" w:line="360" w:lineRule="auto"/>
-        <w:jc w:val="both"/>
-        <w:rPr>
-          <w:rFonts w:ascii="Times New Roman" w:hAnsi="Times New Roman" w:cs="Times New Roman"/>
-          <w:sz w:val="24"/>
-          <w:szCs w:val="24"/>
-        </w:rPr>
-      </w:pPr>
-      <w:r>
-        <w:rPr>
-          <w:rFonts w:ascii="Times New Roman" w:hAnsi="Times New Roman" w:cs="Times New Roman"/>
+          <w:rFonts w:ascii="Montserrat" w:hAnsi="Montserrat" w:cs="Times New Roman"/>
+          <w:sz w:val="24"/>
+          <w:szCs w:val="24"/>
+        </w:rPr>
+      </w:pPr>
+      <w:r>
+        <w:rPr>
+          <w:rFonts w:ascii="Montserrat" w:hAnsi="Montserrat" w:cs="Times New Roman"/>
+          <w:sz w:val="24"/>
+          <w:szCs w:val="24"/>
+        </w:rPr>
+        <w:tab/>
+      </w:r>
+      <w:r>
+        <w:rPr>
+          <w:rFonts w:ascii="Montserrat" w:hAnsi="Montserrat" w:cs="Times New Roman"/>
+          <w:sz w:val="24"/>
+          <w:szCs w:val="24"/>
+        </w:rPr>
+        <w:tab/>
+      </w:r>
+      <w:r>
+        <w:rPr>
+          <w:rFonts w:ascii="Montserrat" w:hAnsi="Montserrat" w:cs="Times New Roman"/>
+          <w:sz w:val="24"/>
+          <w:szCs w:val="24"/>
+        </w:rPr>
+        <w:tab/>
+      </w:r>
+    </w:p>
+    <w:p>
+      <w:pPr>
+        <w:spacing w:after="0" w:line="360" w:lineRule="auto"/>
+        <w:jc w:val="both"/>
+        <w:rPr>
+          <w:rFonts w:ascii="Montserrat" w:hAnsi="Montserrat" w:cs="Times New Roman"/>
+          <w:sz w:val="24"/>
+          <w:szCs w:val="24"/>
+        </w:rPr>
+      </w:pPr>
+      <w:r>
+        <w:rPr>
+          <w:rFonts w:ascii="Montserrat" w:hAnsi="Montserrat" w:cs="Times New Roman"/>
           <w:sz w:val="24"/>
           <w:szCs w:val="24"/>
         </w:rPr>
@@ -2278,7 +2286,7 @@
       </w:r>
       <w:r>
         <w:rPr>
-          <w:rFonts w:ascii="Times New Roman" w:hAnsi="Times New Roman" w:cs="Times New Roman"/>
+          <w:rFonts w:ascii="Montserrat" w:hAnsi="Montserrat" w:cs="Times New Roman"/>
           <w:i/>
           <w:sz w:val="24"/>
           <w:szCs w:val="24"/>
@@ -2287,7 +2295,7 @@
       </w:r>
       <w:r>
         <w:rPr>
-          <w:rFonts w:ascii="Times New Roman" w:hAnsi="Times New Roman" w:cs="Times New Roman"/>
+          <w:rFonts w:ascii="Montserrat" w:hAnsi="Montserrat" w:cs="Times New Roman"/>
           <w:sz w:val="24"/>
           <w:szCs w:val="24"/>
         </w:rPr>
@@ -2299,14 +2307,14 @@
         <w:spacing w:after="0" w:line="360" w:lineRule="auto"/>
         <w:jc w:val="both"/>
         <w:rPr>
-          <w:rFonts w:ascii="Times New Roman" w:hAnsi="Times New Roman" w:cs="Times New Roman"/>
-          <w:sz w:val="24"/>
-          <w:szCs w:val="24"/>
-        </w:rPr>
-      </w:pPr>
-      <w:r>
-        <w:rPr>
-          <w:rFonts w:ascii="Times New Roman" w:hAnsi="Times New Roman" w:cs="Times New Roman"/>
+          <w:rFonts w:ascii="Montserrat" w:hAnsi="Montserrat" w:cs="Times New Roman"/>
+          <w:sz w:val="24"/>
+          <w:szCs w:val="24"/>
+        </w:rPr>
+      </w:pPr>
+      <w:r>
+        <w:rPr>
+          <w:rFonts w:ascii="Montserrat" w:hAnsi="Montserrat" w:cs="Times New Roman"/>
           <w:sz w:val="24"/>
           <w:szCs w:val="24"/>
         </w:rPr>
@@ -2315,7 +2323,7 @@
       </w:r>
       <w:r>
         <w:rPr>
-          <w:rFonts w:ascii="Times New Roman" w:hAnsi="Times New Roman" w:cs="Times New Roman"/>
+          <w:rFonts w:ascii="Montserrat" w:hAnsi="Montserrat" w:cs="Times New Roman"/>
           <w:i/>
           <w:sz w:val="24"/>
           <w:szCs w:val="24"/>
@@ -2324,7 +2332,7 @@
       </w:r>
       <w:r>
         <w:rPr>
-          <w:rFonts w:ascii="Times New Roman" w:hAnsi="Times New Roman" w:cs="Times New Roman"/>
+          <w:rFonts w:ascii="Montserrat" w:hAnsi="Montserrat" w:cs="Times New Roman"/>
           <w:sz w:val="24"/>
           <w:szCs w:val="24"/>
         </w:rPr>
@@ -2332,7 +2340,7 @@
       </w:r>
       <w:r>
         <w:rPr>
-          <w:rFonts w:ascii="Times New Roman" w:hAnsi="Times New Roman" w:cs="Times New Roman"/>
+          <w:rFonts w:ascii="Montserrat" w:hAnsi="Montserrat" w:cs="Times New Roman"/>
           <w:i/>
           <w:sz w:val="24"/>
           <w:szCs w:val="24"/>
@@ -2341,7 +2349,7 @@
       </w:r>
       <w:r>
         <w:rPr>
-          <w:rFonts w:ascii="Times New Roman" w:hAnsi="Times New Roman" w:cs="Times New Roman"/>
+          <w:rFonts w:ascii="Montserrat" w:hAnsi="Montserrat" w:cs="Times New Roman"/>
           <w:sz w:val="24"/>
           <w:szCs w:val="24"/>
         </w:rPr>
@@ -2349,7 +2357,7 @@
       </w:r>
       <w:r>
         <w:rPr>
-          <w:rFonts w:ascii="Times New Roman" w:hAnsi="Times New Roman" w:cs="Times New Roman"/>
+          <w:rFonts w:ascii="Montserrat" w:hAnsi="Montserrat" w:cs="Times New Roman"/>
           <w:i/>
           <w:sz w:val="24"/>
           <w:szCs w:val="24"/>
@@ -2358,7 +2366,7 @@
       </w:r>
       <w:r>
         <w:rPr>
-          <w:rFonts w:ascii="Times New Roman" w:hAnsi="Times New Roman" w:cs="Times New Roman"/>
+          <w:rFonts w:ascii="Montserrat" w:hAnsi="Montserrat" w:cs="Times New Roman"/>
           <w:sz w:val="24"/>
           <w:szCs w:val="24"/>
         </w:rPr>
@@ -2366,7 +2374,7 @@
       </w:r>
       <w:r>
         <w:rPr>
-          <w:rFonts w:ascii="Times New Roman" w:hAnsi="Times New Roman" w:cs="Times New Roman"/>
+          <w:rFonts w:ascii="Montserrat" w:hAnsi="Montserrat" w:cs="Times New Roman"/>
           <w:i/>
           <w:sz w:val="24"/>
           <w:szCs w:val="24"/>
@@ -2375,7 +2383,7 @@
       </w:r>
       <w:r>
         <w:rPr>
-          <w:rFonts w:ascii="Times New Roman" w:hAnsi="Times New Roman" w:cs="Times New Roman"/>
+          <w:rFonts w:ascii="Montserrat" w:hAnsi="Montserrat" w:cs="Times New Roman"/>
           <w:sz w:val="24"/>
           <w:szCs w:val="24"/>
         </w:rPr>
@@ -2387,49 +2395,49 @@
         <w:spacing w:after="0" w:line="360" w:lineRule="auto"/>
         <w:jc w:val="both"/>
         <w:rPr>
-          <w:rFonts w:ascii="Times New Roman" w:hAnsi="Times New Roman" w:cs="Times New Roman"/>
-          <w:sz w:val="24"/>
-          <w:szCs w:val="24"/>
-        </w:rPr>
-      </w:pPr>
-      <w:r>
-        <w:rPr>
-          <w:rFonts w:ascii="Times New Roman" w:hAnsi="Times New Roman" w:cs="Times New Roman"/>
-          <w:sz w:val="24"/>
-          <w:szCs w:val="24"/>
-        </w:rPr>
-        <w:tab/>
-      </w:r>
-      <w:r>
-        <w:rPr>
-          <w:rFonts w:ascii="Times New Roman" w:hAnsi="Times New Roman" w:cs="Times New Roman"/>
-          <w:sz w:val="24"/>
-          <w:szCs w:val="24"/>
-        </w:rPr>
-        <w:tab/>
-      </w:r>
-      <w:r>
-        <w:rPr>
-          <w:rFonts w:ascii="Times New Roman" w:hAnsi="Times New Roman" w:cs="Times New Roman"/>
-          <w:sz w:val="24"/>
-          <w:szCs w:val="24"/>
-        </w:rPr>
-        <w:tab/>
-      </w:r>
-    </w:p>
-    <w:p>
-      <w:pPr>
-        <w:spacing w:after="0" w:line="360" w:lineRule="auto"/>
-        <w:jc w:val="both"/>
-        <w:rPr>
-          <w:rFonts w:ascii="Times New Roman" w:hAnsi="Times New Roman" w:cs="Times New Roman"/>
-          <w:sz w:val="24"/>
-          <w:szCs w:val="24"/>
-        </w:rPr>
-      </w:pPr>
-      <w:r>
-        <w:rPr>
-          <w:rFonts w:ascii="Times New Roman" w:hAnsi="Times New Roman" w:cs="Times New Roman"/>
+          <w:rFonts w:ascii="Montserrat" w:hAnsi="Montserrat" w:cs="Times New Roman"/>
+          <w:sz w:val="24"/>
+          <w:szCs w:val="24"/>
+        </w:rPr>
+      </w:pPr>
+      <w:r>
+        <w:rPr>
+          <w:rFonts w:ascii="Montserrat" w:hAnsi="Montserrat" w:cs="Times New Roman"/>
+          <w:sz w:val="24"/>
+          <w:szCs w:val="24"/>
+        </w:rPr>
+        <w:tab/>
+      </w:r>
+      <w:r>
+        <w:rPr>
+          <w:rFonts w:ascii="Montserrat" w:hAnsi="Montserrat" w:cs="Times New Roman"/>
+          <w:sz w:val="24"/>
+          <w:szCs w:val="24"/>
+        </w:rPr>
+        <w:tab/>
+      </w:r>
+      <w:r>
+        <w:rPr>
+          <w:rFonts w:ascii="Montserrat" w:hAnsi="Montserrat" w:cs="Times New Roman"/>
+          <w:sz w:val="24"/>
+          <w:szCs w:val="24"/>
+        </w:rPr>
+        <w:tab/>
+      </w:r>
+    </w:p>
+    <w:p>
+      <w:pPr>
+        <w:spacing w:after="0" w:line="360" w:lineRule="auto"/>
+        <w:jc w:val="both"/>
+        <w:rPr>
+          <w:rFonts w:ascii="Montserrat" w:hAnsi="Montserrat" w:cs="Times New Roman"/>
+          <w:sz w:val="24"/>
+          <w:szCs w:val="24"/>
+        </w:rPr>
+      </w:pPr>
+      <w:r>
+        <w:rPr>
+          <w:rFonts w:ascii="Montserrat" w:hAnsi="Montserrat" w:cs="Times New Roman"/>
           <w:sz w:val="24"/>
           <w:szCs w:val="24"/>
         </w:rPr>
@@ -2438,7 +2446,7 @@
       </w:r>
       <w:r>
         <w:rPr>
-          <w:rFonts w:ascii="Times New Roman" w:hAnsi="Times New Roman" w:cs="Times New Roman"/>
+          <w:rFonts w:ascii="Montserrat" w:hAnsi="Montserrat" w:cs="Times New Roman"/>
           <w:i/>
           <w:sz w:val="24"/>
           <w:szCs w:val="24"/>
@@ -2447,7 +2455,7 @@
       </w:r>
       <w:r>
         <w:rPr>
-          <w:rFonts w:ascii="Times New Roman" w:hAnsi="Times New Roman" w:cs="Times New Roman"/>
+          <w:rFonts w:ascii="Montserrat" w:hAnsi="Montserrat" w:cs="Times New Roman"/>
           <w:sz w:val="24"/>
           <w:szCs w:val="24"/>
         </w:rPr>
@@ -2459,14 +2467,14 @@
         <w:spacing w:after="0" w:line="360" w:lineRule="auto"/>
         <w:jc w:val="both"/>
         <w:rPr>
-          <w:rFonts w:ascii="Times New Roman" w:hAnsi="Times New Roman" w:cs="Times New Roman"/>
-          <w:sz w:val="24"/>
-          <w:szCs w:val="24"/>
-        </w:rPr>
-      </w:pPr>
-      <w:r>
-        <w:rPr>
-          <w:rFonts w:ascii="Times New Roman" w:hAnsi="Times New Roman" w:cs="Times New Roman"/>
+          <w:rFonts w:ascii="Montserrat" w:hAnsi="Montserrat" w:cs="Times New Roman"/>
+          <w:sz w:val="24"/>
+          <w:szCs w:val="24"/>
+        </w:rPr>
+      </w:pPr>
+      <w:r>
+        <w:rPr>
+          <w:rFonts w:ascii="Montserrat" w:hAnsi="Montserrat" w:cs="Times New Roman"/>
           <w:sz w:val="24"/>
           <w:szCs w:val="24"/>
         </w:rPr>
@@ -2479,14 +2487,14 @@
         <w:spacing w:after="0" w:line="360" w:lineRule="auto"/>
         <w:jc w:val="both"/>
         <w:rPr>
-          <w:rFonts w:ascii="Times New Roman" w:hAnsi="Times New Roman" w:cs="Times New Roman"/>
-          <w:sz w:val="24"/>
-          <w:szCs w:val="24"/>
-        </w:rPr>
-      </w:pPr>
-      <w:r>
-        <w:rPr>
-          <w:rFonts w:ascii="Times New Roman" w:hAnsi="Times New Roman" w:cs="Times New Roman"/>
+          <w:rFonts w:ascii="Montserrat" w:hAnsi="Montserrat" w:cs="Times New Roman"/>
+          <w:sz w:val="24"/>
+          <w:szCs w:val="24"/>
+        </w:rPr>
+      </w:pPr>
+      <w:r>
+        <w:rPr>
+          <w:rFonts w:ascii="Montserrat" w:hAnsi="Montserrat" w:cs="Times New Roman"/>
           <w:sz w:val="24"/>
           <w:szCs w:val="24"/>
         </w:rPr>
@@ -2495,7 +2503,7 @@
       </w:r>
       <w:r>
         <w:rPr>
-          <w:rFonts w:ascii="Times New Roman" w:hAnsi="Times New Roman" w:cs="Times New Roman"/>
+          <w:rFonts w:ascii="Montserrat" w:hAnsi="Montserrat" w:cs="Times New Roman"/>
           <w:i/>
           <w:sz w:val="24"/>
           <w:szCs w:val="24"/>
@@ -2504,7 +2512,7 @@
       </w:r>
       <w:r>
         <w:rPr>
-          <w:rFonts w:ascii="Times New Roman" w:hAnsi="Times New Roman" w:cs="Times New Roman"/>
+          <w:rFonts w:ascii="Montserrat" w:hAnsi="Montserrat" w:cs="Times New Roman"/>
           <w:sz w:val="24"/>
           <w:szCs w:val="24"/>
         </w:rPr>
@@ -2516,14 +2524,14 @@
         <w:spacing w:after="0" w:line="360" w:lineRule="auto"/>
         <w:jc w:val="both"/>
         <w:rPr>
-          <w:rFonts w:ascii="Times New Roman" w:hAnsi="Times New Roman" w:cs="Times New Roman"/>
-          <w:sz w:val="24"/>
-          <w:szCs w:val="24"/>
-        </w:rPr>
-      </w:pPr>
-      <w:r>
-        <w:rPr>
-          <w:rFonts w:ascii="Times New Roman" w:hAnsi="Times New Roman" w:cs="Times New Roman"/>
+          <w:rFonts w:ascii="Montserrat" w:hAnsi="Montserrat" w:cs="Times New Roman"/>
+          <w:sz w:val="24"/>
+          <w:szCs w:val="24"/>
+        </w:rPr>
+      </w:pPr>
+      <w:r>
+        <w:rPr>
+          <w:rFonts w:ascii="Montserrat" w:hAnsi="Montserrat" w:cs="Times New Roman"/>
           <w:sz w:val="24"/>
           <w:szCs w:val="24"/>
         </w:rPr>
@@ -2536,14 +2544,14 @@
         <w:spacing w:after="0" w:line="360" w:lineRule="auto"/>
         <w:jc w:val="both"/>
         <w:rPr>
-          <w:rFonts w:ascii="Times New Roman" w:hAnsi="Times New Roman" w:cs="Times New Roman"/>
-          <w:sz w:val="24"/>
-          <w:szCs w:val="24"/>
-        </w:rPr>
-      </w:pPr>
-      <w:r>
-        <w:rPr>
-          <w:rFonts w:ascii="Times New Roman" w:hAnsi="Times New Roman" w:cs="Times New Roman"/>
+          <w:rFonts w:ascii="Montserrat" w:hAnsi="Montserrat" w:cs="Times New Roman"/>
+          <w:sz w:val="24"/>
+          <w:szCs w:val="24"/>
+        </w:rPr>
+      </w:pPr>
+      <w:r>
+        <w:rPr>
+          <w:rFonts w:ascii="Montserrat" w:hAnsi="Montserrat" w:cs="Times New Roman"/>
           <w:sz w:val="24"/>
           <w:szCs w:val="24"/>
         </w:rPr>
@@ -2556,18 +2564,17 @@
         <w:spacing w:after="0" w:line="360" w:lineRule="auto"/>
         <w:jc w:val="both"/>
         <w:rPr>
-          <w:rFonts w:ascii="Times New Roman" w:hAnsi="Times New Roman" w:cs="Times New Roman"/>
-          <w:sz w:val="24"/>
-          <w:szCs w:val="24"/>
-        </w:rPr>
-      </w:pPr>
-      <w:r>
-        <w:rPr>
-          <w:rFonts w:ascii="Times New Roman" w:hAnsi="Times New Roman" w:cs="Times New Roman"/>
-          <w:sz w:val="24"/>
-          <w:szCs w:val="24"/>
-        </w:rPr>
-        <w:lastRenderedPageBreak/>
+          <w:rFonts w:ascii="Montserrat" w:hAnsi="Montserrat" w:cs="Times New Roman"/>
+          <w:sz w:val="24"/>
+          <w:szCs w:val="24"/>
+        </w:rPr>
+      </w:pPr>
+      <w:r>
+        <w:rPr>
+          <w:rFonts w:ascii="Montserrat" w:hAnsi="Montserrat" w:cs="Times New Roman"/>
+          <w:sz w:val="24"/>
+          <w:szCs w:val="24"/>
+        </w:rPr>
         <w:tab/>
         <w:t>“Kyle, get me a read on the pool too,” the first voice said while wrapping something about her neck. “That’s what I thought too, but that’s the second time I checked and there isn’t even a scratch.”</w:t>
       </w:r>
@@ -2577,14 +2584,14 @@
         <w:spacing w:after="0" w:line="360" w:lineRule="auto"/>
         <w:jc w:val="both"/>
         <w:rPr>
-          <w:rFonts w:ascii="Times New Roman" w:hAnsi="Times New Roman" w:cs="Times New Roman"/>
-          <w:sz w:val="24"/>
-          <w:szCs w:val="24"/>
-        </w:rPr>
-      </w:pPr>
-      <w:r>
-        <w:rPr>
-          <w:rFonts w:ascii="Times New Roman" w:hAnsi="Times New Roman" w:cs="Times New Roman"/>
+          <w:rFonts w:ascii="Montserrat" w:hAnsi="Montserrat" w:cs="Times New Roman"/>
+          <w:sz w:val="24"/>
+          <w:szCs w:val="24"/>
+        </w:rPr>
+      </w:pPr>
+      <w:r>
+        <w:rPr>
+          <w:rFonts w:ascii="Montserrat" w:hAnsi="Montserrat" w:cs="Times New Roman"/>
           <w:sz w:val="24"/>
           <w:szCs w:val="24"/>
         </w:rPr>
@@ -2597,14 +2604,14 @@
         <w:spacing w:after="0" w:line="360" w:lineRule="auto"/>
         <w:jc w:val="both"/>
         <w:rPr>
-          <w:rFonts w:ascii="Times New Roman" w:hAnsi="Times New Roman" w:cs="Times New Roman"/>
-          <w:sz w:val="24"/>
-          <w:szCs w:val="24"/>
-        </w:rPr>
-      </w:pPr>
-      <w:r>
-        <w:rPr>
-          <w:rFonts w:ascii="Times New Roman" w:hAnsi="Times New Roman" w:cs="Times New Roman"/>
+          <w:rFonts w:ascii="Montserrat" w:hAnsi="Montserrat" w:cs="Times New Roman"/>
+          <w:sz w:val="24"/>
+          <w:szCs w:val="24"/>
+        </w:rPr>
+      </w:pPr>
+      <w:r>
+        <w:rPr>
+          <w:rFonts w:ascii="Montserrat" w:hAnsi="Montserrat" w:cs="Times New Roman"/>
           <w:sz w:val="24"/>
           <w:szCs w:val="24"/>
         </w:rPr>
@@ -2617,14 +2624,14 @@
         <w:spacing w:after="0" w:line="360" w:lineRule="auto"/>
         <w:jc w:val="both"/>
         <w:rPr>
-          <w:rFonts w:ascii="Times New Roman" w:hAnsi="Times New Roman" w:cs="Times New Roman"/>
-          <w:sz w:val="24"/>
-          <w:szCs w:val="24"/>
-        </w:rPr>
-      </w:pPr>
-      <w:r>
-        <w:rPr>
-          <w:rFonts w:ascii="Times New Roman" w:hAnsi="Times New Roman" w:cs="Times New Roman"/>
+          <w:rFonts w:ascii="Montserrat" w:hAnsi="Montserrat" w:cs="Times New Roman"/>
+          <w:sz w:val="24"/>
+          <w:szCs w:val="24"/>
+        </w:rPr>
+      </w:pPr>
+      <w:r>
+        <w:rPr>
+          <w:rFonts w:ascii="Montserrat" w:hAnsi="Montserrat" w:cs="Times New Roman"/>
           <w:sz w:val="24"/>
           <w:szCs w:val="24"/>
         </w:rPr>
@@ -2637,49 +2644,49 @@
         <w:spacing w:after="0" w:line="360" w:lineRule="auto"/>
         <w:jc w:val="both"/>
         <w:rPr>
-          <w:rFonts w:ascii="Times New Roman" w:hAnsi="Times New Roman" w:cs="Times New Roman"/>
-          <w:sz w:val="24"/>
-          <w:szCs w:val="24"/>
-        </w:rPr>
-      </w:pPr>
-      <w:r>
-        <w:rPr>
-          <w:rFonts w:ascii="Times New Roman" w:hAnsi="Times New Roman" w:cs="Times New Roman"/>
-          <w:sz w:val="24"/>
-          <w:szCs w:val="24"/>
-        </w:rPr>
-        <w:tab/>
-      </w:r>
-      <w:r>
-        <w:rPr>
-          <w:rFonts w:ascii="Times New Roman" w:hAnsi="Times New Roman" w:cs="Times New Roman"/>
-          <w:sz w:val="24"/>
-          <w:szCs w:val="24"/>
-        </w:rPr>
-        <w:tab/>
-      </w:r>
-      <w:r>
-        <w:rPr>
-          <w:rFonts w:ascii="Times New Roman" w:hAnsi="Times New Roman" w:cs="Times New Roman"/>
-          <w:sz w:val="24"/>
-          <w:szCs w:val="24"/>
-        </w:rPr>
-        <w:tab/>
-      </w:r>
-    </w:p>
-    <w:p>
-      <w:pPr>
-        <w:spacing w:after="0" w:line="360" w:lineRule="auto"/>
-        <w:jc w:val="both"/>
-        <w:rPr>
-          <w:rFonts w:ascii="Times New Roman" w:hAnsi="Times New Roman" w:cs="Times New Roman"/>
-          <w:sz w:val="24"/>
-          <w:szCs w:val="24"/>
-        </w:rPr>
-      </w:pPr>
-      <w:r>
-        <w:rPr>
-          <w:rFonts w:ascii="Times New Roman" w:hAnsi="Times New Roman" w:cs="Times New Roman"/>
+          <w:rFonts w:ascii="Montserrat" w:hAnsi="Montserrat" w:cs="Times New Roman"/>
+          <w:sz w:val="24"/>
+          <w:szCs w:val="24"/>
+        </w:rPr>
+      </w:pPr>
+      <w:r>
+        <w:rPr>
+          <w:rFonts w:ascii="Montserrat" w:hAnsi="Montserrat" w:cs="Times New Roman"/>
+          <w:sz w:val="24"/>
+          <w:szCs w:val="24"/>
+        </w:rPr>
+        <w:tab/>
+      </w:r>
+      <w:r>
+        <w:rPr>
+          <w:rFonts w:ascii="Montserrat" w:hAnsi="Montserrat" w:cs="Times New Roman"/>
+          <w:sz w:val="24"/>
+          <w:szCs w:val="24"/>
+        </w:rPr>
+        <w:tab/>
+      </w:r>
+      <w:r>
+        <w:rPr>
+          <w:rFonts w:ascii="Montserrat" w:hAnsi="Montserrat" w:cs="Times New Roman"/>
+          <w:sz w:val="24"/>
+          <w:szCs w:val="24"/>
+        </w:rPr>
+        <w:tab/>
+      </w:r>
+    </w:p>
+    <w:p>
+      <w:pPr>
+        <w:spacing w:after="0" w:line="360" w:lineRule="auto"/>
+        <w:jc w:val="both"/>
+        <w:rPr>
+          <w:rFonts w:ascii="Montserrat" w:hAnsi="Montserrat" w:cs="Times New Roman"/>
+          <w:sz w:val="24"/>
+          <w:szCs w:val="24"/>
+        </w:rPr>
+      </w:pPr>
+      <w:r>
+        <w:rPr>
+          <w:rFonts w:ascii="Montserrat" w:hAnsi="Montserrat" w:cs="Times New Roman"/>
           <w:sz w:val="24"/>
           <w:szCs w:val="24"/>
         </w:rPr>
@@ -2692,14 +2699,14 @@
         <w:spacing w:after="0" w:line="360" w:lineRule="auto"/>
         <w:jc w:val="both"/>
         <w:rPr>
-          <w:rFonts w:ascii="Times New Roman" w:hAnsi="Times New Roman" w:cs="Times New Roman"/>
-          <w:sz w:val="24"/>
-          <w:szCs w:val="24"/>
-        </w:rPr>
-      </w:pPr>
-      <w:r>
-        <w:rPr>
-          <w:rFonts w:ascii="Times New Roman" w:hAnsi="Times New Roman" w:cs="Times New Roman"/>
+          <w:rFonts w:ascii="Montserrat" w:hAnsi="Montserrat" w:cs="Times New Roman"/>
+          <w:sz w:val="24"/>
+          <w:szCs w:val="24"/>
+        </w:rPr>
+      </w:pPr>
+      <w:r>
+        <w:rPr>
+          <w:rFonts w:ascii="Montserrat" w:hAnsi="Montserrat" w:cs="Times New Roman"/>
           <w:sz w:val="24"/>
           <w:szCs w:val="24"/>
         </w:rPr>
@@ -2712,14 +2719,14 @@
         <w:spacing w:after="0" w:line="360" w:lineRule="auto"/>
         <w:jc w:val="both"/>
         <w:rPr>
-          <w:rFonts w:ascii="Times New Roman" w:hAnsi="Times New Roman" w:cs="Times New Roman"/>
-          <w:sz w:val="24"/>
-          <w:szCs w:val="24"/>
-        </w:rPr>
-      </w:pPr>
-      <w:r>
-        <w:rPr>
-          <w:rFonts w:ascii="Times New Roman" w:hAnsi="Times New Roman" w:cs="Times New Roman"/>
+          <w:rFonts w:ascii="Montserrat" w:hAnsi="Montserrat" w:cs="Times New Roman"/>
+          <w:sz w:val="24"/>
+          <w:szCs w:val="24"/>
+        </w:rPr>
+      </w:pPr>
+      <w:r>
+        <w:rPr>
+          <w:rFonts w:ascii="Montserrat" w:hAnsi="Montserrat" w:cs="Times New Roman"/>
           <w:sz w:val="24"/>
           <w:szCs w:val="24"/>
         </w:rPr>
@@ -2732,14 +2739,14 @@
         <w:spacing w:after="0" w:line="360" w:lineRule="auto"/>
         <w:jc w:val="both"/>
         <w:rPr>
-          <w:rFonts w:ascii="Times New Roman" w:hAnsi="Times New Roman" w:cs="Times New Roman"/>
-          <w:sz w:val="24"/>
-          <w:szCs w:val="24"/>
-        </w:rPr>
-      </w:pPr>
-      <w:r>
-        <w:rPr>
-          <w:rFonts w:ascii="Times New Roman" w:hAnsi="Times New Roman" w:cs="Times New Roman"/>
+          <w:rFonts w:ascii="Montserrat" w:hAnsi="Montserrat" w:cs="Times New Roman"/>
+          <w:sz w:val="24"/>
+          <w:szCs w:val="24"/>
+        </w:rPr>
+      </w:pPr>
+      <w:r>
+        <w:rPr>
+          <w:rFonts w:ascii="Montserrat" w:hAnsi="Montserrat" w:cs="Times New Roman"/>
           <w:sz w:val="24"/>
           <w:szCs w:val="24"/>
         </w:rPr>
@@ -2752,14 +2759,14 @@
         <w:spacing w:after="0" w:line="360" w:lineRule="auto"/>
         <w:jc w:val="both"/>
         <w:rPr>
-          <w:rFonts w:ascii="Times New Roman" w:hAnsi="Times New Roman" w:cs="Times New Roman"/>
-          <w:sz w:val="24"/>
-          <w:szCs w:val="24"/>
-        </w:rPr>
-      </w:pPr>
-      <w:r>
-        <w:rPr>
-          <w:rFonts w:ascii="Times New Roman" w:hAnsi="Times New Roman" w:cs="Times New Roman"/>
+          <w:rFonts w:ascii="Montserrat" w:hAnsi="Montserrat" w:cs="Times New Roman"/>
+          <w:sz w:val="24"/>
+          <w:szCs w:val="24"/>
+        </w:rPr>
+      </w:pPr>
+      <w:r>
+        <w:rPr>
+          <w:rFonts w:ascii="Montserrat" w:hAnsi="Montserrat" w:cs="Times New Roman"/>
           <w:sz w:val="24"/>
           <w:szCs w:val="24"/>
         </w:rPr>
@@ -2768,7 +2775,7 @@
       </w:r>
       <w:r>
         <w:rPr>
-          <w:rFonts w:ascii="Times New Roman" w:hAnsi="Times New Roman" w:cs="Times New Roman"/>
+          <w:rFonts w:ascii="Montserrat" w:hAnsi="Montserrat" w:cs="Times New Roman"/>
           <w:i/>
           <w:sz w:val="24"/>
           <w:szCs w:val="24"/>
@@ -2777,7 +2784,7 @@
       </w:r>
       <w:r>
         <w:rPr>
-          <w:rFonts w:ascii="Times New Roman" w:hAnsi="Times New Roman" w:cs="Times New Roman"/>
+          <w:rFonts w:ascii="Montserrat" w:hAnsi="Montserrat" w:cs="Times New Roman"/>
           <w:sz w:val="24"/>
           <w:szCs w:val="24"/>
         </w:rPr>
@@ -2789,14 +2796,14 @@
         <w:spacing w:after="0" w:line="360" w:lineRule="auto"/>
         <w:jc w:val="both"/>
         <w:rPr>
-          <w:rFonts w:ascii="Times New Roman" w:hAnsi="Times New Roman" w:cs="Times New Roman"/>
-          <w:sz w:val="24"/>
-          <w:szCs w:val="24"/>
-        </w:rPr>
-      </w:pPr>
-      <w:r>
-        <w:rPr>
-          <w:rFonts w:ascii="Times New Roman" w:hAnsi="Times New Roman" w:cs="Times New Roman"/>
+          <w:rFonts w:ascii="Montserrat" w:hAnsi="Montserrat" w:cs="Times New Roman"/>
+          <w:sz w:val="24"/>
+          <w:szCs w:val="24"/>
+        </w:rPr>
+      </w:pPr>
+      <w:r>
+        <w:rPr>
+          <w:rFonts w:ascii="Montserrat" w:hAnsi="Montserrat" w:cs="Times New Roman"/>
           <w:sz w:val="24"/>
           <w:szCs w:val="24"/>
         </w:rPr>
@@ -2809,14 +2816,14 @@
         <w:spacing w:after="0" w:line="360" w:lineRule="auto"/>
         <w:jc w:val="both"/>
         <w:rPr>
-          <w:rFonts w:ascii="Times New Roman" w:hAnsi="Times New Roman" w:cs="Times New Roman"/>
-          <w:sz w:val="24"/>
-          <w:szCs w:val="24"/>
-        </w:rPr>
-      </w:pPr>
-      <w:r>
-        <w:rPr>
-          <w:rFonts w:ascii="Times New Roman" w:hAnsi="Times New Roman" w:cs="Times New Roman"/>
+          <w:rFonts w:ascii="Montserrat" w:hAnsi="Montserrat" w:cs="Times New Roman"/>
+          <w:sz w:val="24"/>
+          <w:szCs w:val="24"/>
+        </w:rPr>
+      </w:pPr>
+      <w:r>
+        <w:rPr>
+          <w:rFonts w:ascii="Montserrat" w:hAnsi="Montserrat" w:cs="Times New Roman"/>
           <w:sz w:val="24"/>
           <w:szCs w:val="24"/>
         </w:rPr>
@@ -2829,14 +2836,14 @@
         <w:spacing w:after="0" w:line="360" w:lineRule="auto"/>
         <w:jc w:val="both"/>
         <w:rPr>
-          <w:rFonts w:ascii="Times New Roman" w:hAnsi="Times New Roman" w:cs="Times New Roman"/>
-          <w:sz w:val="24"/>
-          <w:szCs w:val="24"/>
-        </w:rPr>
-      </w:pPr>
-      <w:r>
-        <w:rPr>
-          <w:rFonts w:ascii="Times New Roman" w:hAnsi="Times New Roman" w:cs="Times New Roman"/>
+          <w:rFonts w:ascii="Montserrat" w:hAnsi="Montserrat" w:cs="Times New Roman"/>
+          <w:sz w:val="24"/>
+          <w:szCs w:val="24"/>
+        </w:rPr>
+      </w:pPr>
+      <w:r>
+        <w:rPr>
+          <w:rFonts w:ascii="Montserrat" w:hAnsi="Montserrat" w:cs="Times New Roman"/>
           <w:sz w:val="24"/>
           <w:szCs w:val="24"/>
         </w:rPr>
@@ -2849,14 +2856,14 @@
         <w:spacing w:after="0" w:line="360" w:lineRule="auto"/>
         <w:jc w:val="both"/>
         <w:rPr>
-          <w:rFonts w:ascii="Times New Roman" w:hAnsi="Times New Roman" w:cs="Times New Roman"/>
-          <w:sz w:val="24"/>
-          <w:szCs w:val="24"/>
-        </w:rPr>
-      </w:pPr>
-      <w:r>
-        <w:rPr>
-          <w:rFonts w:ascii="Times New Roman" w:hAnsi="Times New Roman" w:cs="Times New Roman"/>
+          <w:rFonts w:ascii="Montserrat" w:hAnsi="Montserrat" w:cs="Times New Roman"/>
+          <w:sz w:val="24"/>
+          <w:szCs w:val="24"/>
+        </w:rPr>
+      </w:pPr>
+      <w:r>
+        <w:rPr>
+          <w:rFonts w:ascii="Montserrat" w:hAnsi="Montserrat" w:cs="Times New Roman"/>
           <w:sz w:val="24"/>
           <w:szCs w:val="24"/>
         </w:rPr>
@@ -2869,14 +2876,14 @@
         <w:spacing w:after="0" w:line="360" w:lineRule="auto"/>
         <w:jc w:val="both"/>
         <w:rPr>
-          <w:rFonts w:ascii="Times New Roman" w:hAnsi="Times New Roman" w:cs="Times New Roman"/>
-          <w:sz w:val="24"/>
-          <w:szCs w:val="24"/>
-        </w:rPr>
-      </w:pPr>
-      <w:r>
-        <w:rPr>
-          <w:rFonts w:ascii="Times New Roman" w:hAnsi="Times New Roman" w:cs="Times New Roman"/>
+          <w:rFonts w:ascii="Montserrat" w:hAnsi="Montserrat" w:cs="Times New Roman"/>
+          <w:sz w:val="24"/>
+          <w:szCs w:val="24"/>
+        </w:rPr>
+      </w:pPr>
+      <w:r>
+        <w:rPr>
+          <w:rFonts w:ascii="Montserrat" w:hAnsi="Montserrat" w:cs="Times New Roman"/>
           <w:sz w:val="24"/>
           <w:szCs w:val="24"/>
         </w:rPr>
@@ -2889,14 +2896,14 @@
         <w:spacing w:after="0" w:line="360" w:lineRule="auto"/>
         <w:jc w:val="both"/>
         <w:rPr>
-          <w:rFonts w:ascii="Times New Roman" w:hAnsi="Times New Roman" w:cs="Times New Roman"/>
-          <w:sz w:val="24"/>
-          <w:szCs w:val="24"/>
-        </w:rPr>
-      </w:pPr>
-      <w:r>
-        <w:rPr>
-          <w:rFonts w:ascii="Times New Roman" w:hAnsi="Times New Roman" w:cs="Times New Roman"/>
+          <w:rFonts w:ascii="Montserrat" w:hAnsi="Montserrat" w:cs="Times New Roman"/>
+          <w:sz w:val="24"/>
+          <w:szCs w:val="24"/>
+        </w:rPr>
+      </w:pPr>
+      <w:r>
+        <w:rPr>
+          <w:rFonts w:ascii="Montserrat" w:hAnsi="Montserrat" w:cs="Times New Roman"/>
           <w:sz w:val="24"/>
           <w:szCs w:val="24"/>
         </w:rPr>
@@ -2905,7 +2912,7 @@
       </w:r>
       <w:r>
         <w:rPr>
-          <w:rFonts w:ascii="Times New Roman" w:hAnsi="Times New Roman" w:cs="Times New Roman"/>
+          <w:rFonts w:ascii="Montserrat" w:hAnsi="Montserrat" w:cs="Times New Roman"/>
           <w:i/>
           <w:sz w:val="24"/>
           <w:szCs w:val="24"/>
@@ -2914,35 +2921,26 @@
       </w:r>
       <w:r>
         <w:rPr>
-          <w:rFonts w:ascii="Times New Roman" w:hAnsi="Times New Roman" w:cs="Times New Roman"/>
-          <w:sz w:val="24"/>
-          <w:szCs w:val="24"/>
-        </w:rPr>
-        <w:t xml:space="preserve">.” Dawn turned back to face her counterpart. Her hands resumed their task, dropping the belt and pulling out the ties on </w:t>
-      </w:r>
-      <w:r>
-        <w:rPr>
-          <w:rFonts w:ascii="Times New Roman" w:hAnsi="Times New Roman" w:cs="Times New Roman"/>
-          <w:sz w:val="24"/>
-          <w:szCs w:val="24"/>
-        </w:rPr>
-        <w:lastRenderedPageBreak/>
-        <w:t xml:space="preserve">her blouse. “I don’t want to lose you, but they can force us apart if there is even a hint of doubt,” she stated softly. </w:t>
-      </w:r>
-    </w:p>
-    <w:p>
-      <w:pPr>
-        <w:spacing w:after="0" w:line="360" w:lineRule="auto"/>
-        <w:jc w:val="both"/>
-        <w:rPr>
-          <w:rFonts w:ascii="Times New Roman" w:hAnsi="Times New Roman" w:cs="Times New Roman"/>
-          <w:sz w:val="24"/>
-          <w:szCs w:val="24"/>
-        </w:rPr>
-      </w:pPr>
-      <w:r>
-        <w:rPr>
-          <w:rFonts w:ascii="Times New Roman" w:hAnsi="Times New Roman" w:cs="Times New Roman"/>
+          <w:rFonts w:ascii="Montserrat" w:hAnsi="Montserrat" w:cs="Times New Roman"/>
+          <w:sz w:val="24"/>
+          <w:szCs w:val="24"/>
+        </w:rPr>
+        <w:t xml:space="preserve">.” Dawn turned back to face her counterpart. Her hands resumed their task, dropping the belt and pulling out the ties on her blouse. “I don’t want to lose you, but they can force us apart if there is even a hint of doubt,” she stated softly. </w:t>
+      </w:r>
+    </w:p>
+    <w:p>
+      <w:pPr>
+        <w:spacing w:after="0" w:line="360" w:lineRule="auto"/>
+        <w:jc w:val="both"/>
+        <w:rPr>
+          <w:rFonts w:ascii="Montserrat" w:hAnsi="Montserrat" w:cs="Times New Roman"/>
+          <w:sz w:val="24"/>
+          <w:szCs w:val="24"/>
+        </w:rPr>
+      </w:pPr>
+      <w:r>
+        <w:rPr>
+          <w:rFonts w:ascii="Montserrat" w:hAnsi="Montserrat" w:cs="Times New Roman"/>
           <w:sz w:val="24"/>
           <w:szCs w:val="24"/>
         </w:rPr>
@@ -2955,14 +2953,14 @@
         <w:spacing w:after="0" w:line="360" w:lineRule="auto"/>
         <w:jc w:val="both"/>
         <w:rPr>
-          <w:rFonts w:ascii="Times New Roman" w:hAnsi="Times New Roman" w:cs="Times New Roman"/>
-          <w:sz w:val="24"/>
-          <w:szCs w:val="24"/>
-        </w:rPr>
-      </w:pPr>
-      <w:r>
-        <w:rPr>
-          <w:rFonts w:ascii="Times New Roman" w:hAnsi="Times New Roman" w:cs="Times New Roman"/>
+          <w:rFonts w:ascii="Montserrat" w:hAnsi="Montserrat" w:cs="Times New Roman"/>
+          <w:sz w:val="24"/>
+          <w:szCs w:val="24"/>
+        </w:rPr>
+      </w:pPr>
+      <w:r>
+        <w:rPr>
+          <w:rFonts w:ascii="Montserrat" w:hAnsi="Montserrat" w:cs="Times New Roman"/>
           <w:sz w:val="24"/>
           <w:szCs w:val="24"/>
         </w:rPr>
@@ -2971,7 +2969,7 @@
       </w:r>
       <w:r>
         <w:rPr>
-          <w:rFonts w:ascii="Times New Roman" w:hAnsi="Times New Roman" w:cs="Times New Roman"/>
+          <w:rFonts w:ascii="Montserrat" w:hAnsi="Montserrat" w:cs="Times New Roman"/>
           <w:i/>
           <w:sz w:val="24"/>
           <w:szCs w:val="24"/>
@@ -2980,7 +2978,7 @@
       </w:r>
       <w:r>
         <w:rPr>
-          <w:rFonts w:ascii="Times New Roman" w:hAnsi="Times New Roman" w:cs="Times New Roman"/>
+          <w:rFonts w:ascii="Montserrat" w:hAnsi="Montserrat" w:cs="Times New Roman"/>
           <w:sz w:val="24"/>
           <w:szCs w:val="24"/>
         </w:rPr>
@@ -2992,14 +2990,14 @@
         <w:spacing w:after="0" w:line="360" w:lineRule="auto"/>
         <w:jc w:val="both"/>
         <w:rPr>
-          <w:rFonts w:ascii="Times New Roman" w:hAnsi="Times New Roman" w:cs="Times New Roman"/>
-          <w:sz w:val="24"/>
-          <w:szCs w:val="24"/>
-        </w:rPr>
-      </w:pPr>
-      <w:r>
-        <w:rPr>
-          <w:rFonts w:ascii="Times New Roman" w:hAnsi="Times New Roman" w:cs="Times New Roman"/>
+          <w:rFonts w:ascii="Montserrat" w:hAnsi="Montserrat" w:cs="Times New Roman"/>
+          <w:sz w:val="24"/>
+          <w:szCs w:val="24"/>
+        </w:rPr>
+      </w:pPr>
+      <w:r>
+        <w:rPr>
+          <w:rFonts w:ascii="Montserrat" w:hAnsi="Montserrat" w:cs="Times New Roman"/>
           <w:sz w:val="24"/>
           <w:szCs w:val="24"/>
         </w:rPr>
@@ -3012,14 +3010,14 @@
         <w:spacing w:after="0" w:line="360" w:lineRule="auto"/>
         <w:jc w:val="both"/>
         <w:rPr>
-          <w:rFonts w:ascii="Times New Roman" w:hAnsi="Times New Roman" w:cs="Times New Roman"/>
-          <w:sz w:val="24"/>
-          <w:szCs w:val="24"/>
-        </w:rPr>
-      </w:pPr>
-      <w:r>
-        <w:rPr>
-          <w:rFonts w:ascii="Times New Roman" w:hAnsi="Times New Roman" w:cs="Times New Roman"/>
+          <w:rFonts w:ascii="Montserrat" w:hAnsi="Montserrat" w:cs="Times New Roman"/>
+          <w:sz w:val="24"/>
+          <w:szCs w:val="24"/>
+        </w:rPr>
+      </w:pPr>
+      <w:r>
+        <w:rPr>
+          <w:rFonts w:ascii="Montserrat" w:hAnsi="Montserrat" w:cs="Times New Roman"/>
           <w:sz w:val="24"/>
           <w:szCs w:val="24"/>
         </w:rPr>
@@ -3032,14 +3030,14 @@
         <w:spacing w:after="0" w:line="360" w:lineRule="auto"/>
         <w:jc w:val="both"/>
         <w:rPr>
-          <w:rFonts w:ascii="Times New Roman" w:hAnsi="Times New Roman" w:cs="Times New Roman"/>
-          <w:sz w:val="24"/>
-          <w:szCs w:val="24"/>
-        </w:rPr>
-      </w:pPr>
-      <w:r>
-        <w:rPr>
-          <w:rFonts w:ascii="Times New Roman" w:hAnsi="Times New Roman" w:cs="Times New Roman"/>
+          <w:rFonts w:ascii="Montserrat" w:hAnsi="Montserrat" w:cs="Times New Roman"/>
+          <w:sz w:val="24"/>
+          <w:szCs w:val="24"/>
+        </w:rPr>
+      </w:pPr>
+      <w:r>
+        <w:rPr>
+          <w:rFonts w:ascii="Montserrat" w:hAnsi="Montserrat" w:cs="Times New Roman"/>
           <w:sz w:val="24"/>
           <w:szCs w:val="24"/>
         </w:rPr>
@@ -3052,14 +3050,14 @@
         <w:spacing w:after="0" w:line="360" w:lineRule="auto"/>
         <w:jc w:val="both"/>
         <w:rPr>
-          <w:rFonts w:ascii="Times New Roman" w:hAnsi="Times New Roman" w:cs="Times New Roman"/>
-          <w:sz w:val="24"/>
-          <w:szCs w:val="24"/>
-        </w:rPr>
-      </w:pPr>
-      <w:r>
-        <w:rPr>
-          <w:rFonts w:ascii="Times New Roman" w:hAnsi="Times New Roman" w:cs="Times New Roman"/>
+          <w:rFonts w:ascii="Montserrat" w:hAnsi="Montserrat" w:cs="Times New Roman"/>
+          <w:sz w:val="24"/>
+          <w:szCs w:val="24"/>
+        </w:rPr>
+      </w:pPr>
+      <w:r>
+        <w:rPr>
+          <w:rFonts w:ascii="Montserrat" w:hAnsi="Montserrat" w:cs="Times New Roman"/>
           <w:sz w:val="24"/>
           <w:szCs w:val="24"/>
         </w:rPr>
@@ -3068,7 +3066,7 @@
       </w:r>
       <w:r>
         <w:rPr>
-          <w:rFonts w:ascii="Times New Roman" w:hAnsi="Times New Roman" w:cs="Times New Roman"/>
+          <w:rFonts w:ascii="Montserrat" w:hAnsi="Montserrat" w:cs="Times New Roman"/>
           <w:i/>
           <w:sz w:val="24"/>
           <w:szCs w:val="24"/>
@@ -3077,7 +3075,7 @@
       </w:r>
       <w:r>
         <w:rPr>
-          <w:rFonts w:ascii="Times New Roman" w:hAnsi="Times New Roman" w:cs="Times New Roman"/>
+          <w:rFonts w:ascii="Montserrat" w:hAnsi="Montserrat" w:cs="Times New Roman"/>
           <w:sz w:val="24"/>
           <w:szCs w:val="24"/>
         </w:rPr>
@@ -3085,7 +3083,7 @@
       </w:r>
       <w:r>
         <w:rPr>
-          <w:rFonts w:ascii="Times New Roman" w:hAnsi="Times New Roman" w:cs="Times New Roman"/>
+          <w:rFonts w:ascii="Montserrat" w:hAnsi="Montserrat" w:cs="Times New Roman"/>
           <w:i/>
           <w:sz w:val="24"/>
           <w:szCs w:val="24"/>
@@ -3094,7 +3092,7 @@
       </w:r>
       <w:r>
         <w:rPr>
-          <w:rFonts w:ascii="Times New Roman" w:hAnsi="Times New Roman" w:cs="Times New Roman"/>
+          <w:rFonts w:ascii="Montserrat" w:hAnsi="Montserrat" w:cs="Times New Roman"/>
           <w:sz w:val="24"/>
           <w:szCs w:val="24"/>
         </w:rPr>
@@ -3106,49 +3104,49 @@
         <w:spacing w:after="0" w:line="360" w:lineRule="auto"/>
         <w:jc w:val="both"/>
         <w:rPr>
-          <w:rFonts w:ascii="Times New Roman" w:hAnsi="Times New Roman" w:cs="Times New Roman"/>
-          <w:sz w:val="24"/>
-          <w:szCs w:val="24"/>
-        </w:rPr>
-      </w:pPr>
-      <w:r>
-        <w:rPr>
-          <w:rFonts w:ascii="Times New Roman" w:hAnsi="Times New Roman" w:cs="Times New Roman"/>
-          <w:sz w:val="24"/>
-          <w:szCs w:val="24"/>
-        </w:rPr>
-        <w:tab/>
-      </w:r>
-      <w:r>
-        <w:rPr>
-          <w:rFonts w:ascii="Times New Roman" w:hAnsi="Times New Roman" w:cs="Times New Roman"/>
-          <w:sz w:val="24"/>
-          <w:szCs w:val="24"/>
-        </w:rPr>
-        <w:tab/>
-      </w:r>
-      <w:r>
-        <w:rPr>
-          <w:rFonts w:ascii="Times New Roman" w:hAnsi="Times New Roman" w:cs="Times New Roman"/>
-          <w:sz w:val="24"/>
-          <w:szCs w:val="24"/>
-        </w:rPr>
-        <w:tab/>
-      </w:r>
-    </w:p>
-    <w:p>
-      <w:pPr>
-        <w:spacing w:after="0" w:line="360" w:lineRule="auto"/>
-        <w:jc w:val="both"/>
-        <w:rPr>
-          <w:rFonts w:ascii="Times New Roman" w:hAnsi="Times New Roman" w:cs="Times New Roman"/>
-          <w:sz w:val="24"/>
-          <w:szCs w:val="24"/>
-        </w:rPr>
-      </w:pPr>
-      <w:r>
-        <w:rPr>
-          <w:rFonts w:ascii="Times New Roman" w:hAnsi="Times New Roman" w:cs="Times New Roman"/>
+          <w:rFonts w:ascii="Montserrat" w:hAnsi="Montserrat" w:cs="Times New Roman"/>
+          <w:sz w:val="24"/>
+          <w:szCs w:val="24"/>
+        </w:rPr>
+      </w:pPr>
+      <w:r>
+        <w:rPr>
+          <w:rFonts w:ascii="Montserrat" w:hAnsi="Montserrat" w:cs="Times New Roman"/>
+          <w:sz w:val="24"/>
+          <w:szCs w:val="24"/>
+        </w:rPr>
+        <w:tab/>
+      </w:r>
+      <w:r>
+        <w:rPr>
+          <w:rFonts w:ascii="Montserrat" w:hAnsi="Montserrat" w:cs="Times New Roman"/>
+          <w:sz w:val="24"/>
+          <w:szCs w:val="24"/>
+        </w:rPr>
+        <w:tab/>
+      </w:r>
+      <w:r>
+        <w:rPr>
+          <w:rFonts w:ascii="Montserrat" w:hAnsi="Montserrat" w:cs="Times New Roman"/>
+          <w:sz w:val="24"/>
+          <w:szCs w:val="24"/>
+        </w:rPr>
+        <w:tab/>
+      </w:r>
+    </w:p>
+    <w:p>
+      <w:pPr>
+        <w:spacing w:after="0" w:line="360" w:lineRule="auto"/>
+        <w:jc w:val="both"/>
+        <w:rPr>
+          <w:rFonts w:ascii="Montserrat" w:hAnsi="Montserrat" w:cs="Times New Roman"/>
+          <w:sz w:val="24"/>
+          <w:szCs w:val="24"/>
+        </w:rPr>
+      </w:pPr>
+      <w:r>
+        <w:rPr>
+          <w:rFonts w:ascii="Montserrat" w:hAnsi="Montserrat" w:cs="Times New Roman"/>
           <w:sz w:val="24"/>
           <w:szCs w:val="24"/>
         </w:rPr>
@@ -3161,18 +3159,17 @@
         <w:spacing w:after="0" w:line="360" w:lineRule="auto"/>
         <w:jc w:val="both"/>
         <w:rPr>
-          <w:rFonts w:ascii="Times New Roman" w:hAnsi="Times New Roman" w:cs="Times New Roman"/>
-          <w:sz w:val="24"/>
-          <w:szCs w:val="24"/>
-        </w:rPr>
-      </w:pPr>
-      <w:r>
-        <w:rPr>
-          <w:rFonts w:ascii="Times New Roman" w:hAnsi="Times New Roman" w:cs="Times New Roman"/>
-          <w:sz w:val="24"/>
-          <w:szCs w:val="24"/>
-        </w:rPr>
-        <w:lastRenderedPageBreak/>
+          <w:rFonts w:ascii="Montserrat" w:hAnsi="Montserrat" w:cs="Times New Roman"/>
+          <w:sz w:val="24"/>
+          <w:szCs w:val="24"/>
+        </w:rPr>
+      </w:pPr>
+      <w:r>
+        <w:rPr>
+          <w:rFonts w:ascii="Montserrat" w:hAnsi="Montserrat" w:cs="Times New Roman"/>
+          <w:sz w:val="24"/>
+          <w:szCs w:val="24"/>
+        </w:rPr>
         <w:tab/>
         <w:t xml:space="preserve">“You’re not going to believe this,” claimed the one she had heard called Kyle. There was a pause. “It’s her blood.” </w:t>
       </w:r>
@@ -3182,14 +3179,14 @@
         <w:spacing w:after="0" w:line="360" w:lineRule="auto"/>
         <w:jc w:val="both"/>
         <w:rPr>
-          <w:rFonts w:ascii="Times New Roman" w:hAnsi="Times New Roman" w:cs="Times New Roman"/>
-          <w:sz w:val="24"/>
-          <w:szCs w:val="24"/>
-        </w:rPr>
-      </w:pPr>
-      <w:r>
-        <w:rPr>
-          <w:rFonts w:ascii="Times New Roman" w:hAnsi="Times New Roman" w:cs="Times New Roman"/>
+          <w:rFonts w:ascii="Montserrat" w:hAnsi="Montserrat" w:cs="Times New Roman"/>
+          <w:sz w:val="24"/>
+          <w:szCs w:val="24"/>
+        </w:rPr>
+      </w:pPr>
+      <w:r>
+        <w:rPr>
+          <w:rFonts w:ascii="Montserrat" w:hAnsi="Montserrat" w:cs="Times New Roman"/>
           <w:sz w:val="24"/>
           <w:szCs w:val="24"/>
         </w:rPr>
@@ -3202,14 +3199,14 @@
         <w:spacing w:after="0" w:line="360" w:lineRule="auto"/>
         <w:jc w:val="both"/>
         <w:rPr>
-          <w:rFonts w:ascii="Times New Roman" w:hAnsi="Times New Roman" w:cs="Times New Roman"/>
-          <w:sz w:val="24"/>
-          <w:szCs w:val="24"/>
-        </w:rPr>
-      </w:pPr>
-      <w:r>
-        <w:rPr>
-          <w:rFonts w:ascii="Times New Roman" w:hAnsi="Times New Roman" w:cs="Times New Roman"/>
+          <w:rFonts w:ascii="Montserrat" w:hAnsi="Montserrat" w:cs="Times New Roman"/>
+          <w:sz w:val="24"/>
+          <w:szCs w:val="24"/>
+        </w:rPr>
+      </w:pPr>
+      <w:r>
+        <w:rPr>
+          <w:rFonts w:ascii="Montserrat" w:hAnsi="Montserrat" w:cs="Times New Roman"/>
           <w:sz w:val="24"/>
           <w:szCs w:val="24"/>
         </w:rPr>
@@ -3222,14 +3219,14 @@
         <w:spacing w:after="0" w:line="360" w:lineRule="auto"/>
         <w:jc w:val="both"/>
         <w:rPr>
-          <w:rFonts w:ascii="Times New Roman" w:hAnsi="Times New Roman" w:cs="Times New Roman"/>
-          <w:sz w:val="24"/>
-          <w:szCs w:val="24"/>
-        </w:rPr>
-      </w:pPr>
-      <w:r>
-        <w:rPr>
-          <w:rFonts w:ascii="Times New Roman" w:hAnsi="Times New Roman" w:cs="Times New Roman"/>
+          <w:rFonts w:ascii="Montserrat" w:hAnsi="Montserrat" w:cs="Times New Roman"/>
+          <w:sz w:val="24"/>
+          <w:szCs w:val="24"/>
+        </w:rPr>
+      </w:pPr>
+      <w:r>
+        <w:rPr>
+          <w:rFonts w:ascii="Montserrat" w:hAnsi="Montserrat" w:cs="Times New Roman"/>
           <w:sz w:val="24"/>
           <w:szCs w:val="24"/>
         </w:rPr>
@@ -3242,14 +3239,14 @@
         <w:spacing w:after="0" w:line="360" w:lineRule="auto"/>
         <w:jc w:val="both"/>
         <w:rPr>
-          <w:rFonts w:ascii="Times New Roman" w:hAnsi="Times New Roman" w:cs="Times New Roman"/>
-          <w:sz w:val="24"/>
-          <w:szCs w:val="24"/>
-        </w:rPr>
-      </w:pPr>
-      <w:r>
-        <w:rPr>
-          <w:rFonts w:ascii="Times New Roman" w:hAnsi="Times New Roman" w:cs="Times New Roman"/>
+          <w:rFonts w:ascii="Montserrat" w:hAnsi="Montserrat" w:cs="Times New Roman"/>
+          <w:sz w:val="24"/>
+          <w:szCs w:val="24"/>
+        </w:rPr>
+      </w:pPr>
+      <w:r>
+        <w:rPr>
+          <w:rFonts w:ascii="Montserrat" w:hAnsi="Montserrat" w:cs="Times New Roman"/>
           <w:sz w:val="24"/>
           <w:szCs w:val="24"/>
         </w:rPr>
@@ -3258,7 +3255,7 @@
       </w:r>
       <w:r>
         <w:rPr>
-          <w:rFonts w:ascii="Times New Roman" w:hAnsi="Times New Roman" w:cs="Times New Roman"/>
+          <w:rFonts w:ascii="Montserrat" w:hAnsi="Montserrat" w:cs="Times New Roman"/>
           <w:i/>
           <w:sz w:val="24"/>
           <w:szCs w:val="24"/>
@@ -3271,14 +3268,14 @@
         <w:spacing w:after="0" w:line="360" w:lineRule="auto"/>
         <w:jc w:val="both"/>
         <w:rPr>
-          <w:rFonts w:ascii="Times New Roman" w:hAnsi="Times New Roman" w:cs="Times New Roman"/>
-          <w:sz w:val="24"/>
-          <w:szCs w:val="24"/>
-        </w:rPr>
-      </w:pPr>
-      <w:r>
-        <w:rPr>
-          <w:rFonts w:ascii="Times New Roman" w:hAnsi="Times New Roman" w:cs="Times New Roman"/>
+          <w:rFonts w:ascii="Montserrat" w:hAnsi="Montserrat" w:cs="Times New Roman"/>
+          <w:sz w:val="24"/>
+          <w:szCs w:val="24"/>
+        </w:rPr>
+      </w:pPr>
+      <w:r>
+        <w:rPr>
+          <w:rFonts w:ascii="Montserrat" w:hAnsi="Montserrat" w:cs="Times New Roman"/>
           <w:sz w:val="24"/>
           <w:szCs w:val="24"/>
         </w:rPr>
@@ -3287,7 +3284,7 @@
       </w:r>
       <w:r>
         <w:rPr>
-          <w:rFonts w:ascii="Times New Roman" w:hAnsi="Times New Roman" w:cs="Times New Roman"/>
+          <w:rFonts w:ascii="Montserrat" w:hAnsi="Montserrat" w:cs="Times New Roman"/>
           <w:i/>
           <w:sz w:val="24"/>
           <w:szCs w:val="24"/>
@@ -3296,7 +3293,7 @@
       </w:r>
       <w:r>
         <w:rPr>
-          <w:rFonts w:ascii="Times New Roman" w:hAnsi="Times New Roman" w:cs="Times New Roman"/>
+          <w:rFonts w:ascii="Montserrat" w:hAnsi="Montserrat" w:cs="Times New Roman"/>
           <w:sz w:val="24"/>
           <w:szCs w:val="24"/>
         </w:rPr>
@@ -3308,14 +3305,14 @@
         <w:spacing w:after="0" w:line="360" w:lineRule="auto"/>
         <w:jc w:val="both"/>
         <w:rPr>
-          <w:rFonts w:ascii="Times New Roman" w:hAnsi="Times New Roman" w:cs="Times New Roman"/>
-          <w:sz w:val="24"/>
-          <w:szCs w:val="24"/>
-        </w:rPr>
-      </w:pPr>
-      <w:r>
-        <w:rPr>
-          <w:rFonts w:ascii="Times New Roman" w:hAnsi="Times New Roman" w:cs="Times New Roman"/>
+          <w:rFonts w:ascii="Montserrat" w:hAnsi="Montserrat" w:cs="Times New Roman"/>
+          <w:sz w:val="24"/>
+          <w:szCs w:val="24"/>
+        </w:rPr>
+      </w:pPr>
+      <w:r>
+        <w:rPr>
+          <w:rFonts w:ascii="Montserrat" w:hAnsi="Montserrat" w:cs="Times New Roman"/>
           <w:sz w:val="24"/>
           <w:szCs w:val="24"/>
         </w:rPr>
@@ -3324,7 +3321,7 @@
       </w:r>
       <w:r>
         <w:rPr>
-          <w:rFonts w:ascii="Times New Roman" w:hAnsi="Times New Roman" w:cs="Times New Roman"/>
+          <w:rFonts w:ascii="Montserrat" w:hAnsi="Montserrat" w:cs="Times New Roman"/>
           <w:i/>
           <w:sz w:val="24"/>
           <w:szCs w:val="24"/>
@@ -3333,7 +3330,7 @@
       </w:r>
       <w:r>
         <w:rPr>
-          <w:rFonts w:ascii="Times New Roman" w:hAnsi="Times New Roman" w:cs="Times New Roman"/>
+          <w:rFonts w:ascii="Montserrat" w:hAnsi="Montserrat" w:cs="Times New Roman"/>
           <w:sz w:val="24"/>
           <w:szCs w:val="24"/>
         </w:rPr>
@@ -3345,14 +3342,14 @@
         <w:spacing w:after="0" w:line="360" w:lineRule="auto"/>
         <w:jc w:val="both"/>
         <w:rPr>
-          <w:rFonts w:ascii="Times New Roman" w:hAnsi="Times New Roman" w:cs="Times New Roman"/>
-          <w:sz w:val="24"/>
-          <w:szCs w:val="24"/>
-        </w:rPr>
-      </w:pPr>
-      <w:r>
-        <w:rPr>
-          <w:rFonts w:ascii="Times New Roman" w:hAnsi="Times New Roman" w:cs="Times New Roman"/>
+          <w:rFonts w:ascii="Montserrat" w:hAnsi="Montserrat" w:cs="Times New Roman"/>
+          <w:sz w:val="24"/>
+          <w:szCs w:val="24"/>
+        </w:rPr>
+      </w:pPr>
+      <w:r>
+        <w:rPr>
+          <w:rFonts w:ascii="Montserrat" w:hAnsi="Montserrat" w:cs="Times New Roman"/>
           <w:sz w:val="24"/>
           <w:szCs w:val="24"/>
         </w:rPr>
@@ -3365,14 +3362,14 @@
         <w:spacing w:after="0" w:line="360" w:lineRule="auto"/>
         <w:jc w:val="both"/>
         <w:rPr>
-          <w:rFonts w:ascii="Times New Roman" w:hAnsi="Times New Roman" w:cs="Times New Roman"/>
-          <w:sz w:val="24"/>
-          <w:szCs w:val="24"/>
-        </w:rPr>
-      </w:pPr>
-      <w:r>
-        <w:rPr>
-          <w:rFonts w:ascii="Times New Roman" w:hAnsi="Times New Roman" w:cs="Times New Roman"/>
+          <w:rFonts w:ascii="Montserrat" w:hAnsi="Montserrat" w:cs="Times New Roman"/>
+          <w:sz w:val="24"/>
+          <w:szCs w:val="24"/>
+        </w:rPr>
+      </w:pPr>
+      <w:r>
+        <w:rPr>
+          <w:rFonts w:ascii="Montserrat" w:hAnsi="Montserrat" w:cs="Times New Roman"/>
           <w:sz w:val="24"/>
           <w:szCs w:val="24"/>
         </w:rPr>
@@ -3385,14 +3382,14 @@
         <w:spacing w:after="0" w:line="360" w:lineRule="auto"/>
         <w:jc w:val="both"/>
         <w:rPr>
-          <w:rFonts w:ascii="Times New Roman" w:hAnsi="Times New Roman" w:cs="Times New Roman"/>
-          <w:sz w:val="24"/>
-          <w:szCs w:val="24"/>
-        </w:rPr>
-      </w:pPr>
-      <w:r>
-        <w:rPr>
-          <w:rFonts w:ascii="Times New Roman" w:hAnsi="Times New Roman" w:cs="Times New Roman"/>
+          <w:rFonts w:ascii="Montserrat" w:hAnsi="Montserrat" w:cs="Times New Roman"/>
+          <w:sz w:val="24"/>
+          <w:szCs w:val="24"/>
+        </w:rPr>
+      </w:pPr>
+      <w:r>
+        <w:rPr>
+          <w:rFonts w:ascii="Montserrat" w:hAnsi="Montserrat" w:cs="Times New Roman"/>
           <w:sz w:val="24"/>
           <w:szCs w:val="24"/>
         </w:rPr>
@@ -3401,7 +3398,7 @@
       </w:r>
       <w:r>
         <w:rPr>
-          <w:rFonts w:ascii="Times New Roman" w:hAnsi="Times New Roman" w:cs="Times New Roman"/>
+          <w:rFonts w:ascii="Montserrat" w:hAnsi="Montserrat" w:cs="Times New Roman"/>
           <w:i/>
           <w:sz w:val="24"/>
           <w:szCs w:val="24"/>
@@ -3410,7 +3407,7 @@
       </w:r>
       <w:r>
         <w:rPr>
-          <w:rFonts w:ascii="Times New Roman" w:hAnsi="Times New Roman" w:cs="Times New Roman"/>
+          <w:rFonts w:ascii="Montserrat" w:hAnsi="Montserrat" w:cs="Times New Roman"/>
           <w:sz w:val="24"/>
           <w:szCs w:val="24"/>
         </w:rPr>
@@ -3422,43 +3419,34 @@
         <w:spacing w:after="0" w:line="360" w:lineRule="auto"/>
         <w:jc w:val="both"/>
         <w:rPr>
-          <w:rFonts w:ascii="Times New Roman" w:hAnsi="Times New Roman" w:cs="Times New Roman"/>
-          <w:sz w:val="24"/>
-          <w:szCs w:val="24"/>
-        </w:rPr>
-      </w:pPr>
-      <w:r>
-        <w:rPr>
-          <w:rFonts w:ascii="Times New Roman" w:hAnsi="Times New Roman" w:cs="Times New Roman"/>
-          <w:sz w:val="24"/>
-          <w:szCs w:val="24"/>
-        </w:rPr>
-        <w:tab/>
-        <w:t xml:space="preserve">Even without physical contact, she was being overwhelmed by the raw information flooding through her. Momentum had carried her to the edge of the pool, and she could sense them closing in on all sides. Without breaking stride, she launched herself over the heads of the bathers that had been summoned from the pool. As she hit </w:t>
-      </w:r>
-      <w:r>
-        <w:rPr>
-          <w:rFonts w:ascii="Times New Roman" w:hAnsi="Times New Roman" w:cs="Times New Roman"/>
-          <w:sz w:val="24"/>
-          <w:szCs w:val="24"/>
-        </w:rPr>
-        <w:lastRenderedPageBreak/>
-        <w:t>the water, a cloud of blood swirled from her skin. Her bid for flight almost failed as the unbearable contact of alien hands shattered her rhythm. The closing fingers slipped off her slickened skin, stripping off her coat of blood in a streak. Other hands snaked across her as she darted across the pool, swimming for the nearest exit.</w:t>
-      </w:r>
-    </w:p>
-    <w:p>
-      <w:pPr>
-        <w:spacing w:after="0" w:line="360" w:lineRule="auto"/>
-        <w:jc w:val="both"/>
-        <w:rPr>
-          <w:rFonts w:ascii="Times New Roman" w:hAnsi="Times New Roman" w:cs="Times New Roman"/>
-          <w:sz w:val="24"/>
-          <w:szCs w:val="24"/>
-        </w:rPr>
-      </w:pPr>
-      <w:r>
-        <w:rPr>
-          <w:rFonts w:ascii="Times New Roman" w:hAnsi="Times New Roman" w:cs="Times New Roman"/>
+          <w:rFonts w:ascii="Montserrat" w:hAnsi="Montserrat" w:cs="Times New Roman"/>
+          <w:sz w:val="24"/>
+          <w:szCs w:val="24"/>
+        </w:rPr>
+      </w:pPr>
+      <w:r>
+        <w:rPr>
+          <w:rFonts w:ascii="Montserrat" w:hAnsi="Montserrat" w:cs="Times New Roman"/>
+          <w:sz w:val="24"/>
+          <w:szCs w:val="24"/>
+        </w:rPr>
+        <w:tab/>
+        <w:t>Even without physical contact, she was being overwhelmed by the raw information flooding through her. Momentum had carried her to the edge of the pool, and she could sense them closing in on all sides. Without breaking stride, she launched herself over the heads of the bathers that had been summoned from the pool. As she hit the water, a cloud of blood swirled from her skin. Her bid for flight almost failed as the unbearable contact of alien hands shattered her rhythm. The closing fingers slipped off her slickened skin, stripping off her coat of blood in a streak. Other hands snaked across her as she darted across the pool, swimming for the nearest exit.</w:t>
+      </w:r>
+    </w:p>
+    <w:p>
+      <w:pPr>
+        <w:spacing w:after="0" w:line="360" w:lineRule="auto"/>
+        <w:jc w:val="both"/>
+        <w:rPr>
+          <w:rFonts w:ascii="Montserrat" w:hAnsi="Montserrat" w:cs="Times New Roman"/>
+          <w:sz w:val="24"/>
+          <w:szCs w:val="24"/>
+        </w:rPr>
+      </w:pPr>
+      <w:r>
+        <w:rPr>
+          <w:rFonts w:ascii="Montserrat" w:hAnsi="Montserrat" w:cs="Times New Roman"/>
           <w:sz w:val="24"/>
           <w:szCs w:val="24"/>
         </w:rPr>
@@ -3467,7 +3455,7 @@
       </w:r>
       <w:r>
         <w:rPr>
-          <w:rFonts w:ascii="Times New Roman" w:hAnsi="Times New Roman" w:cs="Times New Roman"/>
+          <w:rFonts w:ascii="Montserrat" w:hAnsi="Montserrat" w:cs="Times New Roman"/>
           <w:i/>
           <w:sz w:val="24"/>
           <w:szCs w:val="24"/>
@@ -3476,7 +3464,7 @@
       </w:r>
       <w:r>
         <w:rPr>
-          <w:rFonts w:ascii="Times New Roman" w:hAnsi="Times New Roman" w:cs="Times New Roman"/>
+          <w:rFonts w:ascii="Montserrat" w:hAnsi="Montserrat" w:cs="Times New Roman"/>
           <w:sz w:val="24"/>
           <w:szCs w:val="24"/>
         </w:rPr>
@@ -3488,14 +3476,14 @@
         <w:spacing w:after="0" w:line="360" w:lineRule="auto"/>
         <w:jc w:val="both"/>
         <w:rPr>
-          <w:rFonts w:ascii="Times New Roman" w:hAnsi="Times New Roman" w:cs="Times New Roman"/>
-          <w:sz w:val="24"/>
-          <w:szCs w:val="24"/>
-        </w:rPr>
-      </w:pPr>
-      <w:r>
-        <w:rPr>
-          <w:rFonts w:ascii="Times New Roman" w:hAnsi="Times New Roman" w:cs="Times New Roman"/>
+          <w:rFonts w:ascii="Montserrat" w:hAnsi="Montserrat" w:cs="Times New Roman"/>
+          <w:sz w:val="24"/>
+          <w:szCs w:val="24"/>
+        </w:rPr>
+      </w:pPr>
+      <w:r>
+        <w:rPr>
+          <w:rFonts w:ascii="Montserrat" w:hAnsi="Montserrat" w:cs="Times New Roman"/>
           <w:sz w:val="24"/>
           <w:szCs w:val="24"/>
         </w:rPr>
@@ -3508,14 +3496,14 @@
         <w:spacing w:after="0" w:line="360" w:lineRule="auto"/>
         <w:jc w:val="both"/>
         <w:rPr>
-          <w:rFonts w:ascii="Times New Roman" w:hAnsi="Times New Roman" w:cs="Times New Roman"/>
-          <w:sz w:val="24"/>
-          <w:szCs w:val="24"/>
-        </w:rPr>
-      </w:pPr>
-      <w:r>
-        <w:rPr>
-          <w:rFonts w:ascii="Times New Roman" w:hAnsi="Times New Roman" w:cs="Times New Roman"/>
+          <w:rFonts w:ascii="Montserrat" w:hAnsi="Montserrat" w:cs="Times New Roman"/>
+          <w:sz w:val="24"/>
+          <w:szCs w:val="24"/>
+        </w:rPr>
+      </w:pPr>
+      <w:r>
+        <w:rPr>
+          <w:rFonts w:ascii="Montserrat" w:hAnsi="Montserrat" w:cs="Times New Roman"/>
           <w:sz w:val="24"/>
           <w:szCs w:val="24"/>
         </w:rPr>
@@ -3528,14 +3516,14 @@
         <w:spacing w:after="0" w:line="360" w:lineRule="auto"/>
         <w:jc w:val="both"/>
         <w:rPr>
-          <w:rFonts w:ascii="Times New Roman" w:hAnsi="Times New Roman" w:cs="Times New Roman"/>
-          <w:sz w:val="24"/>
-          <w:szCs w:val="24"/>
-        </w:rPr>
-      </w:pPr>
-      <w:r>
-        <w:rPr>
-          <w:rFonts w:ascii="Times New Roman" w:hAnsi="Times New Roman" w:cs="Times New Roman"/>
+          <w:rFonts w:ascii="Montserrat" w:hAnsi="Montserrat" w:cs="Times New Roman"/>
+          <w:sz w:val="24"/>
+          <w:szCs w:val="24"/>
+        </w:rPr>
+      </w:pPr>
+      <w:r>
+        <w:rPr>
+          <w:rFonts w:ascii="Montserrat" w:hAnsi="Montserrat" w:cs="Times New Roman"/>
           <w:sz w:val="24"/>
           <w:szCs w:val="24"/>
         </w:rPr>
@@ -3544,7 +3532,7 @@
       </w:r>
       <w:r>
         <w:rPr>
-          <w:rFonts w:ascii="Times New Roman" w:hAnsi="Times New Roman" w:cs="Times New Roman"/>
+          <w:rFonts w:ascii="Montserrat" w:hAnsi="Montserrat" w:cs="Times New Roman"/>
           <w:i/>
           <w:sz w:val="24"/>
           <w:szCs w:val="24"/>
@@ -3553,7 +3541,7 @@
       </w:r>
       <w:r>
         <w:rPr>
-          <w:rFonts w:ascii="Times New Roman" w:hAnsi="Times New Roman" w:cs="Times New Roman"/>
+          <w:rFonts w:ascii="Montserrat" w:hAnsi="Montserrat" w:cs="Times New Roman"/>
           <w:sz w:val="24"/>
           <w:szCs w:val="24"/>
         </w:rPr>
@@ -3565,14 +3553,14 @@
         <w:spacing w:after="0" w:line="360" w:lineRule="auto"/>
         <w:jc w:val="both"/>
         <w:rPr>
-          <w:rFonts w:ascii="Times New Roman" w:hAnsi="Times New Roman" w:cs="Times New Roman"/>
-          <w:sz w:val="24"/>
-          <w:szCs w:val="24"/>
-        </w:rPr>
-      </w:pPr>
-      <w:r>
-        <w:rPr>
-          <w:rFonts w:ascii="Times New Roman" w:hAnsi="Times New Roman" w:cs="Times New Roman"/>
+          <w:rFonts w:ascii="Montserrat" w:hAnsi="Montserrat" w:cs="Times New Roman"/>
+          <w:sz w:val="24"/>
+          <w:szCs w:val="24"/>
+        </w:rPr>
+      </w:pPr>
+      <w:r>
+        <w:rPr>
+          <w:rFonts w:ascii="Montserrat" w:hAnsi="Montserrat" w:cs="Times New Roman"/>
           <w:sz w:val="24"/>
           <w:szCs w:val="24"/>
         </w:rPr>
@@ -3581,7 +3569,7 @@
       </w:r>
       <w:r>
         <w:rPr>
-          <w:rFonts w:ascii="Times New Roman" w:hAnsi="Times New Roman" w:cs="Times New Roman"/>
+          <w:rFonts w:ascii="Montserrat" w:hAnsi="Montserrat" w:cs="Times New Roman"/>
           <w:i/>
           <w:sz w:val="24"/>
           <w:szCs w:val="24"/>
@@ -3590,7 +3578,7 @@
       </w:r>
       <w:r>
         <w:rPr>
-          <w:rFonts w:ascii="Times New Roman" w:hAnsi="Times New Roman" w:cs="Times New Roman"/>
+          <w:rFonts w:ascii="Montserrat" w:hAnsi="Montserrat" w:cs="Times New Roman"/>
           <w:sz w:val="24"/>
           <w:szCs w:val="24"/>
         </w:rPr>
@@ -3602,14 +3590,14 @@
         <w:spacing w:after="0" w:line="360" w:lineRule="auto"/>
         <w:jc w:val="both"/>
         <w:rPr>
-          <w:rFonts w:ascii="Times New Roman" w:hAnsi="Times New Roman" w:cs="Times New Roman"/>
-          <w:sz w:val="24"/>
-          <w:szCs w:val="24"/>
-        </w:rPr>
-      </w:pPr>
-      <w:r>
-        <w:rPr>
-          <w:rFonts w:ascii="Times New Roman" w:hAnsi="Times New Roman" w:cs="Times New Roman"/>
+          <w:rFonts w:ascii="Montserrat" w:hAnsi="Montserrat" w:cs="Times New Roman"/>
+          <w:sz w:val="24"/>
+          <w:szCs w:val="24"/>
+        </w:rPr>
+      </w:pPr>
+      <w:r>
+        <w:rPr>
+          <w:rFonts w:ascii="Montserrat" w:hAnsi="Montserrat" w:cs="Times New Roman"/>
           <w:sz w:val="24"/>
           <w:szCs w:val="24"/>
         </w:rPr>
@@ -3622,43 +3610,34 @@
         <w:spacing w:after="0" w:line="360" w:lineRule="auto"/>
         <w:jc w:val="both"/>
         <w:rPr>
-          <w:rFonts w:ascii="Times New Roman" w:hAnsi="Times New Roman" w:cs="Times New Roman"/>
-          <w:sz w:val="24"/>
-          <w:szCs w:val="24"/>
-        </w:rPr>
-      </w:pPr>
-      <w:r>
-        <w:rPr>
-          <w:rFonts w:ascii="Times New Roman" w:hAnsi="Times New Roman" w:cs="Times New Roman"/>
-          <w:sz w:val="24"/>
-          <w:szCs w:val="24"/>
-        </w:rPr>
-        <w:tab/>
-        <w:t>Her brow wrinkled with the effort it took to respond. “I… I can’t… Please, I can’t think,” she stammered, making a gesture, as if to push them all away. The woman—</w:t>
-      </w:r>
-      <w:r>
-        <w:rPr>
-          <w:rFonts w:ascii="Times New Roman" w:hAnsi="Times New Roman" w:cs="Times New Roman"/>
-          <w:sz w:val="24"/>
-          <w:szCs w:val="24"/>
-        </w:rPr>
-        <w:lastRenderedPageBreak/>
-        <w:t>Linda, she recalled—suddenly looked up in understanding. The expression on the captain’s face suggested that he had beaten the young doctor to the realization. A look passed between them.</w:t>
-      </w:r>
-    </w:p>
-    <w:p>
-      <w:pPr>
-        <w:spacing w:after="0" w:line="360" w:lineRule="auto"/>
-        <w:jc w:val="both"/>
-        <w:rPr>
-          <w:rFonts w:ascii="Times New Roman" w:hAnsi="Times New Roman" w:cs="Times New Roman"/>
-          <w:sz w:val="24"/>
-          <w:szCs w:val="24"/>
-        </w:rPr>
-      </w:pPr>
-      <w:r>
-        <w:rPr>
-          <w:rFonts w:ascii="Times New Roman" w:hAnsi="Times New Roman" w:cs="Times New Roman"/>
+          <w:rFonts w:ascii="Montserrat" w:hAnsi="Montserrat" w:cs="Times New Roman"/>
+          <w:sz w:val="24"/>
+          <w:szCs w:val="24"/>
+        </w:rPr>
+      </w:pPr>
+      <w:r>
+        <w:rPr>
+          <w:rFonts w:ascii="Montserrat" w:hAnsi="Montserrat" w:cs="Times New Roman"/>
+          <w:sz w:val="24"/>
+          <w:szCs w:val="24"/>
+        </w:rPr>
+        <w:tab/>
+        <w:t>Her brow wrinkled with the effort it took to respond. “I… I can’t… Please, I can’t think,” she stammered, making a gesture, as if to push them all away. The woman—Linda, she recalled—suddenly looked up in understanding. The expression on the captain’s face suggested that he had beaten the young doctor to the realization. A look passed between them.</w:t>
+      </w:r>
+    </w:p>
+    <w:p>
+      <w:pPr>
+        <w:spacing w:after="0" w:line="360" w:lineRule="auto"/>
+        <w:jc w:val="both"/>
+        <w:rPr>
+          <w:rFonts w:ascii="Montserrat" w:hAnsi="Montserrat" w:cs="Times New Roman"/>
+          <w:sz w:val="24"/>
+          <w:szCs w:val="24"/>
+        </w:rPr>
+      </w:pPr>
+      <w:r>
+        <w:rPr>
+          <w:rFonts w:ascii="Montserrat" w:hAnsi="Montserrat" w:cs="Times New Roman"/>
           <w:sz w:val="24"/>
           <w:szCs w:val="24"/>
         </w:rPr>
@@ -3671,14 +3650,14 @@
         <w:spacing w:after="0" w:line="360" w:lineRule="auto"/>
         <w:jc w:val="both"/>
         <w:rPr>
-          <w:rFonts w:ascii="Times New Roman" w:hAnsi="Times New Roman" w:cs="Times New Roman"/>
-          <w:sz w:val="24"/>
-          <w:szCs w:val="24"/>
-        </w:rPr>
-      </w:pPr>
-      <w:r>
-        <w:rPr>
-          <w:rFonts w:ascii="Times New Roman" w:hAnsi="Times New Roman" w:cs="Times New Roman"/>
+          <w:rFonts w:ascii="Montserrat" w:hAnsi="Montserrat" w:cs="Times New Roman"/>
+          <w:sz w:val="24"/>
+          <w:szCs w:val="24"/>
+        </w:rPr>
+      </w:pPr>
+      <w:r>
+        <w:rPr>
+          <w:rFonts w:ascii="Montserrat" w:hAnsi="Montserrat" w:cs="Times New Roman"/>
           <w:sz w:val="24"/>
           <w:szCs w:val="24"/>
         </w:rPr>
@@ -3691,14 +3670,14 @@
         <w:spacing w:after="0" w:line="360" w:lineRule="auto"/>
         <w:jc w:val="both"/>
         <w:rPr>
-          <w:rFonts w:ascii="Times New Roman" w:hAnsi="Times New Roman" w:cs="Times New Roman"/>
-          <w:sz w:val="24"/>
-          <w:szCs w:val="24"/>
-        </w:rPr>
-      </w:pPr>
-      <w:r>
-        <w:rPr>
-          <w:rFonts w:ascii="Times New Roman" w:hAnsi="Times New Roman" w:cs="Times New Roman"/>
+          <w:rFonts w:ascii="Montserrat" w:hAnsi="Montserrat" w:cs="Times New Roman"/>
+          <w:sz w:val="24"/>
+          <w:szCs w:val="24"/>
+        </w:rPr>
+      </w:pPr>
+      <w:r>
+        <w:rPr>
+          <w:rFonts w:ascii="Montserrat" w:hAnsi="Montserrat" w:cs="Times New Roman"/>
           <w:sz w:val="24"/>
           <w:szCs w:val="24"/>
         </w:rPr>
@@ -3711,14 +3690,14 @@
         <w:spacing w:after="0" w:line="360" w:lineRule="auto"/>
         <w:jc w:val="both"/>
         <w:rPr>
-          <w:rFonts w:ascii="Times New Roman" w:hAnsi="Times New Roman" w:cs="Times New Roman"/>
-          <w:sz w:val="24"/>
-          <w:szCs w:val="24"/>
-        </w:rPr>
-      </w:pPr>
-      <w:r>
-        <w:rPr>
-          <w:rFonts w:ascii="Times New Roman" w:hAnsi="Times New Roman" w:cs="Times New Roman"/>
+          <w:rFonts w:ascii="Montserrat" w:hAnsi="Montserrat" w:cs="Times New Roman"/>
+          <w:sz w:val="24"/>
+          <w:szCs w:val="24"/>
+        </w:rPr>
+      </w:pPr>
+      <w:r>
+        <w:rPr>
+          <w:rFonts w:ascii="Montserrat" w:hAnsi="Montserrat" w:cs="Times New Roman"/>
           <w:sz w:val="24"/>
           <w:szCs w:val="24"/>
         </w:rPr>
@@ -3731,14 +3710,14 @@
         <w:spacing w:after="0" w:line="360" w:lineRule="auto"/>
         <w:jc w:val="both"/>
         <w:rPr>
-          <w:rFonts w:ascii="Times New Roman" w:hAnsi="Times New Roman" w:cs="Times New Roman"/>
-          <w:sz w:val="24"/>
-          <w:szCs w:val="24"/>
-        </w:rPr>
-      </w:pPr>
-      <w:r>
-        <w:rPr>
-          <w:rFonts w:ascii="Times New Roman" w:hAnsi="Times New Roman" w:cs="Times New Roman"/>
+          <w:rFonts w:ascii="Montserrat" w:hAnsi="Montserrat" w:cs="Times New Roman"/>
+          <w:sz w:val="24"/>
+          <w:szCs w:val="24"/>
+        </w:rPr>
+      </w:pPr>
+      <w:r>
+        <w:rPr>
+          <w:rFonts w:ascii="Montserrat" w:hAnsi="Montserrat" w:cs="Times New Roman"/>
           <w:sz w:val="24"/>
           <w:szCs w:val="24"/>
         </w:rPr>
@@ -3747,7 +3726,7 @@
       </w:r>
       <w:r>
         <w:rPr>
-          <w:rFonts w:ascii="Times New Roman" w:hAnsi="Times New Roman" w:cs="Times New Roman"/>
+          <w:rFonts w:ascii="Montserrat" w:hAnsi="Montserrat" w:cs="Times New Roman"/>
           <w:i/>
           <w:sz w:val="24"/>
           <w:szCs w:val="24"/>
@@ -3756,7 +3735,7 @@
       </w:r>
       <w:r>
         <w:rPr>
-          <w:rFonts w:ascii="Times New Roman" w:hAnsi="Times New Roman" w:cs="Times New Roman"/>
+          <w:rFonts w:ascii="Montserrat" w:hAnsi="Montserrat" w:cs="Times New Roman"/>
           <w:sz w:val="24"/>
           <w:szCs w:val="24"/>
         </w:rPr>
@@ -3768,49 +3747,49 @@
         <w:spacing w:after="0" w:line="360" w:lineRule="auto"/>
         <w:jc w:val="both"/>
         <w:rPr>
-          <w:rFonts w:ascii="Times New Roman" w:hAnsi="Times New Roman" w:cs="Times New Roman"/>
-          <w:sz w:val="24"/>
-          <w:szCs w:val="24"/>
-        </w:rPr>
-      </w:pPr>
-      <w:r>
-        <w:rPr>
-          <w:rFonts w:ascii="Times New Roman" w:hAnsi="Times New Roman" w:cs="Times New Roman"/>
-          <w:sz w:val="24"/>
-          <w:szCs w:val="24"/>
-        </w:rPr>
-        <w:tab/>
-      </w:r>
-      <w:r>
-        <w:rPr>
-          <w:rFonts w:ascii="Times New Roman" w:hAnsi="Times New Roman" w:cs="Times New Roman"/>
-          <w:sz w:val="24"/>
-          <w:szCs w:val="24"/>
-        </w:rPr>
-        <w:tab/>
-      </w:r>
-      <w:r>
-        <w:rPr>
-          <w:rFonts w:ascii="Times New Roman" w:hAnsi="Times New Roman" w:cs="Times New Roman"/>
-          <w:sz w:val="24"/>
-          <w:szCs w:val="24"/>
-        </w:rPr>
-        <w:tab/>
-      </w:r>
-    </w:p>
-    <w:p>
-      <w:pPr>
-        <w:spacing w:after="0" w:line="360" w:lineRule="auto"/>
-        <w:jc w:val="both"/>
-        <w:rPr>
-          <w:rFonts w:ascii="Times New Roman" w:hAnsi="Times New Roman" w:cs="Times New Roman"/>
-          <w:sz w:val="24"/>
-          <w:szCs w:val="24"/>
-        </w:rPr>
-      </w:pPr>
-      <w:r>
-        <w:rPr>
-          <w:rFonts w:ascii="Times New Roman" w:hAnsi="Times New Roman" w:cs="Times New Roman"/>
+          <w:rFonts w:ascii="Montserrat" w:hAnsi="Montserrat" w:cs="Times New Roman"/>
+          <w:sz w:val="24"/>
+          <w:szCs w:val="24"/>
+        </w:rPr>
+      </w:pPr>
+      <w:r>
+        <w:rPr>
+          <w:rFonts w:ascii="Montserrat" w:hAnsi="Montserrat" w:cs="Times New Roman"/>
+          <w:sz w:val="24"/>
+          <w:szCs w:val="24"/>
+        </w:rPr>
+        <w:tab/>
+      </w:r>
+      <w:r>
+        <w:rPr>
+          <w:rFonts w:ascii="Montserrat" w:hAnsi="Montserrat" w:cs="Times New Roman"/>
+          <w:sz w:val="24"/>
+          <w:szCs w:val="24"/>
+        </w:rPr>
+        <w:tab/>
+      </w:r>
+      <w:r>
+        <w:rPr>
+          <w:rFonts w:ascii="Montserrat" w:hAnsi="Montserrat" w:cs="Times New Roman"/>
+          <w:sz w:val="24"/>
+          <w:szCs w:val="24"/>
+        </w:rPr>
+        <w:tab/>
+      </w:r>
+    </w:p>
+    <w:p>
+      <w:pPr>
+        <w:spacing w:after="0" w:line="360" w:lineRule="auto"/>
+        <w:jc w:val="both"/>
+        <w:rPr>
+          <w:rFonts w:ascii="Montserrat" w:hAnsi="Montserrat" w:cs="Times New Roman"/>
+          <w:sz w:val="24"/>
+          <w:szCs w:val="24"/>
+        </w:rPr>
+      </w:pPr>
+      <w:r>
+        <w:rPr>
+          <w:rFonts w:ascii="Montserrat" w:hAnsi="Montserrat" w:cs="Times New Roman"/>
           <w:sz w:val="24"/>
           <w:szCs w:val="24"/>
         </w:rPr>
@@ -3819,7 +3798,7 @@
       </w:r>
       <w:r>
         <w:rPr>
-          <w:rFonts w:ascii="Times New Roman" w:hAnsi="Times New Roman" w:cs="Times New Roman"/>
+          <w:rFonts w:ascii="Montserrat" w:hAnsi="Montserrat" w:cs="Times New Roman"/>
           <w:i/>
           <w:sz w:val="24"/>
           <w:szCs w:val="24"/>
@@ -3828,7 +3807,7 @@
       </w:r>
       <w:r>
         <w:rPr>
-          <w:rFonts w:ascii="Times New Roman" w:hAnsi="Times New Roman" w:cs="Times New Roman"/>
+          <w:rFonts w:ascii="Montserrat" w:hAnsi="Montserrat" w:cs="Times New Roman"/>
           <w:sz w:val="24"/>
           <w:szCs w:val="24"/>
         </w:rPr>
@@ -3840,14 +3819,14 @@
         <w:spacing w:after="0" w:line="360" w:lineRule="auto"/>
         <w:jc w:val="both"/>
         <w:rPr>
-          <w:rFonts w:ascii="Times New Roman" w:hAnsi="Times New Roman" w:cs="Times New Roman"/>
-          <w:sz w:val="24"/>
-          <w:szCs w:val="24"/>
-        </w:rPr>
-      </w:pPr>
-      <w:r>
-        <w:rPr>
-          <w:rFonts w:ascii="Times New Roman" w:hAnsi="Times New Roman" w:cs="Times New Roman"/>
+          <w:rFonts w:ascii="Montserrat" w:hAnsi="Montserrat" w:cs="Times New Roman"/>
+          <w:sz w:val="24"/>
+          <w:szCs w:val="24"/>
+        </w:rPr>
+      </w:pPr>
+      <w:r>
+        <w:rPr>
+          <w:rFonts w:ascii="Montserrat" w:hAnsi="Montserrat" w:cs="Times New Roman"/>
           <w:sz w:val="24"/>
           <w:szCs w:val="24"/>
         </w:rPr>
@@ -3856,7 +3835,7 @@
       </w:r>
       <w:r>
         <w:rPr>
-          <w:rFonts w:ascii="Times New Roman" w:hAnsi="Times New Roman" w:cs="Times New Roman"/>
+          <w:rFonts w:ascii="Montserrat" w:hAnsi="Montserrat" w:cs="Times New Roman"/>
           <w:i/>
           <w:sz w:val="24"/>
           <w:szCs w:val="24"/>
@@ -3865,7 +3844,7 @@
       </w:r>
       <w:r>
         <w:rPr>
-          <w:rFonts w:ascii="Times New Roman" w:hAnsi="Times New Roman" w:cs="Times New Roman"/>
+          <w:rFonts w:ascii="Montserrat" w:hAnsi="Montserrat" w:cs="Times New Roman"/>
           <w:sz w:val="24"/>
           <w:szCs w:val="24"/>
         </w:rPr>
@@ -3873,7 +3852,7 @@
       </w:r>
       <w:r>
         <w:rPr>
-          <w:rFonts w:ascii="Times New Roman" w:hAnsi="Times New Roman" w:cs="Times New Roman"/>
+          <w:rFonts w:ascii="Montserrat" w:hAnsi="Montserrat" w:cs="Times New Roman"/>
           <w:i/>
           <w:sz w:val="24"/>
           <w:szCs w:val="24"/>
@@ -3882,35 +3861,26 @@
       </w:r>
       <w:r>
         <w:rPr>
-          <w:rFonts w:ascii="Times New Roman" w:hAnsi="Times New Roman" w:cs="Times New Roman"/>
-          <w:sz w:val="24"/>
-          <w:szCs w:val="24"/>
-        </w:rPr>
-        <w:t xml:space="preserve"> had attained their psionic potential when the human race was still experimenting with stone tools and fire. The power of the gods had haunted mankind throughout history, but by the time they had accepted it, they had already walked among the stars by the power of their hands alone. Psionics and Physics were both very powerful tools, but each had a way of bypassing the laws of the other. There had been a bloody chapter in the early days of </w:t>
-      </w:r>
-      <w:r>
-        <w:rPr>
-          <w:rFonts w:ascii="Times New Roman" w:hAnsi="Times New Roman" w:cs="Times New Roman"/>
-          <w:sz w:val="24"/>
-          <w:szCs w:val="24"/>
-        </w:rPr>
-        <w:lastRenderedPageBreak/>
-        <w:t xml:space="preserve">contact, which had taught them that an individual on either side, armed with the weapons of his own culture, could devastate or destroy whole communities defended only by their native technology. </w:t>
-      </w:r>
-    </w:p>
-    <w:p>
-      <w:pPr>
-        <w:spacing w:after="0" w:line="360" w:lineRule="auto"/>
-        <w:jc w:val="both"/>
-        <w:rPr>
-          <w:rFonts w:ascii="Times New Roman" w:hAnsi="Times New Roman" w:cs="Times New Roman"/>
-          <w:sz w:val="24"/>
-          <w:szCs w:val="24"/>
-        </w:rPr>
-      </w:pPr>
-      <w:r>
-        <w:rPr>
-          <w:rFonts w:ascii="Times New Roman" w:hAnsi="Times New Roman" w:cs="Times New Roman"/>
+          <w:rFonts w:ascii="Montserrat" w:hAnsi="Montserrat" w:cs="Times New Roman"/>
+          <w:sz w:val="24"/>
+          <w:szCs w:val="24"/>
+        </w:rPr>
+        <w:t xml:space="preserve"> had attained their psionic potential when the human race was still experimenting with stone tools and fire. The power of the gods had haunted mankind throughout history, but by the time they had accepted it, they had already walked among the stars by the power of their hands alone. Psionics and Physics were both very powerful tools, but each had a way of bypassing the laws of the other. There had been a bloody chapter in the early days of contact, which had taught them that an individual on either side, armed with the weapons of his own culture, could devastate or destroy whole communities defended only by their native technology. </w:t>
+      </w:r>
+    </w:p>
+    <w:p>
+      <w:pPr>
+        <w:spacing w:after="0" w:line="360" w:lineRule="auto"/>
+        <w:jc w:val="both"/>
+        <w:rPr>
+          <w:rFonts w:ascii="Montserrat" w:hAnsi="Montserrat" w:cs="Times New Roman"/>
+          <w:sz w:val="24"/>
+          <w:szCs w:val="24"/>
+        </w:rPr>
+      </w:pPr>
+      <w:r>
+        <w:rPr>
+          <w:rFonts w:ascii="Montserrat" w:hAnsi="Montserrat" w:cs="Times New Roman"/>
           <w:sz w:val="24"/>
           <w:szCs w:val="24"/>
         </w:rPr>
@@ -3919,7 +3889,7 @@
       </w:r>
       <w:r>
         <w:rPr>
-          <w:rFonts w:ascii="Times New Roman" w:hAnsi="Times New Roman" w:cs="Times New Roman"/>
+          <w:rFonts w:ascii="Montserrat" w:hAnsi="Montserrat" w:cs="Times New Roman"/>
           <w:i/>
           <w:sz w:val="24"/>
           <w:szCs w:val="24"/>
@@ -3928,7 +3898,7 @@
       </w:r>
       <w:r>
         <w:rPr>
-          <w:rFonts w:ascii="Times New Roman" w:hAnsi="Times New Roman" w:cs="Times New Roman"/>
+          <w:rFonts w:ascii="Montserrat" w:hAnsi="Montserrat" w:cs="Times New Roman"/>
           <w:sz w:val="24"/>
           <w:szCs w:val="24"/>
         </w:rPr>
@@ -3936,7 +3906,7 @@
       </w:r>
       <w:r>
         <w:rPr>
-          <w:rFonts w:ascii="Times New Roman" w:hAnsi="Times New Roman" w:cs="Times New Roman"/>
+          <w:rFonts w:ascii="Montserrat" w:hAnsi="Montserrat" w:cs="Times New Roman"/>
           <w:i/>
           <w:sz w:val="24"/>
           <w:szCs w:val="24"/>
@@ -3945,7 +3915,7 @@
       </w:r>
       <w:r>
         <w:rPr>
-          <w:rFonts w:ascii="Times New Roman" w:hAnsi="Times New Roman" w:cs="Times New Roman"/>
+          <w:rFonts w:ascii="Montserrat" w:hAnsi="Montserrat" w:cs="Times New Roman"/>
           <w:sz w:val="24"/>
           <w:szCs w:val="24"/>
         </w:rPr>
@@ -3957,49 +3927,49 @@
         <w:spacing w:after="0" w:line="360" w:lineRule="auto"/>
         <w:jc w:val="both"/>
         <w:rPr>
-          <w:rFonts w:ascii="Times New Roman" w:hAnsi="Times New Roman" w:cs="Times New Roman"/>
-          <w:sz w:val="24"/>
-          <w:szCs w:val="24"/>
-        </w:rPr>
-      </w:pPr>
-      <w:r>
-        <w:rPr>
-          <w:rFonts w:ascii="Times New Roman" w:hAnsi="Times New Roman" w:cs="Times New Roman"/>
-          <w:sz w:val="24"/>
-          <w:szCs w:val="24"/>
-        </w:rPr>
-        <w:tab/>
-      </w:r>
-      <w:r>
-        <w:rPr>
-          <w:rFonts w:ascii="Times New Roman" w:hAnsi="Times New Roman" w:cs="Times New Roman"/>
-          <w:sz w:val="24"/>
-          <w:szCs w:val="24"/>
-        </w:rPr>
-        <w:tab/>
-      </w:r>
-      <w:r>
-        <w:rPr>
-          <w:rFonts w:ascii="Times New Roman" w:hAnsi="Times New Roman" w:cs="Times New Roman"/>
-          <w:sz w:val="24"/>
-          <w:szCs w:val="24"/>
-        </w:rPr>
-        <w:tab/>
-      </w:r>
-    </w:p>
-    <w:p>
-      <w:pPr>
-        <w:spacing w:after="0" w:line="360" w:lineRule="auto"/>
-        <w:jc w:val="both"/>
-        <w:rPr>
-          <w:rFonts w:ascii="Times New Roman" w:hAnsi="Times New Roman" w:cs="Times New Roman"/>
-          <w:sz w:val="24"/>
-          <w:szCs w:val="24"/>
-        </w:rPr>
-      </w:pPr>
-      <w:r>
-        <w:rPr>
-          <w:rFonts w:ascii="Times New Roman" w:hAnsi="Times New Roman" w:cs="Times New Roman"/>
+          <w:rFonts w:ascii="Montserrat" w:hAnsi="Montserrat" w:cs="Times New Roman"/>
+          <w:sz w:val="24"/>
+          <w:szCs w:val="24"/>
+        </w:rPr>
+      </w:pPr>
+      <w:r>
+        <w:rPr>
+          <w:rFonts w:ascii="Montserrat" w:hAnsi="Montserrat" w:cs="Times New Roman"/>
+          <w:sz w:val="24"/>
+          <w:szCs w:val="24"/>
+        </w:rPr>
+        <w:tab/>
+      </w:r>
+      <w:r>
+        <w:rPr>
+          <w:rFonts w:ascii="Montserrat" w:hAnsi="Montserrat" w:cs="Times New Roman"/>
+          <w:sz w:val="24"/>
+          <w:szCs w:val="24"/>
+        </w:rPr>
+        <w:tab/>
+      </w:r>
+      <w:r>
+        <w:rPr>
+          <w:rFonts w:ascii="Montserrat" w:hAnsi="Montserrat" w:cs="Times New Roman"/>
+          <w:sz w:val="24"/>
+          <w:szCs w:val="24"/>
+        </w:rPr>
+        <w:tab/>
+      </w:r>
+    </w:p>
+    <w:p>
+      <w:pPr>
+        <w:spacing w:after="0" w:line="360" w:lineRule="auto"/>
+        <w:jc w:val="both"/>
+        <w:rPr>
+          <w:rFonts w:ascii="Montserrat" w:hAnsi="Montserrat" w:cs="Times New Roman"/>
+          <w:sz w:val="24"/>
+          <w:szCs w:val="24"/>
+        </w:rPr>
+      </w:pPr>
+      <w:r>
+        <w:rPr>
+          <w:rFonts w:ascii="Montserrat" w:hAnsi="Montserrat" w:cs="Times New Roman"/>
           <w:sz w:val="24"/>
           <w:szCs w:val="24"/>
         </w:rPr>
@@ -4008,7 +3978,7 @@
       </w:r>
       <w:r>
         <w:rPr>
-          <w:rFonts w:ascii="Times New Roman" w:hAnsi="Times New Roman" w:cs="Times New Roman"/>
+          <w:rFonts w:ascii="Montserrat" w:hAnsi="Montserrat" w:cs="Times New Roman"/>
           <w:i/>
           <w:sz w:val="24"/>
           <w:szCs w:val="24"/>
@@ -4017,7 +3987,7 @@
       </w:r>
       <w:r>
         <w:rPr>
-          <w:rFonts w:ascii="Times New Roman" w:hAnsi="Times New Roman" w:cs="Times New Roman"/>
+          <w:rFonts w:ascii="Montserrat" w:hAnsi="Montserrat" w:cs="Times New Roman"/>
           <w:sz w:val="24"/>
           <w:szCs w:val="24"/>
         </w:rPr>
@@ -4025,7 +3995,7 @@
       </w:r>
       <w:r>
         <w:rPr>
-          <w:rFonts w:ascii="Times New Roman" w:hAnsi="Times New Roman" w:cs="Times New Roman"/>
+          <w:rFonts w:ascii="Montserrat" w:hAnsi="Montserrat" w:cs="Times New Roman"/>
           <w:i/>
           <w:sz w:val="24"/>
           <w:szCs w:val="24"/>
@@ -4034,7 +4004,7 @@
       </w:r>
       <w:r>
         <w:rPr>
-          <w:rFonts w:ascii="Times New Roman" w:hAnsi="Times New Roman" w:cs="Times New Roman"/>
+          <w:rFonts w:ascii="Montserrat" w:hAnsi="Montserrat" w:cs="Times New Roman"/>
           <w:sz w:val="24"/>
           <w:szCs w:val="24"/>
         </w:rPr>
@@ -4042,7 +4012,7 @@
       </w:r>
       <w:r>
         <w:rPr>
-          <w:rFonts w:ascii="Times New Roman" w:hAnsi="Times New Roman" w:cs="Times New Roman"/>
+          <w:rFonts w:ascii="Montserrat" w:hAnsi="Montserrat" w:cs="Times New Roman"/>
           <w:i/>
           <w:sz w:val="24"/>
           <w:szCs w:val="24"/>
@@ -4051,7 +4021,7 @@
       </w:r>
       <w:r>
         <w:rPr>
-          <w:rFonts w:ascii="Times New Roman" w:hAnsi="Times New Roman" w:cs="Times New Roman"/>
+          <w:rFonts w:ascii="Montserrat" w:hAnsi="Montserrat" w:cs="Times New Roman"/>
           <w:sz w:val="24"/>
           <w:szCs w:val="24"/>
         </w:rPr>
@@ -4059,7 +4029,7 @@
       </w:r>
       <w:r>
         <w:rPr>
-          <w:rFonts w:ascii="Times New Roman" w:hAnsi="Times New Roman" w:cs="Times New Roman"/>
+          <w:rFonts w:ascii="Montserrat" w:hAnsi="Montserrat" w:cs="Times New Roman"/>
           <w:i/>
           <w:sz w:val="24"/>
           <w:szCs w:val="24"/>
@@ -4068,7 +4038,7 @@
       </w:r>
       <w:r>
         <w:rPr>
-          <w:rFonts w:ascii="Times New Roman" w:hAnsi="Times New Roman" w:cs="Times New Roman"/>
+          <w:rFonts w:ascii="Montserrat" w:hAnsi="Montserrat" w:cs="Times New Roman"/>
           <w:sz w:val="24"/>
           <w:szCs w:val="24"/>
         </w:rPr>
@@ -4076,7 +4046,7 @@
       </w:r>
       <w:r>
         <w:rPr>
-          <w:rFonts w:ascii="Times New Roman" w:hAnsi="Times New Roman" w:cs="Times New Roman"/>
+          <w:rFonts w:ascii="Montserrat" w:hAnsi="Montserrat" w:cs="Times New Roman"/>
           <w:i/>
           <w:sz w:val="24"/>
           <w:szCs w:val="24"/>
@@ -4085,7 +4055,7 @@
       </w:r>
       <w:r>
         <w:rPr>
-          <w:rFonts w:ascii="Times New Roman" w:hAnsi="Times New Roman" w:cs="Times New Roman"/>
+          <w:rFonts w:ascii="Montserrat" w:hAnsi="Montserrat" w:cs="Times New Roman"/>
           <w:sz w:val="24"/>
           <w:szCs w:val="24"/>
         </w:rPr>
@@ -4093,7 +4063,7 @@
       </w:r>
       <w:r>
         <w:rPr>
-          <w:rFonts w:ascii="Times New Roman" w:hAnsi="Times New Roman" w:cs="Times New Roman"/>
+          <w:rFonts w:ascii="Montserrat" w:hAnsi="Montserrat" w:cs="Times New Roman"/>
           <w:i/>
           <w:sz w:val="24"/>
           <w:szCs w:val="24"/>
@@ -4102,7 +4072,7 @@
       </w:r>
       <w:r>
         <w:rPr>
-          <w:rFonts w:ascii="Times New Roman" w:hAnsi="Times New Roman" w:cs="Times New Roman"/>
+          <w:rFonts w:ascii="Montserrat" w:hAnsi="Montserrat" w:cs="Times New Roman"/>
           <w:sz w:val="24"/>
           <w:szCs w:val="24"/>
         </w:rPr>
@@ -4110,7 +4080,7 @@
       </w:r>
       <w:r>
         <w:rPr>
-          <w:rFonts w:ascii="Times New Roman" w:hAnsi="Times New Roman" w:cs="Times New Roman"/>
+          <w:rFonts w:ascii="Montserrat" w:hAnsi="Montserrat" w:cs="Times New Roman"/>
           <w:i/>
           <w:sz w:val="24"/>
           <w:szCs w:val="24"/>
@@ -4119,7 +4089,7 @@
       </w:r>
       <w:r>
         <w:rPr>
-          <w:rFonts w:ascii="Times New Roman" w:hAnsi="Times New Roman" w:cs="Times New Roman"/>
+          <w:rFonts w:ascii="Montserrat" w:hAnsi="Montserrat" w:cs="Times New Roman"/>
           <w:sz w:val="24"/>
           <w:szCs w:val="24"/>
         </w:rPr>
@@ -4131,14 +4101,14 @@
         <w:spacing w:after="0" w:line="360" w:lineRule="auto"/>
         <w:jc w:val="both"/>
         <w:rPr>
-          <w:rFonts w:ascii="Times New Roman" w:hAnsi="Times New Roman" w:cs="Times New Roman"/>
-          <w:sz w:val="24"/>
-          <w:szCs w:val="24"/>
-        </w:rPr>
-      </w:pPr>
-      <w:r>
-        <w:rPr>
-          <w:rFonts w:ascii="Times New Roman" w:hAnsi="Times New Roman" w:cs="Times New Roman"/>
+          <w:rFonts w:ascii="Montserrat" w:hAnsi="Montserrat" w:cs="Times New Roman"/>
+          <w:sz w:val="24"/>
+          <w:szCs w:val="24"/>
+        </w:rPr>
+      </w:pPr>
+      <w:r>
+        <w:rPr>
+          <w:rFonts w:ascii="Montserrat" w:hAnsi="Montserrat" w:cs="Times New Roman"/>
           <w:sz w:val="24"/>
           <w:szCs w:val="24"/>
         </w:rPr>
@@ -4151,43 +4121,34 @@
         <w:spacing w:after="0" w:line="360" w:lineRule="auto"/>
         <w:jc w:val="both"/>
         <w:rPr>
-          <w:rFonts w:ascii="Times New Roman" w:hAnsi="Times New Roman" w:cs="Times New Roman"/>
-          <w:sz w:val="24"/>
-          <w:szCs w:val="24"/>
-        </w:rPr>
-      </w:pPr>
-      <w:r>
-        <w:rPr>
-          <w:rFonts w:ascii="Times New Roman" w:hAnsi="Times New Roman" w:cs="Times New Roman"/>
-          <w:sz w:val="24"/>
-          <w:szCs w:val="24"/>
-        </w:rPr>
-        <w:tab/>
-        <w:t xml:space="preserve">The feather-tip tickle of thought whispered in Dawn’s mind. It penetrated to the depths of her soul, an irresistible force of attraction that threatened to draw them out of their selves and into each other. It evoked a stuttered gasp from her lover. A moan escaped her own lips. Nerve endings could not hope to convey the sensation of this touch. </w:t>
-      </w:r>
-      <w:r>
-        <w:rPr>
-          <w:rFonts w:ascii="Times New Roman" w:hAnsi="Times New Roman" w:cs="Times New Roman"/>
-          <w:sz w:val="24"/>
-          <w:szCs w:val="24"/>
-        </w:rPr>
-        <w:lastRenderedPageBreak/>
-        <w:t>If this moment, this experiment, did not destroy them both, she would ask for nothing more. A life-time together—and a generous one by human standards, she admitted—was nothing to complain about. She slid her fingers over Ana’s ribs, and raked them back up from her flanks, feeling her body jump at the pleasant sting. The urge to hold on and never let go sparked half the tension of their embrace. She could not explain to herself why it was she loved this magnificent creature, with her vibrant young soul. She did not even try. But, she knew how deeply Ana loved her.</w:t>
-      </w:r>
-    </w:p>
-    <w:p>
-      <w:pPr>
-        <w:spacing w:after="0" w:line="360" w:lineRule="auto"/>
-        <w:jc w:val="both"/>
-        <w:rPr>
-          <w:rFonts w:ascii="Times New Roman" w:hAnsi="Times New Roman" w:cs="Times New Roman"/>
-          <w:sz w:val="24"/>
-          <w:szCs w:val="24"/>
-        </w:rPr>
-      </w:pPr>
-      <w:r>
-        <w:rPr>
-          <w:rFonts w:ascii="Times New Roman" w:hAnsi="Times New Roman" w:cs="Times New Roman"/>
+          <w:rFonts w:ascii="Montserrat" w:hAnsi="Montserrat" w:cs="Times New Roman"/>
+          <w:sz w:val="24"/>
+          <w:szCs w:val="24"/>
+        </w:rPr>
+      </w:pPr>
+      <w:r>
+        <w:rPr>
+          <w:rFonts w:ascii="Montserrat" w:hAnsi="Montserrat" w:cs="Times New Roman"/>
+          <w:sz w:val="24"/>
+          <w:szCs w:val="24"/>
+        </w:rPr>
+        <w:tab/>
+        <w:t>The feather-tip tickle of thought whispered in Dawn’s mind. It penetrated to the depths of her soul, an irresistible force of attraction that threatened to draw them out of their selves and into each other. It evoked a stuttered gasp from her lover. A moan escaped her own lips. Nerve endings could not hope to convey the sensation of this touch. If this moment, this experiment, did not destroy them both, she would ask for nothing more. A life-time together—and a generous one by human standards, she admitted—was nothing to complain about. She slid her fingers over Ana’s ribs, and raked them back up from her flanks, feeling her body jump at the pleasant sting. The urge to hold on and never let go sparked half the tension of their embrace. She could not explain to herself why it was she loved this magnificent creature, with her vibrant young soul. She did not even try. But, she knew how deeply Ana loved her.</w:t>
+      </w:r>
+    </w:p>
+    <w:p>
+      <w:pPr>
+        <w:spacing w:after="0" w:line="360" w:lineRule="auto"/>
+        <w:jc w:val="both"/>
+        <w:rPr>
+          <w:rFonts w:ascii="Montserrat" w:hAnsi="Montserrat" w:cs="Times New Roman"/>
+          <w:sz w:val="24"/>
+          <w:szCs w:val="24"/>
+        </w:rPr>
+      </w:pPr>
+      <w:r>
+        <w:rPr>
+          <w:rFonts w:ascii="Montserrat" w:hAnsi="Montserrat" w:cs="Times New Roman"/>
           <w:sz w:val="24"/>
           <w:szCs w:val="24"/>
         </w:rPr>
@@ -4200,14 +4161,14 @@
         <w:spacing w:after="0" w:line="360" w:lineRule="auto"/>
         <w:jc w:val="both"/>
         <w:rPr>
-          <w:rFonts w:ascii="Times New Roman" w:hAnsi="Times New Roman" w:cs="Times New Roman"/>
-          <w:sz w:val="24"/>
-          <w:szCs w:val="24"/>
-        </w:rPr>
-      </w:pPr>
-      <w:r>
-        <w:rPr>
-          <w:rFonts w:ascii="Times New Roman" w:hAnsi="Times New Roman" w:cs="Times New Roman"/>
+          <w:rFonts w:ascii="Montserrat" w:hAnsi="Montserrat" w:cs="Times New Roman"/>
+          <w:sz w:val="24"/>
+          <w:szCs w:val="24"/>
+        </w:rPr>
+      </w:pPr>
+      <w:r>
+        <w:rPr>
+          <w:rFonts w:ascii="Montserrat" w:hAnsi="Montserrat" w:cs="Times New Roman"/>
           <w:sz w:val="24"/>
           <w:szCs w:val="24"/>
         </w:rPr>
@@ -4216,7 +4177,7 @@
       </w:r>
       <w:r>
         <w:rPr>
-          <w:rFonts w:ascii="Times New Roman" w:hAnsi="Times New Roman" w:cs="Times New Roman"/>
+          <w:rFonts w:ascii="Montserrat" w:hAnsi="Montserrat" w:cs="Times New Roman"/>
           <w:i/>
           <w:sz w:val="24"/>
           <w:szCs w:val="24"/>
@@ -4225,7 +4186,7 @@
       </w:r>
       <w:r>
         <w:rPr>
-          <w:rFonts w:ascii="Times New Roman" w:hAnsi="Times New Roman" w:cs="Times New Roman"/>
+          <w:rFonts w:ascii="Montserrat" w:hAnsi="Montserrat" w:cs="Times New Roman"/>
           <w:sz w:val="24"/>
           <w:szCs w:val="24"/>
         </w:rPr>
@@ -4237,14 +4198,14 @@
         <w:spacing w:after="0" w:line="360" w:lineRule="auto"/>
         <w:jc w:val="both"/>
         <w:rPr>
-          <w:rFonts w:ascii="Times New Roman" w:hAnsi="Times New Roman" w:cs="Times New Roman"/>
-          <w:sz w:val="24"/>
-          <w:szCs w:val="24"/>
-        </w:rPr>
-      </w:pPr>
-      <w:r>
-        <w:rPr>
-          <w:rFonts w:ascii="Times New Roman" w:hAnsi="Times New Roman" w:cs="Times New Roman"/>
+          <w:rFonts w:ascii="Montserrat" w:hAnsi="Montserrat" w:cs="Times New Roman"/>
+          <w:sz w:val="24"/>
+          <w:szCs w:val="24"/>
+        </w:rPr>
+      </w:pPr>
+      <w:r>
+        <w:rPr>
+          <w:rFonts w:ascii="Montserrat" w:hAnsi="Montserrat" w:cs="Times New Roman"/>
           <w:sz w:val="24"/>
           <w:szCs w:val="24"/>
         </w:rPr>
@@ -4257,14 +4218,14 @@
         <w:spacing w:after="0" w:line="360" w:lineRule="auto"/>
         <w:jc w:val="both"/>
         <w:rPr>
-          <w:rFonts w:ascii="Times New Roman" w:hAnsi="Times New Roman" w:cs="Times New Roman"/>
-          <w:sz w:val="24"/>
-          <w:szCs w:val="24"/>
-        </w:rPr>
-      </w:pPr>
-      <w:r>
-        <w:rPr>
-          <w:rFonts w:ascii="Times New Roman" w:hAnsi="Times New Roman" w:cs="Times New Roman"/>
+          <w:rFonts w:ascii="Montserrat" w:hAnsi="Montserrat" w:cs="Times New Roman"/>
+          <w:sz w:val="24"/>
+          <w:szCs w:val="24"/>
+        </w:rPr>
+      </w:pPr>
+      <w:r>
+        <w:rPr>
+          <w:rFonts w:ascii="Montserrat" w:hAnsi="Montserrat" w:cs="Times New Roman"/>
           <w:sz w:val="24"/>
           <w:szCs w:val="24"/>
         </w:rPr>
@@ -4277,32 +4238,23 @@
         <w:spacing w:after="0" w:line="360" w:lineRule="auto"/>
         <w:jc w:val="both"/>
         <w:rPr>
-          <w:rFonts w:ascii="Times New Roman" w:hAnsi="Times New Roman" w:cs="Times New Roman"/>
-          <w:sz w:val="24"/>
-          <w:szCs w:val="24"/>
-        </w:rPr>
-      </w:pPr>
-      <w:r>
-        <w:rPr>
-          <w:rFonts w:ascii="Times New Roman" w:hAnsi="Times New Roman" w:cs="Times New Roman"/>
-          <w:sz w:val="24"/>
-          <w:szCs w:val="24"/>
-        </w:rPr>
-        <w:tab/>
-        <w:t xml:space="preserve">Physically and spiritually, Ana was programmed to impregnate or be impregnated. Spiritually, Dusk could contribute what was needed to spark a new life, but physically, she was barren. There was no where for that spark to go. No new life to kindle. Or so a foolish pair of lovers like themselves once believed. For them, two souls </w:t>
-      </w:r>
-      <w:r>
-        <w:rPr>
-          <w:rFonts w:ascii="Times New Roman" w:hAnsi="Times New Roman" w:cs="Times New Roman"/>
-          <w:sz w:val="24"/>
-          <w:szCs w:val="24"/>
-        </w:rPr>
-        <w:lastRenderedPageBreak/>
-        <w:t>inspired as perfect complements, so perfectly matched as to work seamlessly as one, that spark could make them one in fact—two souls trapped in one identity. Holding their minds apart defeated the very purpose for which they had been trained. Holding their bodies apart—in</w:t>
-      </w:r>
-      <w:r>
-        <w:rPr>
-          <w:rFonts w:ascii="Times New Roman" w:hAnsi="Times New Roman" w:cs="Times New Roman"/>
+          <w:rFonts w:ascii="Montserrat" w:hAnsi="Montserrat" w:cs="Times New Roman"/>
+          <w:sz w:val="24"/>
+          <w:szCs w:val="24"/>
+        </w:rPr>
+      </w:pPr>
+      <w:r>
+        <w:rPr>
+          <w:rFonts w:ascii="Montserrat" w:hAnsi="Montserrat" w:cs="Times New Roman"/>
+          <w:sz w:val="24"/>
+          <w:szCs w:val="24"/>
+        </w:rPr>
+        <w:tab/>
+        <w:t>Physically and spiritually, Ana was programmed to impregnate or be impregnated. Spiritually, Dusk could contribute what was needed to spark a new life, but physically, she was barren. There was no where for that spark to go. No new life to kindle. Or so a foolish pair of lovers like themselves once believed. For them, two souls inspired as perfect complements, so perfectly matched as to work seamlessly as one, that spark could make them one in fact—two souls trapped in one identity. Holding their minds apart defeated the very purpose for which they had been trained. Holding their bodies apart—in</w:t>
+      </w:r>
+      <w:r>
+        <w:rPr>
+          <w:rFonts w:ascii="Montserrat" w:hAnsi="Montserrat" w:cs="Times New Roman"/>
           <w:i/>
           <w:sz w:val="24"/>
           <w:szCs w:val="24"/>
@@ -4311,7 +4263,7 @@
       </w:r>
       <w:r>
         <w:rPr>
-          <w:rFonts w:ascii="Times New Roman" w:hAnsi="Times New Roman" w:cs="Times New Roman"/>
+          <w:rFonts w:ascii="Montserrat" w:hAnsi="Montserrat" w:cs="Times New Roman"/>
           <w:sz w:val="24"/>
           <w:szCs w:val="24"/>
         </w:rPr>
@@ -4323,18 +4275,18 @@
         <w:spacing w:after="0" w:line="360" w:lineRule="auto"/>
         <w:jc w:val="both"/>
         <w:rPr>
-          <w:rFonts w:ascii="Times New Roman" w:hAnsi="Times New Roman" w:cs="Times New Roman"/>
-          <w:sz w:val="24"/>
-          <w:szCs w:val="24"/>
-        </w:rPr>
-      </w:pPr>
-    </w:p>
-    <w:p>
-      <w:pPr>
-        <w:spacing w:after="0" w:line="360" w:lineRule="auto"/>
-        <w:jc w:val="both"/>
-        <w:rPr>
-          <w:rFonts w:ascii="Times New Roman" w:hAnsi="Times New Roman" w:cs="Times New Roman"/>
+          <w:rFonts w:ascii="Montserrat" w:hAnsi="Montserrat" w:cs="Times New Roman"/>
+          <w:sz w:val="24"/>
+          <w:szCs w:val="24"/>
+        </w:rPr>
+      </w:pPr>
+    </w:p>
+    <w:p>
+      <w:pPr>
+        <w:spacing w:after="0" w:line="360" w:lineRule="auto"/>
+        <w:jc w:val="both"/>
+        <w:rPr>
+          <w:rFonts w:ascii="Montserrat" w:hAnsi="Montserrat" w:cs="Times New Roman"/>
           <w:sz w:val="24"/>
           <w:szCs w:val="24"/>
         </w:rPr>
@@ -4350,8 +4302,106 @@
 </w:document>
 </file>
 
+<file path=word/numbering.xml><?xml version="1.0" encoding="utf-8"?>
+<w:numbering xmlns:wpc="http://schemas.microsoft.com/office/word/2010/wordprocessingCanvas" xmlns:cx="http://schemas.microsoft.com/office/drawing/2014/chartex" xmlns:cx1="http://schemas.microsoft.com/office/drawing/2015/9/8/chartex" xmlns:cx2="http://schemas.microsoft.com/office/drawing/2015/10/21/chartex" xmlns:cx3="http://schemas.microsoft.com/office/drawing/2016/5/9/chartex" xmlns:cx4="http://schemas.microsoft.com/office/drawing/2016/5/10/chartex" xmlns:cx5="http://schemas.microsoft.com/office/drawing/2016/5/11/chartex" xmlns:cx6="http://schemas.microsoft.com/office/drawing/2016/5/12/chartex" xmlns:cx7="http://schemas.microsoft.com/office/drawing/2016/5/13/chartex" xmlns:cx8="http://schemas.microsoft.com/office/drawing/2016/5/14/chartex" xmlns:mc="http://schemas.openxmlformats.org/markup-compatibility/2006" xmlns:aink="http://schemas.microsoft.com/office/drawing/2016/ink" xmlns:am3d="http://schemas.microsoft.com/office/drawing/2017/model3d" xmlns:o="urn:schemas-microsoft-com:office:office" xmlns:oel="http://schemas.microsoft.com/office/2019/extlst" xmlns:r="http://schemas.openxmlformats.org/officeDocument/2006/relationships" xmlns:m="http://schemas.openxmlformats.org/officeDocument/2006/math" xmlns:v="urn:schemas-microsoft-com:vml" xmlns:wp14="http://schemas.microsoft.com/office/word/2010/wordprocessingDrawing" xmlns:wp="http://schemas.openxmlformats.org/drawingml/2006/wordprocessingDrawing" xmlns:w10="urn:schemas-microsoft-com:office:word" xmlns:w="http://schemas.openxmlformats.org/wordprocessingml/2006/main" xmlns:w14="http://schemas.microsoft.com/office/word/2010/wordml" xmlns:w15="http://schemas.microsoft.com/office/word/2012/wordml" xmlns:w16cex="http://schemas.microsoft.com/office/word/2018/wordml/cex" xmlns:w16cid="http://schemas.microsoft.com/office/word/2016/wordml/cid" xmlns:w16="http://schemas.microsoft.com/office/word/2018/wordml" xmlns:w16du="http://schemas.microsoft.com/office/word/2023/wordml/word16du" xmlns:w16sdtdh="http://schemas.microsoft.com/office/word/2020/wordml/sdtdatahash" xmlns:w16sdtfl="http://schemas.microsoft.com/office/word/2024/wordml/sdtformatlock" xmlns:w16se="http://schemas.microsoft.com/office/word/2015/wordml/symex" xmlns:wpg="http://schemas.microsoft.com/office/word/2010/wordprocessingGroup" xmlns:wpi="http://schemas.microsoft.com/office/word/2010/wordprocessingInk" xmlns:wne="http://schemas.microsoft.com/office/word/2006/wordml" xmlns:wps="http://schemas.microsoft.com/office/word/2010/wordprocessingShape" mc:Ignorable="w14 w15 w16se w16cid w16 w16cex w16sdtdh w16sdtfl w16du wp14">
+  <w:abstractNum w:abstractNumId="0" w15:restartNumberingAfterBreak="0">
+    <w:nsid w:val="FFFFFFFB"/>
+    <w:multiLevelType w:val="multilevel"/>
+    <w:tmpl w:val="80A499BA"/>
+    <w:lvl w:ilvl="0">
+      <w:start w:val="1"/>
+      <w:numFmt w:val="cardinalText"/>
+      <w:lvlText w:val="Chapter %1 "/>
+      <w:legacy w:legacy="1" w:legacySpace="144" w:legacyIndent="0"/>
+      <w:lvlJc w:val="left"/>
+    </w:lvl>
+    <w:lvl w:ilvl="1">
+      <w:start w:val="1"/>
+      <w:numFmt w:val="none"/>
+      <w:pStyle w:val="Heading2"/>
+      <w:suff w:val="nothing"/>
+      <w:lvlText w:val=""/>
+      <w:lvlJc w:val="left"/>
+    </w:lvl>
+    <w:lvl w:ilvl="2">
+      <w:start w:val="1"/>
+      <w:numFmt w:val="none"/>
+      <w:suff w:val="nothing"/>
+      <w:lvlText w:val=""/>
+      <w:lvlJc w:val="left"/>
+    </w:lvl>
+    <w:lvl w:ilvl="3">
+      <w:start w:val="1"/>
+      <w:numFmt w:val="none"/>
+      <w:pStyle w:val="Heading4"/>
+      <w:suff w:val="nothing"/>
+      <w:lvlText w:val=""/>
+      <w:lvlJc w:val="left"/>
+    </w:lvl>
+    <w:lvl w:ilvl="4">
+      <w:start w:val="1"/>
+      <w:numFmt w:val="none"/>
+      <w:pStyle w:val="Heading5"/>
+      <w:suff w:val="nothing"/>
+      <w:lvlText w:val=""/>
+      <w:lvlJc w:val="left"/>
+    </w:lvl>
+    <w:lvl w:ilvl="5">
+      <w:start w:val="1"/>
+      <w:numFmt w:val="none"/>
+      <w:pStyle w:val="Heading6"/>
+      <w:suff w:val="nothing"/>
+      <w:lvlText w:val=""/>
+      <w:lvlJc w:val="left"/>
+    </w:lvl>
+    <w:lvl w:ilvl="6">
+      <w:start w:val="1"/>
+      <w:numFmt w:val="none"/>
+      <w:suff w:val="nothing"/>
+      <w:lvlText w:val=""/>
+      <w:lvlJc w:val="left"/>
+    </w:lvl>
+    <w:lvl w:ilvl="7">
+      <w:start w:val="1"/>
+      <w:numFmt w:val="none"/>
+      <w:suff w:val="nothing"/>
+      <w:lvlText w:val=""/>
+      <w:lvlJc w:val="left"/>
+    </w:lvl>
+    <w:lvl w:ilvl="8">
+      <w:start w:val="1"/>
+      <w:numFmt w:val="none"/>
+      <w:suff w:val="nothing"/>
+      <w:lvlText w:val=""/>
+      <w:lvlJc w:val="left"/>
+    </w:lvl>
+  </w:abstractNum>
+  <w:num w:numId="1" w16cid:durableId="1590770034">
+    <w:abstractNumId w:val="0"/>
+  </w:num>
+  <w:num w:numId="2" w16cid:durableId="707729421">
+    <w:abstractNumId w:val="0"/>
+  </w:num>
+  <w:num w:numId="3" w16cid:durableId="1619095333">
+    <w:abstractNumId w:val="0"/>
+  </w:num>
+  <w:num w:numId="4" w16cid:durableId="1039014447">
+    <w:abstractNumId w:val="0"/>
+  </w:num>
+  <w:num w:numId="5" w16cid:durableId="781262327">
+    <w:abstractNumId w:val="0"/>
+  </w:num>
+  <w:num w:numId="6" w16cid:durableId="1358658437">
+    <w:abstractNumId w:val="0"/>
+  </w:num>
+  <w:num w:numId="7" w16cid:durableId="1658607486">
+    <w:abstractNumId w:val="0"/>
+  </w:num>
+</w:numbering>
+</file>
+
 <file path=word/styles.xml><?xml version="1.0" encoding="utf-8"?>
-<w:styles xmlns:r="http://schemas.openxmlformats.org/officeDocument/2006/relationships" xmlns:w="http://schemas.openxmlformats.org/wordprocessingml/2006/main">
+<w:styles xmlns:mc="http://schemas.openxmlformats.org/markup-compatibility/2006" xmlns:r="http://schemas.openxmlformats.org/officeDocument/2006/relationships" xmlns:w="http://schemas.openxmlformats.org/wordprocessingml/2006/main" xmlns:w14="http://schemas.microsoft.com/office/word/2010/wordml" xmlns:w15="http://schemas.microsoft.com/office/word/2012/wordml" xmlns:w16cex="http://schemas.microsoft.com/office/word/2018/wordml/cex" xmlns:w16cid="http://schemas.microsoft.com/office/word/2016/wordml/cid" xmlns:w16="http://schemas.microsoft.com/office/word/2018/wordml" xmlns:w16du="http://schemas.microsoft.com/office/word/2023/wordml/word16du" xmlns:w16sdtdh="http://schemas.microsoft.com/office/word/2020/wordml/sdtdatahash" xmlns:w16sdtfl="http://schemas.microsoft.com/office/word/2024/wordml/sdtformatlock" xmlns:w16se="http://schemas.microsoft.com/office/word/2015/wordml/symex" mc:Ignorable="w14 w15 w16se w16cid w16 w16cex w16sdtdh w16sdtfl w16du">
   <w:docDefaults>
     <w:rPrDefault>
       <w:rPr>
@@ -4361,160 +4411,561 @@
         <w:lang w:val="en-US" w:eastAsia="en-US" w:bidi="ar-SA"/>
       </w:rPr>
     </w:rPrDefault>
-    <w:pPrDefault>
-      <w:pPr>
-        <w:spacing w:after="200" w:line="276" w:lineRule="auto"/>
-      </w:pPr>
-    </w:pPrDefault>
+    <w:pPrDefault/>
   </w:docDefaults>
-  <w:latentStyles w:defLockedState="0" w:defUIPriority="99" w:defSemiHidden="1" w:defUnhideWhenUsed="1" w:defQFormat="0" w:count="267">
-    <w:lsdException w:name="Normal" w:semiHidden="0" w:uiPriority="0" w:unhideWhenUsed="0" w:qFormat="1"/>
-    <w:lsdException w:name="heading 1" w:semiHidden="0" w:uiPriority="9" w:unhideWhenUsed="0" w:qFormat="1"/>
-    <w:lsdException w:name="heading 2" w:uiPriority="9" w:qFormat="1"/>
-    <w:lsdException w:name="heading 3" w:uiPriority="9" w:qFormat="1"/>
-    <w:lsdException w:name="heading 4" w:uiPriority="9" w:qFormat="1"/>
-    <w:lsdException w:name="heading 5" w:uiPriority="9" w:qFormat="1"/>
-    <w:lsdException w:name="heading 6" w:uiPriority="9" w:qFormat="1"/>
-    <w:lsdException w:name="heading 7" w:uiPriority="9" w:qFormat="1"/>
-    <w:lsdException w:name="heading 8" w:uiPriority="9" w:qFormat="1"/>
-    <w:lsdException w:name="heading 9" w:uiPriority="9" w:qFormat="1"/>
-    <w:lsdException w:name="toc 1" w:uiPriority="39"/>
-    <w:lsdException w:name="toc 2" w:uiPriority="39"/>
-    <w:lsdException w:name="toc 3" w:uiPriority="39"/>
-    <w:lsdException w:name="toc 4" w:uiPriority="39"/>
-    <w:lsdException w:name="toc 5" w:uiPriority="39"/>
-    <w:lsdException w:name="toc 6" w:uiPriority="39"/>
-    <w:lsdException w:name="toc 7" w:uiPriority="39"/>
-    <w:lsdException w:name="toc 8" w:uiPriority="39"/>
-    <w:lsdException w:name="toc 9" w:uiPriority="39"/>
-    <w:lsdException w:name="caption" w:uiPriority="35" w:qFormat="1"/>
-    <w:lsdException w:name="Title" w:semiHidden="0" w:uiPriority="10" w:unhideWhenUsed="0" w:qFormat="1"/>
-    <w:lsdException w:name="Default Paragraph Font" w:uiPriority="1"/>
-    <w:lsdException w:name="Body Text" w:uiPriority="0"/>
-    <w:lsdException w:name="Subtitle" w:semiHidden="0" w:uiPriority="11" w:unhideWhenUsed="0" w:qFormat="1"/>
-    <w:lsdException w:name="Strong" w:semiHidden="0" w:uiPriority="22" w:unhideWhenUsed="0" w:qFormat="1"/>
-    <w:lsdException w:name="Emphasis" w:semiHidden="0" w:uiPriority="20" w:unhideWhenUsed="0" w:qFormat="1"/>
-    <w:lsdException w:name="Table Grid" w:semiHidden="0" w:uiPriority="59" w:unhideWhenUsed="0"/>
-    <w:lsdException w:name="Placeholder Text" w:unhideWhenUsed="0"/>
-    <w:lsdException w:name="No Spacing" w:semiHidden="0" w:uiPriority="1" w:unhideWhenUsed="0" w:qFormat="1"/>
-    <w:lsdException w:name="Light Shading" w:semiHidden="0" w:uiPriority="60" w:unhideWhenUsed="0"/>
-    <w:lsdException w:name="Light List" w:semiHidden="0" w:uiPriority="61" w:unhideWhenUsed="0"/>
-    <w:lsdException w:name="Light Grid" w:semiHidden="0" w:uiPriority="62" w:unhideWhenUsed="0"/>
-    <w:lsdException w:name="Medium Shading 1" w:semiHidden="0" w:uiPriority="63" w:unhideWhenUsed="0"/>
-    <w:lsdException w:name="Medium Shading 2" w:semiHidden="0" w:uiPriority="64" w:unhideWhenUsed="0"/>
-    <w:lsdException w:name="Medium List 1" w:semiHidden="0" w:uiPriority="65" w:unhideWhenUsed="0"/>
-    <w:lsdException w:name="Medium List 2" w:semiHidden="0" w:uiPriority="66" w:unhideWhenUsed="0"/>
-    <w:lsdException w:name="Medium Grid 1" w:semiHidden="0" w:uiPriority="67" w:unhideWhenUsed="0"/>
-    <w:lsdException w:name="Medium Grid 2" w:semiHidden="0" w:uiPriority="68" w:unhideWhenUsed="0"/>
-    <w:lsdException w:name="Medium Grid 3" w:semiHidden="0" w:uiPriority="69" w:unhideWhenUsed="0"/>
-    <w:lsdException w:name="Dark List" w:semiHidden="0" w:uiPriority="70" w:unhideWhenUsed="0"/>
-    <w:lsdException w:name="Colorful Shading" w:semiHidden="0" w:uiPriority="71" w:unhideWhenUsed="0"/>
-    <w:lsdException w:name="Colorful List" w:semiHidden="0" w:uiPriority="72" w:unhideWhenUsed="0"/>
-    <w:lsdException w:name="Colorful Grid" w:semiHidden="0" w:uiPriority="73" w:unhideWhenUsed="0"/>
-    <w:lsdException w:name="Light Shading Accent 1" w:semiHidden="0" w:uiPriority="60" w:unhideWhenUsed="0"/>
-    <w:lsdException w:name="Light List Accent 1" w:semiHidden="0" w:uiPriority="61" w:unhideWhenUsed="0"/>
-    <w:lsdException w:name="Light Grid Accent 1" w:semiHidden="0" w:uiPriority="62" w:unhideWhenUsed="0"/>
-    <w:lsdException w:name="Medium Shading 1 Accent 1" w:semiHidden="0" w:uiPriority="63" w:unhideWhenUsed="0"/>
-    <w:lsdException w:name="Medium Shading 2 Accent 1" w:semiHidden="0" w:uiPriority="64" w:unhideWhenUsed="0"/>
-    <w:lsdException w:name="Medium List 1 Accent 1" w:semiHidden="0" w:uiPriority="65" w:unhideWhenUsed="0"/>
-    <w:lsdException w:name="Revision" w:unhideWhenUsed="0"/>
-    <w:lsdException w:name="List Paragraph" w:semiHidden="0" w:uiPriority="34" w:unhideWhenUsed="0" w:qFormat="1"/>
-    <w:lsdException w:name="Quote" w:semiHidden="0" w:uiPriority="29" w:unhideWhenUsed="0" w:qFormat="1"/>
-    <w:lsdException w:name="Intense Quote" w:semiHidden="0" w:uiPriority="30" w:unhideWhenUsed="0" w:qFormat="1"/>
-    <w:lsdException w:name="Medium List 2 Accent 1" w:semiHidden="0" w:uiPriority="66" w:unhideWhenUsed="0"/>
-    <w:lsdException w:name="Medium Grid 1 Accent 1" w:semiHidden="0" w:uiPriority="67" w:unhideWhenUsed="0"/>
-    <w:lsdException w:name="Medium Grid 2 Accent 1" w:semiHidden="0" w:uiPriority="68" w:unhideWhenUsed="0"/>
-    <w:lsdException w:name="Medium Grid 3 Accent 1" w:semiHidden="0" w:uiPriority="69" w:unhideWhenUsed="0"/>
-    <w:lsdException w:name="Dark List Accent 1" w:semiHidden="0" w:uiPriority="70" w:unhideWhenUsed="0"/>
-    <w:lsdException w:name="Colorful Shading Accent 1" w:semiHidden="0" w:uiPriority="71" w:unhideWhenUsed="0"/>
-    <w:lsdException w:name="Colorful List Accent 1" w:semiHidden="0" w:uiPriority="72" w:unhideWhenUsed="0"/>
-    <w:lsdException w:name="Colorful Grid Accent 1" w:semiHidden="0" w:uiPriority="73" w:unhideWhenUsed="0"/>
-    <w:lsdException w:name="Light Shading Accent 2" w:semiHidden="0" w:uiPriority="60" w:unhideWhenUsed="0"/>
-    <w:lsdException w:name="Light List Accent 2" w:semiHidden="0" w:uiPriority="61" w:unhideWhenUsed="0"/>
-    <w:lsdException w:name="Light Grid Accent 2" w:semiHidden="0" w:uiPriority="62" w:unhideWhenUsed="0"/>
-    <w:lsdException w:name="Medium Shading 1 Accent 2" w:semiHidden="0" w:uiPriority="63" w:unhideWhenUsed="0"/>
-    <w:lsdException w:name="Medium Shading 2 Accent 2" w:semiHidden="0" w:uiPriority="64" w:unhideWhenUsed="0"/>
-    <w:lsdException w:name="Medium List 1 Accent 2" w:semiHidden="0" w:uiPriority="65" w:unhideWhenUsed="0"/>
-    <w:lsdException w:name="Medium List 2 Accent 2" w:semiHidden="0" w:uiPriority="66" w:unhideWhenUsed="0"/>
-    <w:lsdException w:name="Medium Grid 1 Accent 2" w:semiHidden="0" w:uiPriority="67" w:unhideWhenUsed="0"/>
-    <w:lsdException w:name="Medium Grid 2 Accent 2" w:semiHidden="0" w:uiPriority="68" w:unhideWhenUsed="0"/>
-    <w:lsdException w:name="Medium Grid 3 Accent 2" w:semiHidden="0" w:uiPriority="69" w:unhideWhenUsed="0"/>
-    <w:lsdException w:name="Dark List Accent 2" w:semiHidden="0" w:uiPriority="70" w:unhideWhenUsed="0"/>
-    <w:lsdException w:name="Colorful Shading Accent 2" w:semiHidden="0" w:uiPriority="71" w:unhideWhenUsed="0"/>
-    <w:lsdException w:name="Colorful List Accent 2" w:semiHidden="0" w:uiPriority="72" w:unhideWhenUsed="0"/>
-    <w:lsdException w:name="Colorful Grid Accent 2" w:semiHidden="0" w:uiPriority="73" w:unhideWhenUsed="0"/>
-    <w:lsdException w:name="Light Shading Accent 3" w:semiHidden="0" w:uiPriority="60" w:unhideWhenUsed="0"/>
-    <w:lsdException w:name="Light List Accent 3" w:semiHidden="0" w:uiPriority="61" w:unhideWhenUsed="0"/>
-    <w:lsdException w:name="Light Grid Accent 3" w:semiHidden="0" w:uiPriority="62" w:unhideWhenUsed="0"/>
-    <w:lsdException w:name="Medium Shading 1 Accent 3" w:semiHidden="0" w:uiPriority="63" w:unhideWhenUsed="0"/>
-    <w:lsdException w:name="Medium Shading 2 Accent 3" w:semiHidden="0" w:uiPriority="64" w:unhideWhenUsed="0"/>
-    <w:lsdException w:name="Medium List 1 Accent 3" w:semiHidden="0" w:uiPriority="65" w:unhideWhenUsed="0"/>
-    <w:lsdException w:name="Medium List 2 Accent 3" w:semiHidden="0" w:uiPriority="66" w:unhideWhenUsed="0"/>
-    <w:lsdException w:name="Medium Grid 1 Accent 3" w:semiHidden="0" w:uiPriority="67" w:unhideWhenUsed="0"/>
-    <w:lsdException w:name="Medium Grid 2 Accent 3" w:semiHidden="0" w:uiPriority="68" w:unhideWhenUsed="0"/>
-    <w:lsdException w:name="Medium Grid 3 Accent 3" w:semiHidden="0" w:uiPriority="69" w:unhideWhenUsed="0"/>
-    <w:lsdException w:name="Dark List Accent 3" w:semiHidden="0" w:uiPriority="70" w:unhideWhenUsed="0"/>
-    <w:lsdException w:name="Colorful Shading Accent 3" w:semiHidden="0" w:uiPriority="71" w:unhideWhenUsed="0"/>
-    <w:lsdException w:name="Colorful List Accent 3" w:semiHidden="0" w:uiPriority="72" w:unhideWhenUsed="0"/>
-    <w:lsdException w:name="Colorful Grid Accent 3" w:semiHidden="0" w:uiPriority="73" w:unhideWhenUsed="0"/>
-    <w:lsdException w:name="Light Shading Accent 4" w:semiHidden="0" w:uiPriority="60" w:unhideWhenUsed="0"/>
-    <w:lsdException w:name="Light List Accent 4" w:semiHidden="0" w:uiPriority="61" w:unhideWhenUsed="0"/>
-    <w:lsdException w:name="Light Grid Accent 4" w:semiHidden="0" w:uiPriority="62" w:unhideWhenUsed="0"/>
-    <w:lsdException w:name="Medium Shading 1 Accent 4" w:semiHidden="0" w:uiPriority="63" w:unhideWhenUsed="0"/>
-    <w:lsdException w:name="Medium Shading 2 Accent 4" w:semiHidden="0" w:uiPriority="64" w:unhideWhenUsed="0"/>
-    <w:lsdException w:name="Medium List 1 Accent 4" w:semiHidden="0" w:uiPriority="65" w:unhideWhenUsed="0"/>
-    <w:lsdException w:name="Medium List 2 Accent 4" w:semiHidden="0" w:uiPriority="66" w:unhideWhenUsed="0"/>
-    <w:lsdException w:name="Medium Grid 1 Accent 4" w:semiHidden="0" w:uiPriority="67" w:unhideWhenUsed="0"/>
-    <w:lsdException w:name="Medium Grid 2 Accent 4" w:semiHidden="0" w:uiPriority="68" w:unhideWhenUsed="0"/>
-    <w:lsdException w:name="Medium Grid 3 Accent 4" w:semiHidden="0" w:uiPriority="69" w:unhideWhenUsed="0"/>
-    <w:lsdException w:name="Dark List Accent 4" w:semiHidden="0" w:uiPriority="70" w:unhideWhenUsed="0"/>
-    <w:lsdException w:name="Colorful Shading Accent 4" w:semiHidden="0" w:uiPriority="71" w:unhideWhenUsed="0"/>
-    <w:lsdException w:name="Colorful List Accent 4" w:semiHidden="0" w:uiPriority="72" w:unhideWhenUsed="0"/>
-    <w:lsdException w:name="Colorful Grid Accent 4" w:semiHidden="0" w:uiPriority="73" w:unhideWhenUsed="0"/>
-    <w:lsdException w:name="Light Shading Accent 5" w:semiHidden="0" w:uiPriority="60" w:unhideWhenUsed="0"/>
-    <w:lsdException w:name="Light List Accent 5" w:semiHidden="0" w:uiPriority="61" w:unhideWhenUsed="0"/>
-    <w:lsdException w:name="Light Grid Accent 5" w:semiHidden="0" w:uiPriority="62" w:unhideWhenUsed="0"/>
-    <w:lsdException w:name="Medium Shading 1 Accent 5" w:semiHidden="0" w:uiPriority="63" w:unhideWhenUsed="0"/>
-    <w:lsdException w:name="Medium Shading 2 Accent 5" w:semiHidden="0" w:uiPriority="64" w:unhideWhenUsed="0"/>
-    <w:lsdException w:name="Medium List 1 Accent 5" w:semiHidden="0" w:uiPriority="65" w:unhideWhenUsed="0"/>
-    <w:lsdException w:name="Medium List 2 Accent 5" w:semiHidden="0" w:uiPriority="66" w:unhideWhenUsed="0"/>
-    <w:lsdException w:name="Medium Grid 1 Accent 5" w:semiHidden="0" w:uiPriority="67" w:unhideWhenUsed="0"/>
-    <w:lsdException w:name="Medium Grid 2 Accent 5" w:semiHidden="0" w:uiPriority="68" w:unhideWhenUsed="0"/>
-    <w:lsdException w:name="Medium Grid 3 Accent 5" w:semiHidden="0" w:uiPriority="69" w:unhideWhenUsed="0"/>
-    <w:lsdException w:name="Dark List Accent 5" w:semiHidden="0" w:uiPriority="70" w:unhideWhenUsed="0"/>
-    <w:lsdException w:name="Colorful Shading Accent 5" w:semiHidden="0" w:uiPriority="71" w:unhideWhenUsed="0"/>
-    <w:lsdException w:name="Colorful List Accent 5" w:semiHidden="0" w:uiPriority="72" w:unhideWhenUsed="0"/>
-    <w:lsdException w:name="Colorful Grid Accent 5" w:semiHidden="0" w:uiPriority="73" w:unhideWhenUsed="0"/>
-    <w:lsdException w:name="Light Shading Accent 6" w:semiHidden="0" w:uiPriority="60" w:unhideWhenUsed="0"/>
-    <w:lsdException w:name="Light List Accent 6" w:semiHidden="0" w:uiPriority="61" w:unhideWhenUsed="0"/>
-    <w:lsdException w:name="Light Grid Accent 6" w:semiHidden="0" w:uiPriority="62" w:unhideWhenUsed="0"/>
-    <w:lsdException w:name="Medium Shading 1 Accent 6" w:semiHidden="0" w:uiPriority="63" w:unhideWhenUsed="0"/>
-    <w:lsdException w:name="Medium Shading 2 Accent 6" w:semiHidden="0" w:uiPriority="64" w:unhideWhenUsed="0"/>
-    <w:lsdException w:name="Medium List 1 Accent 6" w:semiHidden="0" w:uiPriority="65" w:unhideWhenUsed="0"/>
-    <w:lsdException w:name="Medium List 2 Accent 6" w:semiHidden="0" w:uiPriority="66" w:unhideWhenUsed="0"/>
-    <w:lsdException w:name="Medium Grid 1 Accent 6" w:semiHidden="0" w:uiPriority="67" w:unhideWhenUsed="0"/>
-    <w:lsdException w:name="Medium Grid 2 Accent 6" w:semiHidden="0" w:uiPriority="68" w:unhideWhenUsed="0"/>
-    <w:lsdException w:name="Medium Grid 3 Accent 6" w:semiHidden="0" w:uiPriority="69" w:unhideWhenUsed="0"/>
-    <w:lsdException w:name="Dark List Accent 6" w:semiHidden="0" w:uiPriority="70" w:unhideWhenUsed="0"/>
-    <w:lsdException w:name="Colorful Shading Accent 6" w:semiHidden="0" w:uiPriority="71" w:unhideWhenUsed="0"/>
-    <w:lsdException w:name="Colorful List Accent 6" w:semiHidden="0" w:uiPriority="72" w:unhideWhenUsed="0"/>
-    <w:lsdException w:name="Colorful Grid Accent 6" w:semiHidden="0" w:uiPriority="73" w:unhideWhenUsed="0"/>
-    <w:lsdException w:name="Subtle Emphasis" w:semiHidden="0" w:uiPriority="19" w:unhideWhenUsed="0" w:qFormat="1"/>
-    <w:lsdException w:name="Intense Emphasis" w:semiHidden="0" w:uiPriority="21" w:unhideWhenUsed="0" w:qFormat="1"/>
-    <w:lsdException w:name="Subtle Reference" w:semiHidden="0" w:uiPriority="31" w:unhideWhenUsed="0" w:qFormat="1"/>
-    <w:lsdException w:name="Intense Reference" w:semiHidden="0" w:uiPriority="32" w:unhideWhenUsed="0" w:qFormat="1"/>
-    <w:lsdException w:name="Book Title" w:semiHidden="0" w:uiPriority="33" w:unhideWhenUsed="0" w:qFormat="1"/>
-    <w:lsdException w:name="Bibliography" w:uiPriority="37"/>
-    <w:lsdException w:name="TOC Heading" w:uiPriority="39" w:qFormat="1"/>
+  <w:latentStyles w:defLockedState="0" w:defUIPriority="99" w:defSemiHidden="0" w:defUnhideWhenUsed="0" w:defQFormat="0" w:count="376">
+    <w:lsdException w:name="Normal" w:uiPriority="0" w:qFormat="1"/>
+    <w:lsdException w:name="heading 1" w:uiPriority="0" w:qFormat="1"/>
+    <w:lsdException w:name="heading 2" w:semiHidden="1" w:uiPriority="0" w:unhideWhenUsed="1" w:qFormat="1"/>
+    <w:lsdException w:name="heading 3" w:semiHidden="1" w:uiPriority="0" w:unhideWhenUsed="1" w:qFormat="1"/>
+    <w:lsdException w:name="heading 4" w:semiHidden="1" w:uiPriority="0" w:unhideWhenUsed="1" w:qFormat="1"/>
+    <w:lsdException w:name="heading 5" w:semiHidden="1" w:uiPriority="0" w:unhideWhenUsed="1" w:qFormat="1"/>
+    <w:lsdException w:name="heading 6" w:semiHidden="1" w:uiPriority="0" w:unhideWhenUsed="1" w:qFormat="1"/>
+    <w:lsdException w:name="heading 7" w:semiHidden="1" w:uiPriority="0" w:unhideWhenUsed="1" w:qFormat="1"/>
+    <w:lsdException w:name="heading 8" w:semiHidden="1" w:uiPriority="0" w:unhideWhenUsed="1" w:qFormat="1"/>
+    <w:lsdException w:name="heading 9" w:semiHidden="1" w:uiPriority="0" w:unhideWhenUsed="1" w:qFormat="1"/>
+    <w:lsdException w:name="index 1" w:semiHidden="1" w:unhideWhenUsed="1"/>
+    <w:lsdException w:name="index 2" w:semiHidden="1" w:unhideWhenUsed="1"/>
+    <w:lsdException w:name="index 3" w:semiHidden="1" w:unhideWhenUsed="1"/>
+    <w:lsdException w:name="index 4" w:semiHidden="1" w:unhideWhenUsed="1"/>
+    <w:lsdException w:name="index 5" w:semiHidden="1" w:unhideWhenUsed="1"/>
+    <w:lsdException w:name="index 6" w:semiHidden="1" w:unhideWhenUsed="1"/>
+    <w:lsdException w:name="index 7" w:semiHidden="1" w:unhideWhenUsed="1"/>
+    <w:lsdException w:name="index 8" w:semiHidden="1" w:unhideWhenUsed="1"/>
+    <w:lsdException w:name="index 9" w:semiHidden="1" w:unhideWhenUsed="1"/>
+    <w:lsdException w:name="toc 1" w:semiHidden="1" w:uiPriority="39" w:unhideWhenUsed="1"/>
+    <w:lsdException w:name="toc 2" w:semiHidden="1" w:uiPriority="39" w:unhideWhenUsed="1"/>
+    <w:lsdException w:name="toc 3" w:semiHidden="1" w:uiPriority="39" w:unhideWhenUsed="1"/>
+    <w:lsdException w:name="toc 4" w:semiHidden="1" w:uiPriority="39" w:unhideWhenUsed="1"/>
+    <w:lsdException w:name="toc 5" w:semiHidden="1" w:uiPriority="39" w:unhideWhenUsed="1"/>
+    <w:lsdException w:name="toc 6" w:semiHidden="1" w:uiPriority="39" w:unhideWhenUsed="1"/>
+    <w:lsdException w:name="toc 7" w:semiHidden="1" w:uiPriority="39" w:unhideWhenUsed="1"/>
+    <w:lsdException w:name="toc 8" w:semiHidden="1" w:uiPriority="39" w:unhideWhenUsed="1"/>
+    <w:lsdException w:name="toc 9" w:semiHidden="1" w:uiPriority="39" w:unhideWhenUsed="1"/>
+    <w:lsdException w:name="Normal Indent" w:semiHidden="1" w:unhideWhenUsed="1"/>
+    <w:lsdException w:name="footnote text" w:semiHidden="1" w:unhideWhenUsed="1"/>
+    <w:lsdException w:name="annotation text" w:semiHidden="1" w:unhideWhenUsed="1"/>
+    <w:lsdException w:name="header" w:semiHidden="1" w:unhideWhenUsed="1"/>
+    <w:lsdException w:name="footer" w:semiHidden="1" w:unhideWhenUsed="1"/>
+    <w:lsdException w:name="index heading" w:semiHidden="1" w:unhideWhenUsed="1"/>
+    <w:lsdException w:name="caption" w:semiHidden="1" w:uiPriority="35" w:unhideWhenUsed="1" w:qFormat="1"/>
+    <w:lsdException w:name="table of figures" w:semiHidden="1" w:unhideWhenUsed="1"/>
+    <w:lsdException w:name="envelope address" w:semiHidden="1" w:unhideWhenUsed="1"/>
+    <w:lsdException w:name="envelope return" w:semiHidden="1" w:unhideWhenUsed="1"/>
+    <w:lsdException w:name="footnote reference" w:semiHidden="1" w:unhideWhenUsed="1"/>
+    <w:lsdException w:name="annotation reference" w:semiHidden="1" w:unhideWhenUsed="1"/>
+    <w:lsdException w:name="line number" w:semiHidden="1" w:unhideWhenUsed="1"/>
+    <w:lsdException w:name="page number" w:semiHidden="1" w:unhideWhenUsed="1"/>
+    <w:lsdException w:name="endnote reference" w:semiHidden="1" w:unhideWhenUsed="1"/>
+    <w:lsdException w:name="endnote text" w:semiHidden="1" w:unhideWhenUsed="1"/>
+    <w:lsdException w:name="table of authorities" w:semiHidden="1" w:unhideWhenUsed="1"/>
+    <w:lsdException w:name="macro" w:semiHidden="1" w:unhideWhenUsed="1"/>
+    <w:lsdException w:name="toa heading" w:semiHidden="1" w:unhideWhenUsed="1"/>
+    <w:lsdException w:name="List" w:semiHidden="1" w:unhideWhenUsed="1"/>
+    <w:lsdException w:name="List Bullet" w:semiHidden="1" w:unhideWhenUsed="1"/>
+    <w:lsdException w:name="List Number" w:semiHidden="1" w:unhideWhenUsed="1"/>
+    <w:lsdException w:name="List 2" w:semiHidden="1" w:unhideWhenUsed="1"/>
+    <w:lsdException w:name="List 3" w:semiHidden="1" w:unhideWhenUsed="1"/>
+    <w:lsdException w:name="List 4" w:semiHidden="1" w:unhideWhenUsed="1"/>
+    <w:lsdException w:name="List 5" w:semiHidden="1" w:unhideWhenUsed="1"/>
+    <w:lsdException w:name="List Bullet 2" w:semiHidden="1" w:unhideWhenUsed="1"/>
+    <w:lsdException w:name="List Bullet 3" w:semiHidden="1" w:unhideWhenUsed="1"/>
+    <w:lsdException w:name="List Bullet 4" w:semiHidden="1" w:unhideWhenUsed="1"/>
+    <w:lsdException w:name="List Bullet 5" w:semiHidden="1" w:unhideWhenUsed="1"/>
+    <w:lsdException w:name="List Number 2" w:semiHidden="1" w:unhideWhenUsed="1"/>
+    <w:lsdException w:name="List Number 3" w:semiHidden="1" w:unhideWhenUsed="1"/>
+    <w:lsdException w:name="List Number 4" w:semiHidden="1" w:unhideWhenUsed="1"/>
+    <w:lsdException w:name="List Number 5" w:semiHidden="1" w:unhideWhenUsed="1"/>
+    <w:lsdException w:name="Title" w:uiPriority="10" w:qFormat="1"/>
+    <w:lsdException w:name="Closing" w:semiHidden="1" w:unhideWhenUsed="1"/>
+    <w:lsdException w:name="Signature" w:semiHidden="1" w:unhideWhenUsed="1"/>
+    <w:lsdException w:name="Default Paragraph Font" w:semiHidden="1" w:uiPriority="1" w:unhideWhenUsed="1"/>
+    <w:lsdException w:name="Body Text" w:semiHidden="1" w:uiPriority="0" w:unhideWhenUsed="1"/>
+    <w:lsdException w:name="Body Text Indent" w:semiHidden="1" w:unhideWhenUsed="1"/>
+    <w:lsdException w:name="List Continue" w:semiHidden="1" w:unhideWhenUsed="1"/>
+    <w:lsdException w:name="List Continue 2" w:semiHidden="1" w:unhideWhenUsed="1"/>
+    <w:lsdException w:name="List Continue 3" w:semiHidden="1" w:unhideWhenUsed="1"/>
+    <w:lsdException w:name="List Continue 4" w:semiHidden="1" w:unhideWhenUsed="1"/>
+    <w:lsdException w:name="List Continue 5" w:semiHidden="1" w:unhideWhenUsed="1"/>
+    <w:lsdException w:name="Message Header" w:semiHidden="1" w:unhideWhenUsed="1"/>
+    <w:lsdException w:name="Subtitle" w:uiPriority="11" w:qFormat="1"/>
+    <w:lsdException w:name="Salutation" w:semiHidden="1" w:unhideWhenUsed="1"/>
+    <w:lsdException w:name="Date" w:semiHidden="1" w:unhideWhenUsed="1"/>
+    <w:lsdException w:name="Body Text First Indent" w:semiHidden="1" w:unhideWhenUsed="1"/>
+    <w:lsdException w:name="Body Text First Indent 2" w:semiHidden="1" w:unhideWhenUsed="1"/>
+    <w:lsdException w:name="Note Heading" w:semiHidden="1" w:unhideWhenUsed="1"/>
+    <w:lsdException w:name="Body Text 2" w:semiHidden="1" w:unhideWhenUsed="1"/>
+    <w:lsdException w:name="Body Text 3" w:semiHidden="1" w:unhideWhenUsed="1"/>
+    <w:lsdException w:name="Body Text Indent 2" w:semiHidden="1" w:unhideWhenUsed="1"/>
+    <w:lsdException w:name="Body Text Indent 3" w:semiHidden="1" w:unhideWhenUsed="1"/>
+    <w:lsdException w:name="Block Text" w:semiHidden="1" w:unhideWhenUsed="1"/>
+    <w:lsdException w:name="Hyperlink" w:semiHidden="1" w:unhideWhenUsed="1"/>
+    <w:lsdException w:name="FollowedHyperlink" w:semiHidden="1" w:unhideWhenUsed="1"/>
+    <w:lsdException w:name="Strong" w:uiPriority="22" w:qFormat="1"/>
+    <w:lsdException w:name="Emphasis" w:uiPriority="20" w:qFormat="1"/>
+    <w:lsdException w:name="Document Map" w:semiHidden="1" w:unhideWhenUsed="1"/>
+    <w:lsdException w:name="Plain Text" w:semiHidden="1" w:unhideWhenUsed="1"/>
+    <w:lsdException w:name="E-mail Signature" w:semiHidden="1" w:unhideWhenUsed="1"/>
+    <w:lsdException w:name="HTML Top of Form" w:semiHidden="1" w:unhideWhenUsed="1"/>
+    <w:lsdException w:name="HTML Bottom of Form" w:semiHidden="1" w:unhideWhenUsed="1"/>
+    <w:lsdException w:name="Normal (Web)" w:semiHidden="1" w:unhideWhenUsed="1"/>
+    <w:lsdException w:name="HTML Acronym" w:semiHidden="1" w:unhideWhenUsed="1"/>
+    <w:lsdException w:name="HTML Address" w:semiHidden="1" w:unhideWhenUsed="1"/>
+    <w:lsdException w:name="HTML Cite" w:semiHidden="1" w:unhideWhenUsed="1"/>
+    <w:lsdException w:name="HTML Code" w:semiHidden="1" w:unhideWhenUsed="1"/>
+    <w:lsdException w:name="HTML Definition" w:semiHidden="1" w:unhideWhenUsed="1"/>
+    <w:lsdException w:name="HTML Keyboard" w:semiHidden="1" w:unhideWhenUsed="1"/>
+    <w:lsdException w:name="HTML Preformatted" w:semiHidden="1" w:unhideWhenUsed="1"/>
+    <w:lsdException w:name="HTML Sample" w:semiHidden="1" w:unhideWhenUsed="1"/>
+    <w:lsdException w:name="HTML Typewriter" w:semiHidden="1" w:unhideWhenUsed="1"/>
+    <w:lsdException w:name="HTML Variable" w:semiHidden="1" w:unhideWhenUsed="1"/>
+    <w:lsdException w:name="Normal Table" w:semiHidden="1" w:unhideWhenUsed="1"/>
+    <w:lsdException w:name="annotation subject" w:semiHidden="1" w:unhideWhenUsed="1"/>
+    <w:lsdException w:name="No List" w:semiHidden="1" w:unhideWhenUsed="1"/>
+    <w:lsdException w:name="Outline List 1" w:semiHidden="1" w:unhideWhenUsed="1"/>
+    <w:lsdException w:name="Outline List 2" w:semiHidden="1" w:unhideWhenUsed="1"/>
+    <w:lsdException w:name="Outline List 3" w:semiHidden="1" w:unhideWhenUsed="1"/>
+    <w:lsdException w:name="Table Simple 1" w:semiHidden="1" w:unhideWhenUsed="1"/>
+    <w:lsdException w:name="Table Simple 2" w:semiHidden="1" w:unhideWhenUsed="1"/>
+    <w:lsdException w:name="Table Simple 3" w:semiHidden="1" w:unhideWhenUsed="1"/>
+    <w:lsdException w:name="Table Classic 1" w:semiHidden="1" w:unhideWhenUsed="1"/>
+    <w:lsdException w:name="Table Classic 2" w:semiHidden="1" w:unhideWhenUsed="1"/>
+    <w:lsdException w:name="Table Classic 3" w:semiHidden="1" w:unhideWhenUsed="1"/>
+    <w:lsdException w:name="Table Classic 4" w:semiHidden="1" w:unhideWhenUsed="1"/>
+    <w:lsdException w:name="Table Colorful 1" w:semiHidden="1" w:unhideWhenUsed="1"/>
+    <w:lsdException w:name="Table Colorful 2" w:semiHidden="1" w:unhideWhenUsed="1"/>
+    <w:lsdException w:name="Table Colorful 3" w:semiHidden="1" w:unhideWhenUsed="1"/>
+    <w:lsdException w:name="Table Columns 1" w:semiHidden="1" w:unhideWhenUsed="1"/>
+    <w:lsdException w:name="Table Columns 2" w:semiHidden="1" w:unhideWhenUsed="1"/>
+    <w:lsdException w:name="Table Columns 3" w:semiHidden="1" w:unhideWhenUsed="1"/>
+    <w:lsdException w:name="Table Columns 4" w:semiHidden="1" w:unhideWhenUsed="1"/>
+    <w:lsdException w:name="Table Columns 5" w:semiHidden="1" w:unhideWhenUsed="1"/>
+    <w:lsdException w:name="Table Grid 1" w:semiHidden="1" w:unhideWhenUsed="1"/>
+    <w:lsdException w:name="Table Grid 2" w:semiHidden="1" w:unhideWhenUsed="1"/>
+    <w:lsdException w:name="Table Grid 3" w:semiHidden="1" w:unhideWhenUsed="1"/>
+    <w:lsdException w:name="Table Grid 4" w:semiHidden="1" w:unhideWhenUsed="1"/>
+    <w:lsdException w:name="Table Grid 5" w:semiHidden="1" w:unhideWhenUsed="1"/>
+    <w:lsdException w:name="Table Grid 6" w:semiHidden="1" w:unhideWhenUsed="1"/>
+    <w:lsdException w:name="Table Grid 7" w:semiHidden="1" w:unhideWhenUsed="1"/>
+    <w:lsdException w:name="Table Grid 8" w:semiHidden="1" w:unhideWhenUsed="1"/>
+    <w:lsdException w:name="Table List 1" w:semiHidden="1" w:unhideWhenUsed="1"/>
+    <w:lsdException w:name="Table List 2" w:semiHidden="1" w:unhideWhenUsed="1"/>
+    <w:lsdException w:name="Table List 3" w:semiHidden="1" w:unhideWhenUsed="1"/>
+    <w:lsdException w:name="Table List 4" w:semiHidden="1" w:unhideWhenUsed="1"/>
+    <w:lsdException w:name="Table List 5" w:semiHidden="1" w:unhideWhenUsed="1"/>
+    <w:lsdException w:name="Table List 6" w:semiHidden="1" w:unhideWhenUsed="1"/>
+    <w:lsdException w:name="Table List 7" w:semiHidden="1" w:unhideWhenUsed="1"/>
+    <w:lsdException w:name="Table List 8" w:semiHidden="1" w:unhideWhenUsed="1"/>
+    <w:lsdException w:name="Table 3D effects 1" w:semiHidden="1" w:unhideWhenUsed="1"/>
+    <w:lsdException w:name="Table 3D effects 2" w:semiHidden="1" w:unhideWhenUsed="1"/>
+    <w:lsdException w:name="Table 3D effects 3" w:semiHidden="1" w:unhideWhenUsed="1"/>
+    <w:lsdException w:name="Table Contemporary" w:semiHidden="1" w:unhideWhenUsed="1"/>
+    <w:lsdException w:name="Table Elegant" w:semiHidden="1" w:unhideWhenUsed="1"/>
+    <w:lsdException w:name="Table Professional" w:semiHidden="1" w:unhideWhenUsed="1"/>
+    <w:lsdException w:name="Table Subtle 1" w:semiHidden="1" w:unhideWhenUsed="1"/>
+    <w:lsdException w:name="Table Subtle 2" w:semiHidden="1" w:unhideWhenUsed="1"/>
+    <w:lsdException w:name="Table Web 1" w:semiHidden="1" w:unhideWhenUsed="1"/>
+    <w:lsdException w:name="Table Web 2" w:semiHidden="1" w:unhideWhenUsed="1"/>
+    <w:lsdException w:name="Table Web 3" w:semiHidden="1" w:unhideWhenUsed="1"/>
+    <w:lsdException w:name="Balloon Text" w:semiHidden="1" w:unhideWhenUsed="1"/>
+    <w:lsdException w:name="Table Grid" w:uiPriority="59"/>
+    <w:lsdException w:name="Table Theme" w:semiHidden="1" w:unhideWhenUsed="1"/>
+    <w:lsdException w:name="Placeholder Text" w:semiHidden="1"/>
+    <w:lsdException w:name="No Spacing" w:uiPriority="1" w:qFormat="1"/>
+    <w:lsdException w:name="Light Shading" w:uiPriority="60"/>
+    <w:lsdException w:name="Light List" w:uiPriority="61"/>
+    <w:lsdException w:name="Light Grid" w:uiPriority="62"/>
+    <w:lsdException w:name="Medium Shading 1" w:uiPriority="63"/>
+    <w:lsdException w:name="Medium Shading 2" w:uiPriority="64"/>
+    <w:lsdException w:name="Medium List 1" w:uiPriority="65"/>
+    <w:lsdException w:name="Medium List 2" w:uiPriority="66"/>
+    <w:lsdException w:name="Medium Grid 1" w:uiPriority="67"/>
+    <w:lsdException w:name="Medium Grid 2" w:uiPriority="68"/>
+    <w:lsdException w:name="Medium Grid 3" w:uiPriority="69"/>
+    <w:lsdException w:name="Dark List" w:uiPriority="70"/>
+    <w:lsdException w:name="Colorful Shading" w:uiPriority="71"/>
+    <w:lsdException w:name="Colorful List" w:uiPriority="72"/>
+    <w:lsdException w:name="Colorful Grid" w:uiPriority="73"/>
+    <w:lsdException w:name="Light Shading Accent 1" w:uiPriority="60"/>
+    <w:lsdException w:name="Light List Accent 1" w:uiPriority="61"/>
+    <w:lsdException w:name="Light Grid Accent 1" w:uiPriority="62"/>
+    <w:lsdException w:name="Medium Shading 1 Accent 1" w:uiPriority="63"/>
+    <w:lsdException w:name="Medium Shading 2 Accent 1" w:uiPriority="64"/>
+    <w:lsdException w:name="Medium List 1 Accent 1" w:uiPriority="65"/>
+    <w:lsdException w:name="Revision" w:semiHidden="1"/>
+    <w:lsdException w:name="List Paragraph" w:uiPriority="34" w:qFormat="1"/>
+    <w:lsdException w:name="Quote" w:uiPriority="29" w:qFormat="1"/>
+    <w:lsdException w:name="Intense Quote" w:uiPriority="30" w:qFormat="1"/>
+    <w:lsdException w:name="Medium List 2 Accent 1" w:uiPriority="66"/>
+    <w:lsdException w:name="Medium Grid 1 Accent 1" w:uiPriority="67"/>
+    <w:lsdException w:name="Medium Grid 2 Accent 1" w:uiPriority="68"/>
+    <w:lsdException w:name="Medium Grid 3 Accent 1" w:uiPriority="69"/>
+    <w:lsdException w:name="Dark List Accent 1" w:uiPriority="70"/>
+    <w:lsdException w:name="Colorful Shading Accent 1" w:uiPriority="71"/>
+    <w:lsdException w:name="Colorful List Accent 1" w:uiPriority="72"/>
+    <w:lsdException w:name="Colorful Grid Accent 1" w:uiPriority="73"/>
+    <w:lsdException w:name="Light Shading Accent 2" w:uiPriority="60"/>
+    <w:lsdException w:name="Light List Accent 2" w:uiPriority="61"/>
+    <w:lsdException w:name="Light Grid Accent 2" w:uiPriority="62"/>
+    <w:lsdException w:name="Medium Shading 1 Accent 2" w:uiPriority="63"/>
+    <w:lsdException w:name="Medium Shading 2 Accent 2" w:uiPriority="64"/>
+    <w:lsdException w:name="Medium List 1 Accent 2" w:uiPriority="65"/>
+    <w:lsdException w:name="Medium List 2 Accent 2" w:uiPriority="66"/>
+    <w:lsdException w:name="Medium Grid 1 Accent 2" w:uiPriority="67"/>
+    <w:lsdException w:name="Medium Grid 2 Accent 2" w:uiPriority="68"/>
+    <w:lsdException w:name="Medium Grid 3 Accent 2" w:uiPriority="69"/>
+    <w:lsdException w:name="Dark List Accent 2" w:uiPriority="70"/>
+    <w:lsdException w:name="Colorful Shading Accent 2" w:uiPriority="71"/>
+    <w:lsdException w:name="Colorful List Accent 2" w:uiPriority="72"/>
+    <w:lsdException w:name="Colorful Grid Accent 2" w:uiPriority="73"/>
+    <w:lsdException w:name="Light Shading Accent 3" w:uiPriority="60"/>
+    <w:lsdException w:name="Light List Accent 3" w:uiPriority="61"/>
+    <w:lsdException w:name="Light Grid Accent 3" w:uiPriority="62"/>
+    <w:lsdException w:name="Medium Shading 1 Accent 3" w:uiPriority="63"/>
+    <w:lsdException w:name="Medium Shading 2 Accent 3" w:uiPriority="64"/>
+    <w:lsdException w:name="Medium List 1 Accent 3" w:uiPriority="65"/>
+    <w:lsdException w:name="Medium List 2 Accent 3" w:uiPriority="66"/>
+    <w:lsdException w:name="Medium Grid 1 Accent 3" w:uiPriority="67"/>
+    <w:lsdException w:name="Medium Grid 2 Accent 3" w:uiPriority="68"/>
+    <w:lsdException w:name="Medium Grid 3 Accent 3" w:uiPriority="69"/>
+    <w:lsdException w:name="Dark List Accent 3" w:uiPriority="70"/>
+    <w:lsdException w:name="Colorful Shading Accent 3" w:uiPriority="71"/>
+    <w:lsdException w:name="Colorful List Accent 3" w:uiPriority="72"/>
+    <w:lsdException w:name="Colorful Grid Accent 3" w:uiPriority="73"/>
+    <w:lsdException w:name="Light Shading Accent 4" w:uiPriority="60"/>
+    <w:lsdException w:name="Light List Accent 4" w:uiPriority="61"/>
+    <w:lsdException w:name="Light Grid Accent 4" w:uiPriority="62"/>
+    <w:lsdException w:name="Medium Shading 1 Accent 4" w:uiPriority="63"/>
+    <w:lsdException w:name="Medium Shading 2 Accent 4" w:uiPriority="64"/>
+    <w:lsdException w:name="Medium List 1 Accent 4" w:uiPriority="65"/>
+    <w:lsdException w:name="Medium List 2 Accent 4" w:uiPriority="66"/>
+    <w:lsdException w:name="Medium Grid 1 Accent 4" w:uiPriority="67"/>
+    <w:lsdException w:name="Medium Grid 2 Accent 4" w:uiPriority="68"/>
+    <w:lsdException w:name="Medium Grid 3 Accent 4" w:uiPriority="69"/>
+    <w:lsdException w:name="Dark List Accent 4" w:uiPriority="70"/>
+    <w:lsdException w:name="Colorful Shading Accent 4" w:uiPriority="71"/>
+    <w:lsdException w:name="Colorful List Accent 4" w:uiPriority="72"/>
+    <w:lsdException w:name="Colorful Grid Accent 4" w:uiPriority="73"/>
+    <w:lsdException w:name="Light Shading Accent 5" w:uiPriority="60"/>
+    <w:lsdException w:name="Light List Accent 5" w:uiPriority="61"/>
+    <w:lsdException w:name="Light Grid Accent 5" w:uiPriority="62"/>
+    <w:lsdException w:name="Medium Shading 1 Accent 5" w:uiPriority="63"/>
+    <w:lsdException w:name="Medium Shading 2 Accent 5" w:uiPriority="64"/>
+    <w:lsdException w:name="Medium List 1 Accent 5" w:uiPriority="65"/>
+    <w:lsdException w:name="Medium List 2 Accent 5" w:uiPriority="66"/>
+    <w:lsdException w:name="Medium Grid 1 Accent 5" w:uiPriority="67"/>
+    <w:lsdException w:name="Medium Grid 2 Accent 5" w:uiPriority="68"/>
+    <w:lsdException w:name="Medium Grid 3 Accent 5" w:uiPriority="69"/>
+    <w:lsdException w:name="Dark List Accent 5" w:uiPriority="70"/>
+    <w:lsdException w:name="Colorful Shading Accent 5" w:uiPriority="71"/>
+    <w:lsdException w:name="Colorful List Accent 5" w:uiPriority="72"/>
+    <w:lsdException w:name="Colorful Grid Accent 5" w:uiPriority="73"/>
+    <w:lsdException w:name="Light Shading Accent 6" w:uiPriority="60"/>
+    <w:lsdException w:name="Light List Accent 6" w:uiPriority="61"/>
+    <w:lsdException w:name="Light Grid Accent 6" w:uiPriority="62"/>
+    <w:lsdException w:name="Medium Shading 1 Accent 6" w:uiPriority="63"/>
+    <w:lsdException w:name="Medium Shading 2 Accent 6" w:uiPriority="64"/>
+    <w:lsdException w:name="Medium List 1 Accent 6" w:uiPriority="65"/>
+    <w:lsdException w:name="Medium List 2 Accent 6" w:uiPriority="66"/>
+    <w:lsdException w:name="Medium Grid 1 Accent 6" w:uiPriority="67"/>
+    <w:lsdException w:name="Medium Grid 2 Accent 6" w:uiPriority="68"/>
+    <w:lsdException w:name="Medium Grid 3 Accent 6" w:uiPriority="69"/>
+    <w:lsdException w:name="Dark List Accent 6" w:uiPriority="70"/>
+    <w:lsdException w:name="Colorful Shading Accent 6" w:uiPriority="71"/>
+    <w:lsdException w:name="Colorful List Accent 6" w:uiPriority="72"/>
+    <w:lsdException w:name="Colorful Grid Accent 6" w:uiPriority="73"/>
+    <w:lsdException w:name="Subtle Emphasis" w:uiPriority="19" w:qFormat="1"/>
+    <w:lsdException w:name="Intense Emphasis" w:uiPriority="21" w:qFormat="1"/>
+    <w:lsdException w:name="Subtle Reference" w:uiPriority="31" w:qFormat="1"/>
+    <w:lsdException w:name="Intense Reference" w:uiPriority="32" w:qFormat="1"/>
+    <w:lsdException w:name="Book Title" w:uiPriority="33" w:qFormat="1"/>
+    <w:lsdException w:name="Bibliography" w:semiHidden="1" w:uiPriority="37" w:unhideWhenUsed="1"/>
+    <w:lsdException w:name="TOC Heading" w:semiHidden="1" w:uiPriority="39" w:unhideWhenUsed="1" w:qFormat="1"/>
+    <w:lsdException w:name="Plain Table 1" w:uiPriority="41"/>
+    <w:lsdException w:name="Plain Table 2" w:uiPriority="42"/>
+    <w:lsdException w:name="Plain Table 3" w:uiPriority="43"/>
+    <w:lsdException w:name="Plain Table 4" w:uiPriority="44"/>
+    <w:lsdException w:name="Plain Table 5" w:uiPriority="45"/>
+    <w:lsdException w:name="Grid Table Light" w:uiPriority="40"/>
+    <w:lsdException w:name="Grid Table 1 Light" w:uiPriority="46"/>
+    <w:lsdException w:name="Grid Table 2" w:uiPriority="47"/>
+    <w:lsdException w:name="Grid Table 3" w:uiPriority="48"/>
+    <w:lsdException w:name="Grid Table 4" w:uiPriority="49"/>
+    <w:lsdException w:name="Grid Table 5 Dark" w:uiPriority="50"/>
+    <w:lsdException w:name="Grid Table 6 Colorful" w:uiPriority="51"/>
+    <w:lsdException w:name="Grid Table 7 Colorful" w:uiPriority="52"/>
+    <w:lsdException w:name="Grid Table 1 Light Accent 1" w:uiPriority="46"/>
+    <w:lsdException w:name="Grid Table 2 Accent 1" w:uiPriority="47"/>
+    <w:lsdException w:name="Grid Table 3 Accent 1" w:uiPriority="48"/>
+    <w:lsdException w:name="Grid Table 4 Accent 1" w:uiPriority="49"/>
+    <w:lsdException w:name="Grid Table 5 Dark Accent 1" w:uiPriority="50"/>
+    <w:lsdException w:name="Grid Table 6 Colorful Accent 1" w:uiPriority="51"/>
+    <w:lsdException w:name="Grid Table 7 Colorful Accent 1" w:uiPriority="52"/>
+    <w:lsdException w:name="Grid Table 1 Light Accent 2" w:uiPriority="46"/>
+    <w:lsdException w:name="Grid Table 2 Accent 2" w:uiPriority="47"/>
+    <w:lsdException w:name="Grid Table 3 Accent 2" w:uiPriority="48"/>
+    <w:lsdException w:name="Grid Table 4 Accent 2" w:uiPriority="49"/>
+    <w:lsdException w:name="Grid Table 5 Dark Accent 2" w:uiPriority="50"/>
+    <w:lsdException w:name="Grid Table 6 Colorful Accent 2" w:uiPriority="51"/>
+    <w:lsdException w:name="Grid Table 7 Colorful Accent 2" w:uiPriority="52"/>
+    <w:lsdException w:name="Grid Table 1 Light Accent 3" w:uiPriority="46"/>
+    <w:lsdException w:name="Grid Table 2 Accent 3" w:uiPriority="47"/>
+    <w:lsdException w:name="Grid Table 3 Accent 3" w:uiPriority="48"/>
+    <w:lsdException w:name="Grid Table 4 Accent 3" w:uiPriority="49"/>
+    <w:lsdException w:name="Grid Table 5 Dark Accent 3" w:uiPriority="50"/>
+    <w:lsdException w:name="Grid Table 6 Colorful Accent 3" w:uiPriority="51"/>
+    <w:lsdException w:name="Grid Table 7 Colorful Accent 3" w:uiPriority="52"/>
+    <w:lsdException w:name="Grid Table 1 Light Accent 4" w:uiPriority="46"/>
+    <w:lsdException w:name="Grid Table 2 Accent 4" w:uiPriority="47"/>
+    <w:lsdException w:name="Grid Table 3 Accent 4" w:uiPriority="48"/>
+    <w:lsdException w:name="Grid Table 4 Accent 4" w:uiPriority="49"/>
+    <w:lsdException w:name="Grid Table 5 Dark Accent 4" w:uiPriority="50"/>
+    <w:lsdException w:name="Grid Table 6 Colorful Accent 4" w:uiPriority="51"/>
+    <w:lsdException w:name="Grid Table 7 Colorful Accent 4" w:uiPriority="52"/>
+    <w:lsdException w:name="Grid Table 1 Light Accent 5" w:uiPriority="46"/>
+    <w:lsdException w:name="Grid Table 2 Accent 5" w:uiPriority="47"/>
+    <w:lsdException w:name="Grid Table 3 Accent 5" w:uiPriority="48"/>
+    <w:lsdException w:name="Grid Table 4 Accent 5" w:uiPriority="49"/>
+    <w:lsdException w:name="Grid Table 5 Dark Accent 5" w:uiPriority="50"/>
+    <w:lsdException w:name="Grid Table 6 Colorful Accent 5" w:uiPriority="51"/>
+    <w:lsdException w:name="Grid Table 7 Colorful Accent 5" w:uiPriority="52"/>
+    <w:lsdException w:name="Grid Table 1 Light Accent 6" w:uiPriority="46"/>
+    <w:lsdException w:name="Grid Table 2 Accent 6" w:uiPriority="47"/>
+    <w:lsdException w:name="Grid Table 3 Accent 6" w:uiPriority="48"/>
+    <w:lsdException w:name="Grid Table 4 Accent 6" w:uiPriority="49"/>
+    <w:lsdException w:name="Grid Table 5 Dark Accent 6" w:uiPriority="50"/>
+    <w:lsdException w:name="Grid Table 6 Colorful Accent 6" w:uiPriority="51"/>
+    <w:lsdException w:name="Grid Table 7 Colorful Accent 6" w:uiPriority="52"/>
+    <w:lsdException w:name="List Table 1 Light" w:uiPriority="46"/>
+    <w:lsdException w:name="List Table 2" w:uiPriority="47"/>
+    <w:lsdException w:name="List Table 3" w:uiPriority="48"/>
+    <w:lsdException w:name="List Table 4" w:uiPriority="49"/>
+    <w:lsdException w:name="List Table 5 Dark" w:uiPriority="50"/>
+    <w:lsdException w:name="List Table 6 Colorful" w:uiPriority="51"/>
+    <w:lsdException w:name="List Table 7 Colorful" w:uiPriority="52"/>
+    <w:lsdException w:name="List Table 1 Light Accent 1" w:uiPriority="46"/>
+    <w:lsdException w:name="List Table 2 Accent 1" w:uiPriority="47"/>
+    <w:lsdException w:name="List Table 3 Accent 1" w:uiPriority="48"/>
+    <w:lsdException w:name="List Table 4 Accent 1" w:uiPriority="49"/>
+    <w:lsdException w:name="List Table 5 Dark Accent 1" w:uiPriority="50"/>
+    <w:lsdException w:name="List Table 6 Colorful Accent 1" w:uiPriority="51"/>
+    <w:lsdException w:name="List Table 7 Colorful Accent 1" w:uiPriority="52"/>
+    <w:lsdException w:name="List Table 1 Light Accent 2" w:uiPriority="46"/>
+    <w:lsdException w:name="List Table 2 Accent 2" w:uiPriority="47"/>
+    <w:lsdException w:name="List Table 3 Accent 2" w:uiPriority="48"/>
+    <w:lsdException w:name="List Table 4 Accent 2" w:uiPriority="49"/>
+    <w:lsdException w:name="List Table 5 Dark Accent 2" w:uiPriority="50"/>
+    <w:lsdException w:name="List Table 6 Colorful Accent 2" w:uiPriority="51"/>
+    <w:lsdException w:name="List Table 7 Colorful Accent 2" w:uiPriority="52"/>
+    <w:lsdException w:name="List Table 1 Light Accent 3" w:uiPriority="46"/>
+    <w:lsdException w:name="List Table 2 Accent 3" w:uiPriority="47"/>
+    <w:lsdException w:name="List Table 3 Accent 3" w:uiPriority="48"/>
+    <w:lsdException w:name="List Table 4 Accent 3" w:uiPriority="49"/>
+    <w:lsdException w:name="List Table 5 Dark Accent 3" w:uiPriority="50"/>
+    <w:lsdException w:name="List Table 6 Colorful Accent 3" w:uiPriority="51"/>
+    <w:lsdException w:name="List Table 7 Colorful Accent 3" w:uiPriority="52"/>
+    <w:lsdException w:name="List Table 1 Light Accent 4" w:uiPriority="46"/>
+    <w:lsdException w:name="List Table 2 Accent 4" w:uiPriority="47"/>
+    <w:lsdException w:name="List Table 3 Accent 4" w:uiPriority="48"/>
+    <w:lsdException w:name="List Table 4 Accent 4" w:uiPriority="49"/>
+    <w:lsdException w:name="List Table 5 Dark Accent 4" w:uiPriority="50"/>
+    <w:lsdException w:name="List Table 6 Colorful Accent 4" w:uiPriority="51"/>
+    <w:lsdException w:name="List Table 7 Colorful Accent 4" w:uiPriority="52"/>
+    <w:lsdException w:name="List Table 1 Light Accent 5" w:uiPriority="46"/>
+    <w:lsdException w:name="List Table 2 Accent 5" w:uiPriority="47"/>
+    <w:lsdException w:name="List Table 3 Accent 5" w:uiPriority="48"/>
+    <w:lsdException w:name="List Table 4 Accent 5" w:uiPriority="49"/>
+    <w:lsdException w:name="List Table 5 Dark Accent 5" w:uiPriority="50"/>
+    <w:lsdException w:name="List Table 6 Colorful Accent 5" w:uiPriority="51"/>
+    <w:lsdException w:name="List Table 7 Colorful Accent 5" w:uiPriority="52"/>
+    <w:lsdException w:name="List Table 1 Light Accent 6" w:uiPriority="46"/>
+    <w:lsdException w:name="List Table 2 Accent 6" w:uiPriority="47"/>
+    <w:lsdException w:name="List Table 3 Accent 6" w:uiPriority="48"/>
+    <w:lsdException w:name="List Table 4 Accent 6" w:uiPriority="49"/>
+    <w:lsdException w:name="List Table 5 Dark Accent 6" w:uiPriority="50"/>
+    <w:lsdException w:name="List Table 6 Colorful Accent 6" w:uiPriority="51"/>
+    <w:lsdException w:name="List Table 7 Colorful Accent 6" w:uiPriority="52"/>
+    <w:lsdException w:name="Mention" w:semiHidden="1" w:unhideWhenUsed="1"/>
+    <w:lsdException w:name="Smart Hyperlink" w:semiHidden="1" w:unhideWhenUsed="1"/>
+    <w:lsdException w:name="Hashtag" w:semiHidden="1" w:unhideWhenUsed="1"/>
+    <w:lsdException w:name="Unresolved Mention" w:semiHidden="1" w:unhideWhenUsed="1"/>
+    <w:lsdException w:name="Smart Link" w:semiHidden="1" w:unhideWhenUsed="1"/>
   </w:latentStyles>
   <w:style w:type="paragraph" w:default="1" w:styleId="Normal">
     <w:name w:val="Normal"/>
     <w:qFormat/>
-    <w:rsid w:val="00C20FD8"/>
+    <w:rsid w:val="00F51D3E"/>
+    <w:pPr>
+      <w:spacing w:after="240" w:line="276" w:lineRule="auto"/>
+    </w:pPr>
+    <w:rPr>
+      <w:rFonts w:cstheme="minorHAnsi"/>
+      <w:sz w:val="28"/>
+      <w:szCs w:val="28"/>
+    </w:rPr>
+  </w:style>
+  <w:style w:type="paragraph" w:styleId="Heading1">
+    <w:name w:val="heading 1"/>
+    <w:basedOn w:val="NoSpacing"/>
+    <w:next w:val="Normal"/>
+    <w:link w:val="Heading1Char"/>
+    <w:qFormat/>
+    <w:rsid w:val="00F51D3E"/>
+    <w:pPr>
+      <w:keepNext/>
+      <w:spacing w:before="240" w:after="60"/>
+      <w:outlineLvl w:val="0"/>
+    </w:pPr>
+    <w:rPr>
+      <w:rFonts w:eastAsiaTheme="majorEastAsia"/>
+      <w:b/>
+      <w:kern w:val="28"/>
+      <w:sz w:val="56"/>
+    </w:rPr>
+  </w:style>
+  <w:style w:type="paragraph" w:styleId="Heading2">
+    <w:name w:val="heading 2"/>
+    <w:basedOn w:val="Heading1"/>
+    <w:next w:val="Normal"/>
+    <w:link w:val="Heading2Char"/>
+    <w:qFormat/>
+    <w:rsid w:val="00F51D3E"/>
+    <w:pPr>
+      <w:numPr>
+        <w:ilvl w:val="1"/>
+        <w:numId w:val="7"/>
+      </w:numPr>
+      <w:outlineLvl w:val="1"/>
+    </w:pPr>
+    <w:rPr>
+      <w:rFonts w:asciiTheme="majorHAnsi" w:hAnsiTheme="majorHAnsi"/>
+      <w:sz w:val="48"/>
+      <w:szCs w:val="48"/>
+    </w:rPr>
+  </w:style>
+  <w:style w:type="paragraph" w:styleId="Heading3">
+    <w:name w:val="heading 3"/>
+    <w:basedOn w:val="Heading2"/>
+    <w:next w:val="Normal"/>
+    <w:link w:val="Heading3Char"/>
+    <w:qFormat/>
+    <w:rsid w:val="00F51D3E"/>
+    <w:pPr>
+      <w:outlineLvl w:val="2"/>
+    </w:pPr>
+    <w:rPr>
+      <w:sz w:val="40"/>
+    </w:rPr>
+  </w:style>
+  <w:style w:type="paragraph" w:styleId="Heading4">
+    <w:name w:val="heading 4"/>
+    <w:basedOn w:val="Heading3"/>
+    <w:next w:val="Normal"/>
+    <w:link w:val="Heading4Char"/>
+    <w:qFormat/>
+    <w:rsid w:val="00F51D3E"/>
+    <w:pPr>
+      <w:numPr>
+        <w:ilvl w:val="3"/>
+      </w:numPr>
+      <w:outlineLvl w:val="3"/>
+    </w:pPr>
+    <w:rPr>
+      <w:sz w:val="32"/>
+    </w:rPr>
+  </w:style>
+  <w:style w:type="paragraph" w:styleId="Heading5">
+    <w:name w:val="heading 5"/>
+    <w:basedOn w:val="Heading4"/>
+    <w:next w:val="Normal"/>
+    <w:link w:val="Heading5Char"/>
+    <w:qFormat/>
+    <w:rsid w:val="00F51D3E"/>
+    <w:pPr>
+      <w:numPr>
+        <w:ilvl w:val="4"/>
+      </w:numPr>
+      <w:outlineLvl w:val="4"/>
+    </w:pPr>
+    <w:rPr>
+      <w:sz w:val="28"/>
+    </w:rPr>
+  </w:style>
+  <w:style w:type="paragraph" w:styleId="Heading6">
+    <w:name w:val="heading 6"/>
+    <w:basedOn w:val="Heading5"/>
+    <w:next w:val="Normal"/>
+    <w:link w:val="Heading6Char"/>
+    <w:qFormat/>
+    <w:rsid w:val="00F51D3E"/>
+    <w:pPr>
+      <w:numPr>
+        <w:ilvl w:val="5"/>
+      </w:numPr>
+      <w:outlineLvl w:val="5"/>
+    </w:pPr>
+    <w:rPr>
+      <w:bCs/>
+      <w:sz w:val="24"/>
+      <w:szCs w:val="24"/>
+      <w:u w:val="single"/>
+    </w:rPr>
+  </w:style>
+  <w:style w:type="paragraph" w:styleId="Heading7">
+    <w:name w:val="heading 7"/>
+    <w:basedOn w:val="Heading6"/>
+    <w:next w:val="Normal"/>
+    <w:link w:val="Heading7Char"/>
+    <w:qFormat/>
+    <w:rsid w:val="00F51D3E"/>
+    <w:pPr>
+      <w:keepNext w:val="0"/>
+      <w:numPr>
+        <w:ilvl w:val="0"/>
+        <w:numId w:val="0"/>
+      </w:numPr>
+      <w:outlineLvl w:val="6"/>
+    </w:pPr>
+    <w:rPr>
+      <w:b w:val="0"/>
+      <w:kern w:val="0"/>
+    </w:rPr>
+  </w:style>
+  <w:style w:type="paragraph" w:styleId="Heading8">
+    <w:name w:val="heading 8"/>
+    <w:basedOn w:val="Heading6"/>
+    <w:next w:val="Normal"/>
+    <w:link w:val="Heading8Char"/>
+    <w:qFormat/>
+    <w:rsid w:val="00F51D3E"/>
+    <w:pPr>
+      <w:outlineLvl w:val="7"/>
+    </w:pPr>
+    <w:rPr>
+      <w:i/>
+      <w:iCs/>
+      <w:u w:val="none"/>
+    </w:rPr>
+  </w:style>
+  <w:style w:type="paragraph" w:styleId="Heading9">
+    <w:name w:val="heading 9"/>
+    <w:basedOn w:val="Heading8"/>
+    <w:next w:val="Normal"/>
+    <w:link w:val="Heading9Char"/>
+    <w:qFormat/>
+    <w:rsid w:val="00F51D3E"/>
+    <w:pPr>
+      <w:outlineLvl w:val="8"/>
+    </w:pPr>
+    <w:rPr>
+      <w:b w:val="0"/>
+      <w:bCs w:val="0"/>
+    </w:rPr>
   </w:style>
   <w:style w:type="character" w:default="1" w:styleId="DefaultParagraphFont">
     <w:name w:val="Default Paragraph Font"/>
     <w:uiPriority w:val="1"/>
+    <w:semiHidden/>
     <w:unhideWhenUsed/>
   </w:style>
   <w:style w:type="table" w:default="1" w:styleId="TableNormal">
@@ -4522,7 +4973,6 @@
     <w:uiPriority w:val="99"/>
     <w:semiHidden/>
     <w:unhideWhenUsed/>
-    <w:qFormat/>
     <w:tblPr>
       <w:tblInd w:w="0" w:type="dxa"/>
       <w:tblCellMar>
@@ -4568,6 +5018,505 @@
       <w:sz w:val="20"/>
       <w:szCs w:val="20"/>
       <w:lang w:eastAsia="ar-SA"/>
+    </w:rPr>
+  </w:style>
+  <w:style w:type="paragraph" w:customStyle="1" w:styleId="Subheading1">
+    <w:name w:val="Subheading 1"/>
+    <w:basedOn w:val="Heading1"/>
+    <w:next w:val="Normal"/>
+    <w:link w:val="Subheading1Char"/>
+    <w:qFormat/>
+    <w:rsid w:val="00F51D3E"/>
+    <w:pPr>
+      <w:spacing w:before="0" w:after="0" w:line="240" w:lineRule="auto"/>
+      <w:contextualSpacing/>
+    </w:pPr>
+    <w:rPr>
+      <w:rFonts w:asciiTheme="majorHAnsi" w:eastAsiaTheme="minorHAnsi" w:hAnsiTheme="majorHAnsi"/>
+      <w:sz w:val="48"/>
+      <w:szCs w:val="48"/>
+      <w:vertAlign w:val="superscript"/>
+    </w:rPr>
+  </w:style>
+  <w:style w:type="character" w:customStyle="1" w:styleId="Subheading1Char">
+    <w:name w:val="Subheading 1 Char"/>
+    <w:basedOn w:val="DefaultParagraphFont"/>
+    <w:link w:val="Subheading1"/>
+    <w:rsid w:val="00F51D3E"/>
+    <w:rPr>
+      <w:rFonts w:asciiTheme="majorHAnsi" w:hAnsiTheme="majorHAnsi" w:cstheme="minorHAnsi"/>
+      <w:b/>
+      <w:kern w:val="28"/>
+      <w:sz w:val="48"/>
+      <w:szCs w:val="48"/>
+      <w:vertAlign w:val="superscript"/>
+    </w:rPr>
+  </w:style>
+  <w:style w:type="character" w:customStyle="1" w:styleId="Heading1Char">
+    <w:name w:val="Heading 1 Char"/>
+    <w:basedOn w:val="DefaultParagraphFont"/>
+    <w:link w:val="Heading1"/>
+    <w:rsid w:val="00F51D3E"/>
+    <w:rPr>
+      <w:rFonts w:eastAsiaTheme="majorEastAsia" w:cstheme="minorHAnsi"/>
+      <w:b/>
+      <w:kern w:val="28"/>
+      <w:sz w:val="56"/>
+      <w:szCs w:val="28"/>
+    </w:rPr>
+  </w:style>
+  <w:style w:type="paragraph" w:customStyle="1" w:styleId="Subheading2">
+    <w:name w:val="Subheading 2"/>
+    <w:basedOn w:val="Subheading1"/>
+    <w:next w:val="Normal"/>
+    <w:link w:val="Subheading2Char"/>
+    <w:qFormat/>
+    <w:rsid w:val="00F51D3E"/>
+  </w:style>
+  <w:style w:type="character" w:customStyle="1" w:styleId="Subheading2Char">
+    <w:name w:val="Subheading 2 Char"/>
+    <w:basedOn w:val="Subheading1Char"/>
+    <w:link w:val="Subheading2"/>
+    <w:rsid w:val="00F51D3E"/>
+    <w:rPr>
+      <w:rFonts w:asciiTheme="majorHAnsi" w:hAnsiTheme="majorHAnsi" w:cstheme="minorHAnsi"/>
+      <w:b/>
+      <w:kern w:val="28"/>
+      <w:sz w:val="48"/>
+      <w:szCs w:val="48"/>
+      <w:vertAlign w:val="superscript"/>
+    </w:rPr>
+  </w:style>
+  <w:style w:type="paragraph" w:customStyle="1" w:styleId="Subheading3">
+    <w:name w:val="Subheading 3"/>
+    <w:basedOn w:val="Subheading2"/>
+    <w:next w:val="Normal"/>
+    <w:link w:val="Subheading3Char"/>
+    <w:qFormat/>
+    <w:rsid w:val="00F51D3E"/>
+    <w:rPr>
+      <w:sz w:val="40"/>
+      <w:szCs w:val="40"/>
+    </w:rPr>
+  </w:style>
+  <w:style w:type="character" w:customStyle="1" w:styleId="Subheading3Char">
+    <w:name w:val="Subheading 3 Char"/>
+    <w:basedOn w:val="Subheading2Char"/>
+    <w:link w:val="Subheading3"/>
+    <w:rsid w:val="00F51D3E"/>
+    <w:rPr>
+      <w:rFonts w:asciiTheme="majorHAnsi" w:hAnsiTheme="majorHAnsi" w:cstheme="minorHAnsi"/>
+      <w:b/>
+      <w:kern w:val="28"/>
+      <w:sz w:val="40"/>
+      <w:szCs w:val="40"/>
+      <w:vertAlign w:val="superscript"/>
+    </w:rPr>
+  </w:style>
+  <w:style w:type="paragraph" w:customStyle="1" w:styleId="Suptitle">
+    <w:name w:val="Suptitle"/>
+    <w:basedOn w:val="Subtitle"/>
+    <w:link w:val="SuptitleChar"/>
+    <w:qFormat/>
+    <w:rsid w:val="00F51D3E"/>
+    <w:pPr>
+      <w:spacing w:before="240" w:line="240" w:lineRule="auto"/>
+    </w:pPr>
+    <w:rPr>
+      <w:vertAlign w:val="subscript"/>
+    </w:rPr>
+  </w:style>
+  <w:style w:type="character" w:customStyle="1" w:styleId="SuptitleChar">
+    <w:name w:val="Suptitle Char"/>
+    <w:basedOn w:val="SubtitleChar"/>
+    <w:link w:val="Suptitle"/>
+    <w:rsid w:val="00F51D3E"/>
+    <w:rPr>
+      <w:rFonts w:asciiTheme="majorHAnsi" w:eastAsiaTheme="majorEastAsia" w:hAnsiTheme="majorHAnsi" w:cstheme="majorBidi"/>
+      <w:color w:val="7F7F7F" w:themeColor="text1" w:themeTint="80"/>
+      <w:spacing w:val="-10"/>
+      <w:kern w:val="28"/>
+      <w:sz w:val="72"/>
+      <w:szCs w:val="72"/>
+      <w:vertAlign w:val="subscript"/>
+    </w:rPr>
+  </w:style>
+  <w:style w:type="paragraph" w:styleId="Subtitle">
+    <w:name w:val="Subtitle"/>
+    <w:basedOn w:val="Title"/>
+    <w:next w:val="Normal"/>
+    <w:link w:val="SubtitleChar"/>
+    <w:uiPriority w:val="11"/>
+    <w:qFormat/>
+    <w:rsid w:val="00F51D3E"/>
+    <w:rPr>
+      <w:b w:val="0"/>
+      <w:bCs w:val="0"/>
+      <w:color w:val="7F7F7F" w:themeColor="text1" w:themeTint="80"/>
+      <w:vertAlign w:val="superscript"/>
+    </w:rPr>
+  </w:style>
+  <w:style w:type="character" w:customStyle="1" w:styleId="SubtitleChar">
+    <w:name w:val="Subtitle Char"/>
+    <w:basedOn w:val="DefaultParagraphFont"/>
+    <w:link w:val="Subtitle"/>
+    <w:uiPriority w:val="11"/>
+    <w:rsid w:val="00F51D3E"/>
+    <w:rPr>
+      <w:rFonts w:asciiTheme="majorHAnsi" w:eastAsiaTheme="majorEastAsia" w:hAnsiTheme="majorHAnsi" w:cstheme="majorBidi"/>
+      <w:color w:val="7F7F7F" w:themeColor="text1" w:themeTint="80"/>
+      <w:spacing w:val="-10"/>
+      <w:kern w:val="28"/>
+      <w:sz w:val="72"/>
+      <w:szCs w:val="72"/>
+      <w:vertAlign w:val="superscript"/>
+    </w:rPr>
+  </w:style>
+  <w:style w:type="paragraph" w:styleId="NoSpacing">
+    <w:name w:val="No Spacing"/>
+    <w:basedOn w:val="Normal"/>
+    <w:uiPriority w:val="1"/>
+    <w:qFormat/>
+    <w:rsid w:val="00F51D3E"/>
+    <w:pPr>
+      <w:spacing w:after="0"/>
+    </w:pPr>
+  </w:style>
+  <w:style w:type="character" w:customStyle="1" w:styleId="Heading2Char">
+    <w:name w:val="Heading 2 Char"/>
+    <w:basedOn w:val="DefaultParagraphFont"/>
+    <w:link w:val="Heading2"/>
+    <w:rsid w:val="00F51D3E"/>
+    <w:rPr>
+      <w:rFonts w:asciiTheme="majorHAnsi" w:eastAsiaTheme="majorEastAsia" w:hAnsiTheme="majorHAnsi" w:cstheme="minorHAnsi"/>
+      <w:b/>
+      <w:kern w:val="28"/>
+      <w:sz w:val="48"/>
+      <w:szCs w:val="48"/>
+    </w:rPr>
+  </w:style>
+  <w:style w:type="character" w:customStyle="1" w:styleId="Heading3Char">
+    <w:name w:val="Heading 3 Char"/>
+    <w:basedOn w:val="DefaultParagraphFont"/>
+    <w:link w:val="Heading3"/>
+    <w:rsid w:val="00F51D3E"/>
+    <w:rPr>
+      <w:rFonts w:asciiTheme="majorHAnsi" w:eastAsiaTheme="majorEastAsia" w:hAnsiTheme="majorHAnsi" w:cstheme="minorHAnsi"/>
+      <w:b/>
+      <w:kern w:val="28"/>
+      <w:sz w:val="40"/>
+      <w:szCs w:val="48"/>
+    </w:rPr>
+  </w:style>
+  <w:style w:type="character" w:customStyle="1" w:styleId="Heading4Char">
+    <w:name w:val="Heading 4 Char"/>
+    <w:basedOn w:val="DefaultParagraphFont"/>
+    <w:link w:val="Heading4"/>
+    <w:rsid w:val="00F51D3E"/>
+    <w:rPr>
+      <w:rFonts w:asciiTheme="majorHAnsi" w:eastAsiaTheme="majorEastAsia" w:hAnsiTheme="majorHAnsi" w:cstheme="minorHAnsi"/>
+      <w:b/>
+      <w:kern w:val="28"/>
+      <w:sz w:val="32"/>
+      <w:szCs w:val="48"/>
+    </w:rPr>
+  </w:style>
+  <w:style w:type="character" w:customStyle="1" w:styleId="Heading5Char">
+    <w:name w:val="Heading 5 Char"/>
+    <w:basedOn w:val="DefaultParagraphFont"/>
+    <w:link w:val="Heading5"/>
+    <w:rsid w:val="00F51D3E"/>
+    <w:rPr>
+      <w:rFonts w:asciiTheme="majorHAnsi" w:eastAsiaTheme="majorEastAsia" w:hAnsiTheme="majorHAnsi" w:cstheme="minorHAnsi"/>
+      <w:b/>
+      <w:kern w:val="28"/>
+      <w:sz w:val="28"/>
+      <w:szCs w:val="48"/>
+    </w:rPr>
+  </w:style>
+  <w:style w:type="character" w:customStyle="1" w:styleId="Heading6Char">
+    <w:name w:val="Heading 6 Char"/>
+    <w:basedOn w:val="DefaultParagraphFont"/>
+    <w:link w:val="Heading6"/>
+    <w:rsid w:val="00F51D3E"/>
+    <w:rPr>
+      <w:rFonts w:asciiTheme="majorHAnsi" w:eastAsiaTheme="majorEastAsia" w:hAnsiTheme="majorHAnsi" w:cstheme="minorHAnsi"/>
+      <w:b/>
+      <w:bCs/>
+      <w:kern w:val="28"/>
+      <w:sz w:val="24"/>
+      <w:szCs w:val="24"/>
+      <w:u w:val="single"/>
+    </w:rPr>
+  </w:style>
+  <w:style w:type="character" w:customStyle="1" w:styleId="Heading7Char">
+    <w:name w:val="Heading 7 Char"/>
+    <w:basedOn w:val="DefaultParagraphFont"/>
+    <w:link w:val="Heading7"/>
+    <w:rsid w:val="00F51D3E"/>
+    <w:rPr>
+      <w:rFonts w:asciiTheme="majorHAnsi" w:eastAsiaTheme="majorEastAsia" w:hAnsiTheme="majorHAnsi" w:cstheme="minorHAnsi"/>
+      <w:bCs/>
+      <w:sz w:val="24"/>
+      <w:szCs w:val="24"/>
+      <w:u w:val="single"/>
+    </w:rPr>
+  </w:style>
+  <w:style w:type="character" w:customStyle="1" w:styleId="Heading8Char">
+    <w:name w:val="Heading 8 Char"/>
+    <w:basedOn w:val="DefaultParagraphFont"/>
+    <w:link w:val="Heading8"/>
+    <w:rsid w:val="00F51D3E"/>
+    <w:rPr>
+      <w:rFonts w:asciiTheme="majorHAnsi" w:eastAsiaTheme="majorEastAsia" w:hAnsiTheme="majorHAnsi" w:cstheme="minorHAnsi"/>
+      <w:b/>
+      <w:bCs/>
+      <w:i/>
+      <w:iCs/>
+      <w:kern w:val="28"/>
+      <w:sz w:val="24"/>
+      <w:szCs w:val="24"/>
+    </w:rPr>
+  </w:style>
+  <w:style w:type="character" w:customStyle="1" w:styleId="Heading9Char">
+    <w:name w:val="Heading 9 Char"/>
+    <w:basedOn w:val="DefaultParagraphFont"/>
+    <w:link w:val="Heading9"/>
+    <w:rsid w:val="00F51D3E"/>
+    <w:rPr>
+      <w:rFonts w:asciiTheme="majorHAnsi" w:eastAsiaTheme="majorEastAsia" w:hAnsiTheme="majorHAnsi" w:cstheme="minorHAnsi"/>
+      <w:i/>
+      <w:iCs/>
+      <w:kern w:val="28"/>
+      <w:sz w:val="24"/>
+      <w:szCs w:val="24"/>
+    </w:rPr>
+  </w:style>
+  <w:style w:type="paragraph" w:styleId="Caption">
+    <w:name w:val="caption"/>
+    <w:basedOn w:val="Normal"/>
+    <w:next w:val="Normal"/>
+    <w:uiPriority w:val="35"/>
+    <w:semiHidden/>
+    <w:unhideWhenUsed/>
+    <w:qFormat/>
+    <w:rsid w:val="00F51D3E"/>
+    <w:pPr>
+      <w:spacing w:after="200"/>
+    </w:pPr>
+    <w:rPr>
+      <w:rFonts w:eastAsia="Times New Roman"/>
+      <w:i/>
+      <w:iCs/>
+      <w:color w:val="1F497D" w:themeColor="text2"/>
+      <w:szCs w:val="18"/>
+    </w:rPr>
+  </w:style>
+  <w:style w:type="paragraph" w:styleId="Title">
+    <w:name w:val="Title"/>
+    <w:basedOn w:val="NoSpacing"/>
+    <w:next w:val="Normal"/>
+    <w:link w:val="TitleChar"/>
+    <w:uiPriority w:val="10"/>
+    <w:qFormat/>
+    <w:rsid w:val="00F51D3E"/>
+    <w:rPr>
+      <w:rFonts w:asciiTheme="majorHAnsi" w:eastAsiaTheme="majorEastAsia" w:hAnsiTheme="majorHAnsi" w:cstheme="majorBidi"/>
+      <w:b/>
+      <w:bCs/>
+      <w:spacing w:val="-10"/>
+      <w:kern w:val="28"/>
+      <w:sz w:val="72"/>
+      <w:szCs w:val="72"/>
+    </w:rPr>
+  </w:style>
+  <w:style w:type="character" w:customStyle="1" w:styleId="TitleChar">
+    <w:name w:val="Title Char"/>
+    <w:basedOn w:val="DefaultParagraphFont"/>
+    <w:link w:val="Title"/>
+    <w:uiPriority w:val="10"/>
+    <w:rsid w:val="00F51D3E"/>
+    <w:rPr>
+      <w:rFonts w:asciiTheme="majorHAnsi" w:eastAsiaTheme="majorEastAsia" w:hAnsiTheme="majorHAnsi" w:cstheme="majorBidi"/>
+      <w:b/>
+      <w:bCs/>
+      <w:spacing w:val="-10"/>
+      <w:kern w:val="28"/>
+      <w:sz w:val="72"/>
+      <w:szCs w:val="72"/>
+    </w:rPr>
+  </w:style>
+  <w:style w:type="character" w:styleId="Strong">
+    <w:name w:val="Strong"/>
+    <w:uiPriority w:val="22"/>
+    <w:qFormat/>
+    <w:rsid w:val="00F51D3E"/>
+    <w:rPr>
+      <w:b/>
+      <w:bCs/>
+    </w:rPr>
+  </w:style>
+  <w:style w:type="character" w:styleId="Emphasis">
+    <w:name w:val="Emphasis"/>
+    <w:uiPriority w:val="20"/>
+    <w:qFormat/>
+    <w:rsid w:val="00F51D3E"/>
+    <w:rPr>
+      <w:rFonts w:asciiTheme="minorHAnsi" w:hAnsiTheme="minorHAnsi" w:cstheme="minorHAnsi"/>
+      <w:i/>
+      <w:iCs/>
+      <w:sz w:val="28"/>
+      <w:szCs w:val="28"/>
+    </w:rPr>
+  </w:style>
+  <w:style w:type="paragraph" w:styleId="ListParagraph">
+    <w:name w:val="List Paragraph"/>
+    <w:basedOn w:val="Normal"/>
+    <w:uiPriority w:val="34"/>
+    <w:qFormat/>
+    <w:rsid w:val="00F51D3E"/>
+    <w:pPr>
+      <w:ind w:left="720"/>
+      <w:contextualSpacing/>
+    </w:pPr>
+    <w:rPr>
+      <w:rFonts w:eastAsia="Times New Roman"/>
+    </w:rPr>
+  </w:style>
+  <w:style w:type="paragraph" w:styleId="Quote">
+    <w:name w:val="Quote"/>
+    <w:basedOn w:val="Normal"/>
+    <w:next w:val="Normal"/>
+    <w:link w:val="QuoteChar"/>
+    <w:uiPriority w:val="29"/>
+    <w:qFormat/>
+    <w:rsid w:val="00F51D3E"/>
+    <w:pPr>
+      <w:keepLines/>
+      <w:pageBreakBefore/>
+      <w:pBdr>
+        <w:left w:val="single" w:sz="4" w:space="7" w:color="auto"/>
+      </w:pBdr>
+      <w:spacing w:before="120" w:after="120"/>
+      <w:ind w:left="360"/>
+      <w:contextualSpacing/>
+      <w:mirrorIndents/>
+    </w:pPr>
+  </w:style>
+  <w:style w:type="character" w:customStyle="1" w:styleId="QuoteChar">
+    <w:name w:val="Quote Char"/>
+    <w:basedOn w:val="DefaultParagraphFont"/>
+    <w:link w:val="Quote"/>
+    <w:uiPriority w:val="29"/>
+    <w:rsid w:val="00F51D3E"/>
+    <w:rPr>
+      <w:rFonts w:cstheme="minorHAnsi"/>
+      <w:sz w:val="28"/>
+      <w:szCs w:val="28"/>
+    </w:rPr>
+  </w:style>
+  <w:style w:type="paragraph" w:styleId="IntenseQuote">
+    <w:name w:val="Intense Quote"/>
+    <w:basedOn w:val="Quote"/>
+    <w:next w:val="Normal"/>
+    <w:link w:val="IntenseQuoteChar"/>
+    <w:uiPriority w:val="30"/>
+    <w:qFormat/>
+    <w:rsid w:val="00F51D3E"/>
+    <w:pPr>
+      <w:pBdr>
+        <w:left w:val="single" w:sz="18" w:space="7" w:color="auto"/>
+      </w:pBdr>
+    </w:pPr>
+    <w:rPr>
+      <w:b/>
+      <w:bCs/>
+    </w:rPr>
+  </w:style>
+  <w:style w:type="character" w:customStyle="1" w:styleId="IntenseQuoteChar">
+    <w:name w:val="Intense Quote Char"/>
+    <w:basedOn w:val="DefaultParagraphFont"/>
+    <w:link w:val="IntenseQuote"/>
+    <w:uiPriority w:val="30"/>
+    <w:rsid w:val="00F51D3E"/>
+    <w:rPr>
+      <w:rFonts w:cstheme="minorHAnsi"/>
+      <w:b/>
+      <w:bCs/>
+      <w:sz w:val="28"/>
+      <w:szCs w:val="28"/>
+    </w:rPr>
+  </w:style>
+  <w:style w:type="character" w:styleId="SubtleEmphasis">
+    <w:name w:val="Subtle Emphasis"/>
+    <w:basedOn w:val="Emphasis"/>
+    <w:uiPriority w:val="19"/>
+    <w:qFormat/>
+    <w:rsid w:val="00F51D3E"/>
+    <w:rPr>
+      <w:rFonts w:asciiTheme="minorHAnsi" w:hAnsiTheme="minorHAnsi" w:cs="Calibri Light"/>
+      <w:i/>
+      <w:iCs/>
+      <w:color w:val="7F7F7F" w:themeColor="text1" w:themeTint="80"/>
+      <w:sz w:val="28"/>
+      <w:szCs w:val="28"/>
+    </w:rPr>
+  </w:style>
+  <w:style w:type="character" w:styleId="IntenseEmphasis">
+    <w:name w:val="Intense Emphasis"/>
+    <w:basedOn w:val="Emphasis"/>
+    <w:uiPriority w:val="21"/>
+    <w:qFormat/>
+    <w:rsid w:val="00F51D3E"/>
+    <w:rPr>
+      <w:rFonts w:asciiTheme="minorHAnsi" w:hAnsiTheme="minorHAnsi" w:cstheme="minorHAnsi"/>
+      <w:b/>
+      <w:bCs/>
+      <w:i/>
+      <w:iCs/>
+      <w:sz w:val="28"/>
+      <w:szCs w:val="28"/>
+    </w:rPr>
+  </w:style>
+  <w:style w:type="character" w:styleId="SubtleReference">
+    <w:name w:val="Subtle Reference"/>
+    <w:uiPriority w:val="31"/>
+    <w:qFormat/>
+    <w:rsid w:val="00F51D3E"/>
+    <w:rPr>
+      <w:caps/>
+      <w:color w:val="7F7F7F" w:themeColor="text1" w:themeTint="80"/>
+      <w:sz w:val="22"/>
+      <w:szCs w:val="22"/>
+    </w:rPr>
+  </w:style>
+  <w:style w:type="character" w:styleId="IntenseReference">
+    <w:name w:val="Intense Reference"/>
+    <w:basedOn w:val="SubtleReference"/>
+    <w:uiPriority w:val="32"/>
+    <w:qFormat/>
+    <w:rsid w:val="00F51D3E"/>
+    <w:rPr>
+      <w:b/>
+      <w:bCs/>
+      <w:caps/>
+      <w:color w:val="7F7F7F" w:themeColor="text1" w:themeTint="80"/>
+      <w:sz w:val="22"/>
+      <w:szCs w:val="22"/>
+    </w:rPr>
+  </w:style>
+  <w:style w:type="character" w:styleId="BookTitle">
+    <w:name w:val="Book Title"/>
+    <w:basedOn w:val="DefaultParagraphFont"/>
+    <w:uiPriority w:val="33"/>
+    <w:qFormat/>
+    <w:rsid w:val="00F51D3E"/>
+    <w:rPr>
+      <w:b/>
+      <w:bCs/>
+      <w:i/>
+      <w:iCs/>
+      <w:spacing w:val="5"/>
     </w:rPr>
   </w:style>
 </w:styles>
